--- a/Adatbázis/KalandBörze_Adatbázis.docx
+++ b/Adatbázis/KalandBörze_Adatbázis.docx
@@ -1097,886 +1097,1367 @@
     </w:sdt>
     <w:p>
       <w:pPr>
+        <w:rPr>
+          <w:b/>
+          <w:bCs/>
+        </w:rPr>
+      </w:pPr>
+    </w:p>
+    <w:p>
+      <w:pPr>
+        <w:rPr>
+          <w:b/>
+          <w:bCs/>
+        </w:rPr>
+      </w:pPr>
+    </w:p>
+    <w:p>
+      <w:pPr>
+        <w:rPr>
+          <w:b/>
+          <w:bCs/>
+        </w:rPr>
+      </w:pPr>
+    </w:p>
+    <w:p>
+      <w:pPr>
+        <w:rPr>
+          <w:b/>
+          <w:bCs/>
+        </w:rPr>
+      </w:pPr>
+    </w:p>
+    <w:p>
+      <w:pPr>
+        <w:rPr>
+          <w:b/>
+          <w:bCs/>
+        </w:rPr>
+      </w:pPr>
+    </w:p>
+    <w:p>
+      <w:pPr>
+        <w:rPr>
+          <w:b/>
+          <w:bCs/>
+        </w:rPr>
+      </w:pPr>
+    </w:p>
+    <w:p>
+      <w:pPr>
+        <w:rPr>
+          <w:b/>
+          <w:bCs/>
+        </w:rPr>
+      </w:pPr>
+    </w:p>
+    <w:p>
+      <w:pPr>
+        <w:rPr>
+          <w:b/>
+          <w:bCs/>
+        </w:rPr>
+      </w:pPr>
+    </w:p>
+    <w:p>
+      <w:pPr>
+        <w:rPr>
+          <w:b/>
+          <w:bCs/>
+        </w:rPr>
+      </w:pPr>
+    </w:p>
+    <w:p>
+      <w:pPr>
+        <w:rPr>
+          <w:b/>
+          <w:bCs/>
+        </w:rPr>
+      </w:pPr>
+    </w:p>
+    <w:p>
+      <w:pPr>
+        <w:rPr>
+          <w:b/>
+          <w:bCs/>
+        </w:rPr>
+      </w:pPr>
+    </w:p>
+    <w:p>
+      <w:pPr>
+        <w:rPr>
+          <w:b/>
+          <w:bCs/>
+        </w:rPr>
+      </w:pPr>
+    </w:p>
+    <w:p>
+      <w:pPr>
+        <w:rPr>
+          <w:b/>
+          <w:bCs/>
+        </w:rPr>
+      </w:pPr>
+    </w:p>
+    <w:p>
+      <w:pPr>
+        <w:rPr>
+          <w:b/>
+          <w:bCs/>
+        </w:rPr>
+      </w:pPr>
+    </w:p>
+    <w:p>
+      <w:pPr>
+        <w:rPr>
+          <w:b/>
+          <w:bCs/>
+        </w:rPr>
+      </w:pPr>
+    </w:p>
+    <w:p>
+      <w:pPr>
+        <w:rPr>
+          <w:b/>
+          <w:bCs/>
+        </w:rPr>
+      </w:pPr>
+    </w:p>
+    <w:p>
+      <w:pPr>
+        <w:rPr>
+          <w:b/>
+          <w:bCs/>
+        </w:rPr>
+      </w:pPr>
+    </w:p>
+    <w:p>
+      <w:pPr>
+        <w:rPr>
+          <w:b/>
+          <w:bCs/>
+        </w:rPr>
+      </w:pPr>
+    </w:p>
+    <w:p>
+      <w:pPr>
+        <w:rPr>
+          <w:b/>
+          <w:bCs/>
+        </w:rPr>
+      </w:pPr>
+    </w:p>
+    <w:p>
+      <w:pPr>
         <w:pStyle w:val="Cmsor1"/>
       </w:pPr>
-      <w:bookmarkStart w:id="0" w:name="_Toc241577386"/>
       <w:r>
         <w:lastRenderedPageBreak/>
         <w:t>Táblák</w:t>
       </w:r>
-      <w:bookmarkEnd w:id="0"/>
     </w:p>
     <w:p>
       <w:pPr>
         <w:pStyle w:val="Cmsor2"/>
+      </w:pPr>
+      <w:r>
+        <w:t xml:space="preserve"> </w:t>
+      </w:r>
+      <w:r>
+        <w:t>user</w:t>
+      </w:r>
+    </w:p>
+    <w:p>
+      <w:pPr>
+        <w:ind w:left="708"/>
+      </w:pPr>
+      <w:r>
+        <w:t>-</w:t>
+      </w:r>
+      <w:r>
+        <w:tab/>
+      </w:r>
+      <w:proofErr w:type="spellStart"/>
+      <w:r>
+        <w:t>id</w:t>
+      </w:r>
+      <w:proofErr w:type="spellEnd"/>
+      <w:r>
+        <w:t xml:space="preserve"> (</w:t>
+      </w:r>
+      <w:proofErr w:type="spellStart"/>
+      <w:r>
+        <w:t>Primary</w:t>
+      </w:r>
+      <w:proofErr w:type="spellEnd"/>
+      <w:r>
+        <w:t xml:space="preserve"> Key): A felhasználónak generált szám (</w:t>
+      </w:r>
+      <w:proofErr w:type="spellStart"/>
+      <w:r>
+        <w:t>BigInt</w:t>
+      </w:r>
+      <w:proofErr w:type="spellEnd"/>
+      <w:r>
+        <w:t>)</w:t>
+      </w:r>
+    </w:p>
+    <w:p>
+      <w:pPr>
+        <w:ind w:left="708"/>
+      </w:pPr>
+      <w:r>
+        <w:t>-</w:t>
+      </w:r>
+      <w:r>
+        <w:tab/>
+      </w:r>
+      <w:proofErr w:type="spellStart"/>
+      <w:r>
+        <w:t>username</w:t>
+      </w:r>
+      <w:proofErr w:type="spellEnd"/>
+      <w:r>
+        <w:t>: A felhasználó kitalált neve (</w:t>
+      </w:r>
+      <w:proofErr w:type="spellStart"/>
+      <w:r>
+        <w:t>varchar</w:t>
+      </w:r>
+      <w:proofErr w:type="spellEnd"/>
+      <w:r>
+        <w:t>(255))</w:t>
+      </w:r>
+    </w:p>
+    <w:p>
+      <w:pPr>
+        <w:ind w:left="708"/>
+      </w:pPr>
+      <w:r>
+        <w:t>-</w:t>
+      </w:r>
+      <w:r>
+        <w:tab/>
+      </w:r>
+      <w:proofErr w:type="spellStart"/>
+      <w:r>
+        <w:t>name</w:t>
+      </w:r>
+      <w:proofErr w:type="spellEnd"/>
+      <w:r>
+        <w:t>: A felhasználó neve (</w:t>
+      </w:r>
+      <w:proofErr w:type="spellStart"/>
+      <w:r>
+        <w:t>varchar</w:t>
+      </w:r>
+      <w:proofErr w:type="spellEnd"/>
+      <w:r>
+        <w:t>(255)) (Nem lehet benne szám)</w:t>
+      </w:r>
+    </w:p>
+    <w:p>
+      <w:pPr>
+        <w:ind w:left="708"/>
+      </w:pPr>
+      <w:r>
+        <w:t>-</w:t>
+      </w:r>
+      <w:r>
+        <w:tab/>
+      </w:r>
+      <w:proofErr w:type="spellStart"/>
+      <w:r>
+        <w:t>password</w:t>
+      </w:r>
+      <w:proofErr w:type="spellEnd"/>
+      <w:r>
+        <w:t xml:space="preserve">: A felhasználó </w:t>
+      </w:r>
+      <w:proofErr w:type="spellStart"/>
+      <w:r>
+        <w:t>jelszava</w:t>
+      </w:r>
+      <w:proofErr w:type="spellEnd"/>
+      <w:r>
+        <w:t xml:space="preserve"> (</w:t>
+      </w:r>
+      <w:proofErr w:type="spellStart"/>
+      <w:r>
+        <w:t>varchar</w:t>
+      </w:r>
+      <w:proofErr w:type="spellEnd"/>
+      <w:r>
+        <w:t>(255)) (Titkosított)</w:t>
+      </w:r>
+    </w:p>
+    <w:p>
+      <w:pPr>
+        <w:ind w:left="708"/>
+      </w:pPr>
+      <w:r>
+        <w:t>-</w:t>
+      </w:r>
+      <w:r>
+        <w:tab/>
+        <w:t>email: A felhasználó e-mail címe (</w:t>
+      </w:r>
+      <w:proofErr w:type="spellStart"/>
+      <w:r>
+        <w:t>varchar</w:t>
+      </w:r>
+      <w:proofErr w:type="spellEnd"/>
+      <w:r>
+        <w:t>(255)) („@” karakter kötelező bele)</w:t>
+      </w:r>
+    </w:p>
+    <w:p>
+      <w:pPr>
+        <w:ind w:left="708"/>
+      </w:pPr>
+      <w:r>
+        <w:t>-</w:t>
+      </w:r>
+      <w:r>
+        <w:tab/>
+      </w:r>
+      <w:proofErr w:type="spellStart"/>
+      <w:r>
+        <w:t>phone</w:t>
+      </w:r>
+      <w:proofErr w:type="spellEnd"/>
+      <w:r>
+        <w:t>: A felhasználó telefonszáma (</w:t>
+      </w:r>
+      <w:proofErr w:type="spellStart"/>
+      <w:r>
+        <w:t>BigInt</w:t>
+      </w:r>
+      <w:proofErr w:type="spellEnd"/>
+      <w:r>
+        <w:t xml:space="preserve">) </w:t>
+      </w:r>
+    </w:p>
+    <w:p>
+      <w:pPr>
+        <w:ind w:left="708"/>
+      </w:pPr>
+      <w:r>
+        <w:t>-</w:t>
+      </w:r>
+      <w:r>
+        <w:tab/>
+      </w:r>
+      <w:proofErr w:type="spellStart"/>
+      <w:r>
+        <w:t>birth_date</w:t>
+      </w:r>
+      <w:proofErr w:type="spellEnd"/>
+      <w:r>
+        <w:t>: A felhasználó születési ideje (</w:t>
+      </w:r>
+      <w:proofErr w:type="spellStart"/>
+      <w:r>
+        <w:t>DateTime</w:t>
+      </w:r>
+      <w:proofErr w:type="spellEnd"/>
+      <w:r>
+        <w:t>)</w:t>
+      </w:r>
+    </w:p>
+    <w:p>
+      <w:pPr>
+        <w:pStyle w:val="Cmsor2"/>
+      </w:pPr>
+      <w:r>
+        <w:t xml:space="preserve"> </w:t>
+      </w:r>
+      <w:r>
+        <w:t>event</w:t>
+      </w:r>
+    </w:p>
+    <w:p>
+      <w:pPr>
+        <w:ind w:left="708"/>
+      </w:pPr>
+      <w:proofErr w:type="spellStart"/>
+      <w:r>
+        <w:t>id</w:t>
+      </w:r>
+      <w:proofErr w:type="spellEnd"/>
+      <w:r>
+        <w:t xml:space="preserve"> (</w:t>
+      </w:r>
+      <w:proofErr w:type="spellStart"/>
+      <w:r>
+        <w:t>Primary</w:t>
+      </w:r>
+      <w:proofErr w:type="spellEnd"/>
+      <w:r>
+        <w:t xml:space="preserve"> Key): Az esemény  generált azonosítója (</w:t>
+      </w:r>
+      <w:proofErr w:type="spellStart"/>
+      <w:r>
+        <w:t>BigInt</w:t>
+      </w:r>
+      <w:proofErr w:type="spellEnd"/>
+      <w:r>
+        <w:t>)</w:t>
+      </w:r>
+    </w:p>
+    <w:p>
+      <w:pPr>
+        <w:ind w:left="708"/>
+      </w:pPr>
+      <w:r>
+        <w:t>-</w:t>
+      </w:r>
+      <w:r>
+        <w:tab/>
+      </w:r>
+      <w:proofErr w:type="spellStart"/>
+      <w:r>
+        <w:t>name</w:t>
+      </w:r>
+      <w:proofErr w:type="spellEnd"/>
+      <w:r>
+        <w:t>: Az esemény neve (</w:t>
+      </w:r>
+      <w:proofErr w:type="spellStart"/>
+      <w:r>
+        <w:t>varchar</w:t>
+      </w:r>
+      <w:proofErr w:type="spellEnd"/>
+      <w:r>
+        <w:t>(255))</w:t>
+      </w:r>
+    </w:p>
+    <w:p>
+      <w:pPr>
+        <w:ind w:left="708"/>
+      </w:pPr>
+      <w:r>
+        <w:t>-</w:t>
+      </w:r>
+      <w:r>
+        <w:tab/>
+      </w:r>
+      <w:proofErr w:type="spellStart"/>
+      <w:r>
+        <w:t>description</w:t>
+      </w:r>
+      <w:proofErr w:type="spellEnd"/>
+      <w:r>
+        <w:t>: Az esemény leírása (</w:t>
+      </w:r>
+      <w:proofErr w:type="spellStart"/>
+      <w:r>
+        <w:t>MediumText</w:t>
+      </w:r>
+      <w:proofErr w:type="spellEnd"/>
+      <w:r>
+        <w:t>)</w:t>
+      </w:r>
+    </w:p>
+    <w:p>
+      <w:pPr>
+        <w:ind w:left="708"/>
+      </w:pPr>
+      <w:r>
+        <w:t>-</w:t>
+      </w:r>
+      <w:r>
+        <w:tab/>
+      </w:r>
+      <w:proofErr w:type="spellStart"/>
+      <w:r>
+        <w:t>location</w:t>
+      </w:r>
+      <w:proofErr w:type="spellEnd"/>
+      <w:r>
+        <w:t>: Az esemény helyszíne (</w:t>
+      </w:r>
+      <w:proofErr w:type="spellStart"/>
+      <w:r>
+        <w:t>varchar</w:t>
+      </w:r>
+      <w:proofErr w:type="spellEnd"/>
+      <w:r>
+        <w:t>(255))</w:t>
+      </w:r>
+    </w:p>
+    <w:p>
+      <w:pPr>
+        <w:ind w:left="708"/>
+      </w:pPr>
+      <w:r>
+        <w:t>-</w:t>
+      </w:r>
+      <w:r>
+        <w:tab/>
+      </w:r>
+      <w:proofErr w:type="spellStart"/>
+      <w:r>
+        <w:t>pictures</w:t>
+      </w:r>
+      <w:proofErr w:type="spellEnd"/>
+      <w:r>
+        <w:t>: Képek a helyszínről és az eseményről (</w:t>
+      </w:r>
+      <w:proofErr w:type="spellStart"/>
+      <w:r>
+        <w:t>Set</w:t>
+      </w:r>
+      <w:proofErr w:type="spellEnd"/>
+      <w:r>
+        <w:t>)</w:t>
+      </w:r>
+    </w:p>
+    <w:p>
+      <w:pPr>
+        <w:ind w:left="708"/>
+      </w:pPr>
+      <w:r>
+        <w:t>-</w:t>
+      </w:r>
+      <w:r>
+        <w:tab/>
+      </w:r>
+      <w:proofErr w:type="spellStart"/>
+      <w:r>
+        <w:t>event_date_start</w:t>
+      </w:r>
+      <w:proofErr w:type="spellEnd"/>
+      <w:r>
+        <w:t>: Az esemény kezdete (</w:t>
+      </w:r>
+      <w:proofErr w:type="spellStart"/>
+      <w:r>
+        <w:t>DateTime</w:t>
+      </w:r>
+      <w:proofErr w:type="spellEnd"/>
+      <w:r>
+        <w:t>)</w:t>
+      </w:r>
+    </w:p>
+    <w:p>
+      <w:pPr>
+        <w:ind w:left="708"/>
+      </w:pPr>
+      <w:r>
+        <w:t>-</w:t>
+      </w:r>
+      <w:r>
+        <w:tab/>
+      </w:r>
+      <w:proofErr w:type="spellStart"/>
+      <w:r>
+        <w:t>event_date_finsih</w:t>
+      </w:r>
+      <w:proofErr w:type="spellEnd"/>
+      <w:r>
+        <w:t>: Az esemény vége (</w:t>
+      </w:r>
+      <w:proofErr w:type="spellStart"/>
+      <w:r>
+        <w:t>DateTime</w:t>
+      </w:r>
+      <w:proofErr w:type="spellEnd"/>
+      <w:r>
+        <w:t>)</w:t>
+      </w:r>
+    </w:p>
+    <w:p>
+      <w:pPr>
+        <w:ind w:left="708"/>
+      </w:pPr>
+      <w:r>
+        <w:t>-</w:t>
+      </w:r>
+      <w:r>
+        <w:tab/>
+      </w:r>
+      <w:proofErr w:type="spellStart"/>
+      <w:r>
+        <w:t>city_id</w:t>
+      </w:r>
+      <w:proofErr w:type="spellEnd"/>
+      <w:r>
+        <w:t xml:space="preserve"> (</w:t>
+      </w:r>
+      <w:proofErr w:type="spellStart"/>
+      <w:r>
+        <w:t>Foreign</w:t>
+      </w:r>
+      <w:proofErr w:type="spellEnd"/>
+      <w:r>
+        <w:t xml:space="preserve"> Key): A város azonosítója hozzáköti a „cities.id” táblából (</w:t>
+      </w:r>
+      <w:proofErr w:type="spellStart"/>
+      <w:r>
+        <w:t>bigInt</w:t>
+      </w:r>
+      <w:proofErr w:type="spellEnd"/>
+      <w:r>
+        <w:t>)</w:t>
+      </w:r>
+    </w:p>
+    <w:p>
+      <w:pPr>
+        <w:ind w:left="708"/>
+      </w:pPr>
+      <w:r>
+        <w:t>-</w:t>
+      </w:r>
+      <w:r>
+        <w:tab/>
+      </w:r>
+      <w:proofErr w:type="spellStart"/>
+      <w:r>
+        <w:t>age_restricted</w:t>
+      </w:r>
+      <w:proofErr w:type="spellEnd"/>
+      <w:r>
+        <w:t>: A születési idő alapján eldönti, hogy az illető részt vehet-e az eseményen (Boolean)</w:t>
+      </w:r>
+    </w:p>
+    <w:p>
+      <w:pPr>
+        <w:ind w:left="708"/>
+      </w:pPr>
+    </w:p>
+    <w:p>
+      <w:pPr>
+        <w:pStyle w:val="Cmsor2"/>
+      </w:pPr>
+      <w:r>
+        <w:t xml:space="preserve"> </w:t>
+      </w:r>
+      <w:r>
+        <w:t>favorites</w:t>
+      </w:r>
+    </w:p>
+    <w:p>
+      <w:pPr>
+        <w:ind w:left="708"/>
+      </w:pPr>
+      <w:r>
+        <w:t>-</w:t>
+      </w:r>
+      <w:r>
+        <w:tab/>
+      </w:r>
+      <w:proofErr w:type="spellStart"/>
+      <w:r>
+        <w:t>id</w:t>
+      </w:r>
+      <w:proofErr w:type="spellEnd"/>
+      <w:r>
+        <w:t xml:space="preserve"> (</w:t>
+      </w:r>
+      <w:proofErr w:type="spellStart"/>
+      <w:r>
+        <w:t>Primary</w:t>
+      </w:r>
+      <w:proofErr w:type="spellEnd"/>
+      <w:r>
+        <w:t xml:space="preserve"> Key): A kedvencek generált azonosítója (</w:t>
+      </w:r>
+      <w:proofErr w:type="spellStart"/>
+      <w:r>
+        <w:t>BigInt</w:t>
+      </w:r>
+      <w:proofErr w:type="spellEnd"/>
+      <w:r>
+        <w:t>)</w:t>
+      </w:r>
+    </w:p>
+    <w:p>
+      <w:pPr>
+        <w:ind w:left="708"/>
+      </w:pPr>
+      <w:r>
+        <w:t>-</w:t>
+      </w:r>
+      <w:r>
+        <w:tab/>
+      </w:r>
+      <w:proofErr w:type="spellStart"/>
+      <w:r>
+        <w:t>event_id</w:t>
+      </w:r>
+      <w:proofErr w:type="spellEnd"/>
+      <w:r>
+        <w:t xml:space="preserve"> (</w:t>
+      </w:r>
+      <w:proofErr w:type="spellStart"/>
+      <w:r>
+        <w:t>Foreign</w:t>
+      </w:r>
+      <w:proofErr w:type="spellEnd"/>
+      <w:r>
+        <w:t xml:space="preserve"> Key): A táblát hozzáköti az „events.id” táblához (</w:t>
+      </w:r>
+      <w:proofErr w:type="spellStart"/>
+      <w:r>
+        <w:t>BigInt</w:t>
+      </w:r>
+      <w:proofErr w:type="spellEnd"/>
+      <w:r>
+        <w:t>)</w:t>
+      </w:r>
+    </w:p>
+    <w:p>
+      <w:pPr>
+        <w:ind w:left="708"/>
+      </w:pPr>
+      <w:r>
+        <w:t>-</w:t>
+      </w:r>
+      <w:r>
+        <w:tab/>
+      </w:r>
+      <w:proofErr w:type="spellStart"/>
+      <w:r>
+        <w:t>eser_id</w:t>
+      </w:r>
+      <w:proofErr w:type="spellEnd"/>
+      <w:r>
+        <w:t xml:space="preserve"> (</w:t>
+      </w:r>
+      <w:proofErr w:type="spellStart"/>
+      <w:r>
+        <w:t>Foreign</w:t>
+      </w:r>
+      <w:proofErr w:type="spellEnd"/>
+      <w:r>
+        <w:t xml:space="preserve"> Key): A táblát hozzáköti a „user.id” táblához (</w:t>
+      </w:r>
+      <w:proofErr w:type="spellStart"/>
+      <w:r>
+        <w:t>BigInt</w:t>
+      </w:r>
+      <w:proofErr w:type="spellEnd"/>
+      <w:r>
+        <w:t>)</w:t>
+      </w:r>
+    </w:p>
+    <w:p>
+      <w:pPr>
+        <w:pStyle w:val="Cmsor2"/>
+      </w:pPr>
+      <w:r>
+        <w:lastRenderedPageBreak/>
+        <w:t xml:space="preserve"> </w:t>
+      </w:r>
+      <w:r>
+        <w:t>publisher</w:t>
+      </w:r>
+    </w:p>
+    <w:p>
+      <w:pPr>
+        <w:ind w:left="708"/>
+      </w:pPr>
+      <w:r>
+        <w:t>-</w:t>
+      </w:r>
+      <w:r>
+        <w:tab/>
+      </w:r>
+      <w:proofErr w:type="spellStart"/>
+      <w:r>
+        <w:t>id</w:t>
+      </w:r>
+      <w:proofErr w:type="spellEnd"/>
+      <w:r>
+        <w:t xml:space="preserve"> (</w:t>
+      </w:r>
+      <w:proofErr w:type="spellStart"/>
+      <w:r>
+        <w:t>Primary</w:t>
+      </w:r>
+      <w:proofErr w:type="spellEnd"/>
+      <w:r>
+        <w:t xml:space="preserve"> Key): A feltöltő generált azonosítója (</w:t>
+      </w:r>
+      <w:proofErr w:type="spellStart"/>
+      <w:r>
+        <w:t>BigInt</w:t>
+      </w:r>
+      <w:proofErr w:type="spellEnd"/>
+      <w:r>
+        <w:t>)</w:t>
+      </w:r>
+    </w:p>
+    <w:p>
+      <w:pPr>
+        <w:ind w:left="708"/>
+      </w:pPr>
+      <w:r>
+        <w:t>-</w:t>
+      </w:r>
+      <w:r>
+        <w:tab/>
+      </w:r>
+      <w:proofErr w:type="spellStart"/>
+      <w:r>
+        <w:t>event_id</w:t>
+      </w:r>
+      <w:proofErr w:type="spellEnd"/>
+      <w:r>
+        <w:t xml:space="preserve"> (</w:t>
+      </w:r>
+      <w:proofErr w:type="spellStart"/>
+      <w:r>
+        <w:t>Foreign</w:t>
+      </w:r>
+      <w:proofErr w:type="spellEnd"/>
+      <w:r>
+        <w:t xml:space="preserve"> Key): A táblát hozzáköti az „events.id” táblához (</w:t>
+      </w:r>
+      <w:proofErr w:type="spellStart"/>
+      <w:r>
+        <w:t>BigInt</w:t>
+      </w:r>
+      <w:proofErr w:type="spellEnd"/>
+      <w:r>
+        <w:t>)</w:t>
+      </w:r>
+    </w:p>
+    <w:p>
+      <w:pPr>
+        <w:ind w:left="708"/>
+      </w:pPr>
+      <w:r>
+        <w:t>-</w:t>
+      </w:r>
+      <w:r>
+        <w:tab/>
+      </w:r>
+      <w:proofErr w:type="spellStart"/>
+      <w:r>
+        <w:t>user_id</w:t>
+      </w:r>
+      <w:proofErr w:type="spellEnd"/>
+      <w:r>
+        <w:t xml:space="preserve"> (</w:t>
+      </w:r>
+      <w:proofErr w:type="spellStart"/>
+      <w:r>
+        <w:t>Foreign</w:t>
+      </w:r>
+      <w:proofErr w:type="spellEnd"/>
+      <w:r>
+        <w:t xml:space="preserve"> Key): A táblát hozzáköti a „user.id” táblához (</w:t>
+      </w:r>
+      <w:proofErr w:type="spellStart"/>
+      <w:r>
+        <w:t>BigInt</w:t>
+      </w:r>
+      <w:proofErr w:type="spellEnd"/>
+      <w:r>
+        <w:t>)</w:t>
+      </w:r>
+    </w:p>
+    <w:p>
+      <w:pPr>
+        <w:pStyle w:val="Cmsor2"/>
+      </w:pPr>
+      <w:r>
+        <w:t xml:space="preserve"> </w:t>
+      </w:r>
+      <w:r>
+        <w:t>application</w:t>
+      </w:r>
+    </w:p>
+    <w:p>
+      <w:pPr>
+        <w:ind w:left="708"/>
+      </w:pPr>
+      <w:r>
+        <w:t>-</w:t>
+      </w:r>
+      <w:r>
+        <w:tab/>
+      </w:r>
+      <w:proofErr w:type="spellStart"/>
+      <w:r>
+        <w:t>id</w:t>
+      </w:r>
+      <w:proofErr w:type="spellEnd"/>
+      <w:r>
+        <w:t xml:space="preserve"> (</w:t>
+      </w:r>
+      <w:proofErr w:type="spellStart"/>
+      <w:r>
+        <w:t>Primary</w:t>
+      </w:r>
+      <w:proofErr w:type="spellEnd"/>
+      <w:r>
+        <w:t xml:space="preserve"> Key): A jelentkezés generált azonosítója (</w:t>
+      </w:r>
+      <w:proofErr w:type="spellStart"/>
+      <w:r>
+        <w:t>BigInt</w:t>
+      </w:r>
+      <w:proofErr w:type="spellEnd"/>
+      <w:r>
+        <w:t>)</w:t>
+      </w:r>
+    </w:p>
+    <w:p>
+      <w:pPr>
+        <w:ind w:left="708"/>
+      </w:pPr>
+      <w:r>
+        <w:t>-</w:t>
+      </w:r>
+      <w:r>
+        <w:tab/>
+      </w:r>
+      <w:proofErr w:type="spellStart"/>
+      <w:r>
+        <w:t>event_id</w:t>
+      </w:r>
+      <w:proofErr w:type="spellEnd"/>
+      <w:r>
+        <w:t xml:space="preserve"> (</w:t>
+      </w:r>
+      <w:proofErr w:type="spellStart"/>
+      <w:r>
+        <w:t>Foreign</w:t>
+      </w:r>
+      <w:proofErr w:type="spellEnd"/>
+      <w:r>
+        <w:t xml:space="preserve"> Key): A táblát hozzáköti az „events.id” táblához (</w:t>
+      </w:r>
+      <w:proofErr w:type="spellStart"/>
+      <w:r>
+        <w:t>BigInt</w:t>
+      </w:r>
+      <w:proofErr w:type="spellEnd"/>
+      <w:r>
+        <w:t>)</w:t>
+      </w:r>
+    </w:p>
+    <w:p>
+      <w:pPr>
+        <w:ind w:left="708"/>
+      </w:pPr>
+      <w:r>
+        <w:t>-</w:t>
+      </w:r>
+      <w:r>
+        <w:tab/>
+      </w:r>
+      <w:proofErr w:type="spellStart"/>
+      <w:r>
+        <w:t>user_id</w:t>
+      </w:r>
+      <w:proofErr w:type="spellEnd"/>
+      <w:r>
+        <w:t xml:space="preserve"> (</w:t>
+      </w:r>
+      <w:proofErr w:type="spellStart"/>
+      <w:r>
+        <w:t>Foreign</w:t>
+      </w:r>
+      <w:proofErr w:type="spellEnd"/>
+      <w:r>
+        <w:t xml:space="preserve"> Key): A táblát hozzáköti a „user.id” táblához (</w:t>
+      </w:r>
+      <w:proofErr w:type="spellStart"/>
+      <w:r>
+        <w:t>BigInt</w:t>
+      </w:r>
+      <w:proofErr w:type="spellEnd"/>
+      <w:r>
+        <w:t>)</w:t>
+      </w:r>
+    </w:p>
+    <w:p>
+      <w:pPr>
+        <w:pStyle w:val="Cmsor2"/>
+      </w:pPr>
+      <w:r>
+        <w:t xml:space="preserve"> </w:t>
+      </w:r>
+      <w:r>
+        <w:t>cities</w:t>
+      </w:r>
+    </w:p>
+    <w:p>
+      <w:pPr>
+        <w:ind w:left="708"/>
+      </w:pPr>
+      <w:r>
+        <w:t>-</w:t>
+      </w:r>
+      <w:r>
+        <w:tab/>
+      </w:r>
+      <w:proofErr w:type="spellStart"/>
+      <w:r>
+        <w:t>id</w:t>
+      </w:r>
+      <w:proofErr w:type="spellEnd"/>
+      <w:r>
+        <w:t xml:space="preserve"> (</w:t>
+      </w:r>
+      <w:proofErr w:type="spellStart"/>
+      <w:r>
+        <w:t>Primary</w:t>
+      </w:r>
+      <w:proofErr w:type="spellEnd"/>
+      <w:r>
+        <w:t xml:space="preserve"> Key): A város generált azonosítója (Int)</w:t>
+      </w:r>
+    </w:p>
+    <w:p>
+      <w:pPr>
+        <w:ind w:left="708"/>
+      </w:pPr>
+      <w:r>
+        <w:t>-</w:t>
+      </w:r>
+      <w:r>
+        <w:tab/>
+      </w:r>
+      <w:proofErr w:type="spellStart"/>
+      <w:r>
+        <w:t>names</w:t>
+      </w:r>
+      <w:proofErr w:type="spellEnd"/>
+      <w:r>
+        <w:t>: A város neve (</w:t>
+      </w:r>
+      <w:proofErr w:type="spellStart"/>
+      <w:r>
+        <w:t>varchar</w:t>
+      </w:r>
+      <w:proofErr w:type="spellEnd"/>
+      <w:r>
+        <w:t>(255))</w:t>
+      </w:r>
+    </w:p>
+    <w:p>
+      <w:pPr>
+        <w:ind w:left="708"/>
+      </w:pPr>
+      <w:r>
+        <w:t>-</w:t>
+      </w:r>
+      <w:r>
+        <w:tab/>
+      </w:r>
+      <w:proofErr w:type="spellStart"/>
+      <w:r>
+        <w:t>postcode</w:t>
+      </w:r>
+      <w:proofErr w:type="spellEnd"/>
+      <w:r>
+        <w:t>: A város irányítószáma (Int)</w:t>
+      </w:r>
+    </w:p>
+    <w:p>
+      <w:pPr>
+        <w:pStyle w:val="Cmsor2"/>
+      </w:pPr>
+      <w:r>
+        <w:t xml:space="preserve"> </w:t>
+      </w:r>
+      <w:r>
+        <w:t>categories</w:t>
+      </w:r>
+    </w:p>
+    <w:p>
+      <w:pPr>
+        <w:ind w:left="708"/>
+      </w:pPr>
+      <w:r>
+        <w:t>-</w:t>
+      </w:r>
+      <w:r>
+        <w:tab/>
+      </w:r>
+      <w:proofErr w:type="spellStart"/>
+      <w:r>
+        <w:t>id</w:t>
+      </w:r>
+      <w:proofErr w:type="spellEnd"/>
+      <w:r>
+        <w:t xml:space="preserve"> (</w:t>
+      </w:r>
+      <w:proofErr w:type="spellStart"/>
+      <w:r>
+        <w:t>Primary</w:t>
+      </w:r>
+      <w:proofErr w:type="spellEnd"/>
+      <w:r>
+        <w:t xml:space="preserve"> Key): A kategória generált azonosítója (</w:t>
+      </w:r>
+      <w:proofErr w:type="spellStart"/>
+      <w:r>
+        <w:t>BigInt</w:t>
+      </w:r>
+      <w:proofErr w:type="spellEnd"/>
+      <w:r>
+        <w:t>)</w:t>
+      </w:r>
+    </w:p>
+    <w:p>
+      <w:pPr>
+        <w:ind w:left="708"/>
+      </w:pPr>
+      <w:r>
+        <w:t>-</w:t>
+      </w:r>
+      <w:r>
+        <w:tab/>
+      </w:r>
+      <w:proofErr w:type="spellStart"/>
+      <w:r>
+        <w:t>name</w:t>
+      </w:r>
+      <w:proofErr w:type="spellEnd"/>
+      <w:r>
+        <w:t>: A kategória neve (</w:t>
+      </w:r>
+      <w:proofErr w:type="spellStart"/>
+      <w:r>
+        <w:t>varchar</w:t>
+      </w:r>
+      <w:proofErr w:type="spellEnd"/>
+      <w:r>
+        <w:t>(255))</w:t>
+      </w:r>
+    </w:p>
+    <w:p>
+      <w:pPr>
+        <w:pStyle w:val="Cmsor2"/>
+      </w:pPr>
+      <w:r>
+        <w:t xml:space="preserve"> </w:t>
+      </w:r>
+      <w:r>
+        <w:t>mcategory</w:t>
+      </w:r>
+    </w:p>
+    <w:p>
+      <w:pPr>
+        <w:ind w:left="708"/>
+      </w:pPr>
+      <w:r>
+        <w:t>(A „</w:t>
+      </w:r>
+      <w:proofErr w:type="spellStart"/>
+      <w:r>
+        <w:t>categories</w:t>
+      </w:r>
+      <w:proofErr w:type="spellEnd"/>
+      <w:r>
+        <w:t>” táblát hozzáköti az „</w:t>
+      </w:r>
+      <w:proofErr w:type="spellStart"/>
+      <w:r>
+        <w:t>events</w:t>
+      </w:r>
+      <w:proofErr w:type="spellEnd"/>
+      <w:r>
+        <w:t>” táblához ezáltal lehetővé teszi a kategóriás szűrést az oldalon)</w:t>
+      </w:r>
+    </w:p>
+    <w:p>
+      <w:pPr>
+        <w:ind w:left="708"/>
+      </w:pPr>
+      <w:r>
+        <w:t>-</w:t>
+      </w:r>
+      <w:r>
+        <w:tab/>
+      </w:r>
+      <w:proofErr w:type="spellStart"/>
+      <w:r>
+        <w:t>id</w:t>
+      </w:r>
+      <w:proofErr w:type="spellEnd"/>
+      <w:r>
+        <w:t xml:space="preserve"> (</w:t>
+      </w:r>
+      <w:proofErr w:type="spellStart"/>
+      <w:r>
+        <w:t>Primary</w:t>
+      </w:r>
+      <w:proofErr w:type="spellEnd"/>
+      <w:r>
+        <w:t xml:space="preserve"> Key): A kategória generált azonosítója (</w:t>
+      </w:r>
+      <w:proofErr w:type="spellStart"/>
+      <w:r>
+        <w:t>Bigint</w:t>
+      </w:r>
+      <w:proofErr w:type="spellEnd"/>
+      <w:r>
+        <w:t>)</w:t>
+      </w:r>
+    </w:p>
+    <w:p>
+      <w:pPr>
+        <w:ind w:left="708"/>
+      </w:pPr>
+      <w:r>
+        <w:t>-</w:t>
+      </w:r>
+      <w:r>
+        <w:tab/>
+      </w:r>
+      <w:proofErr w:type="spellStart"/>
+      <w:r>
+        <w:t>category_id</w:t>
+      </w:r>
+      <w:proofErr w:type="spellEnd"/>
+      <w:r>
+        <w:t>(</w:t>
+      </w:r>
+      <w:proofErr w:type="spellStart"/>
+      <w:r>
+        <w:t>Foreign</w:t>
+      </w:r>
+      <w:proofErr w:type="spellEnd"/>
+      <w:r>
+        <w:t xml:space="preserve"> Key): A táblát </w:t>
+      </w:r>
+      <w:proofErr w:type="spellStart"/>
+      <w:r>
+        <w:t>hottáköti</w:t>
+      </w:r>
+      <w:proofErr w:type="spellEnd"/>
+      <w:r>
+        <w:t xml:space="preserve"> az „events.id” táblához (</w:t>
+      </w:r>
+      <w:proofErr w:type="spellStart"/>
+      <w:r>
+        <w:t>BigInt</w:t>
+      </w:r>
+      <w:proofErr w:type="spellEnd"/>
+      <w:r>
+        <w:t>)</w:t>
+      </w:r>
+    </w:p>
+    <w:p>
+      <w:pPr>
+        <w:ind w:left="708"/>
+      </w:pPr>
+      <w:r>
+        <w:t>-</w:t>
+      </w:r>
+      <w:r>
+        <w:tab/>
+      </w:r>
+      <w:proofErr w:type="spellStart"/>
+      <w:r>
+        <w:t>user_id</w:t>
+      </w:r>
+      <w:proofErr w:type="spellEnd"/>
+      <w:r>
+        <w:t xml:space="preserve"> (</w:t>
+      </w:r>
+      <w:proofErr w:type="spellStart"/>
+      <w:r>
+        <w:t>Foreign</w:t>
+      </w:r>
+      <w:proofErr w:type="spellEnd"/>
+      <w:r>
+        <w:t xml:space="preserve"> Key): A táblát hozzáköti a „user.id” táblához (</w:t>
+      </w:r>
+      <w:proofErr w:type="spellStart"/>
+      <w:r>
+        <w:t>BigInt</w:t>
+      </w:r>
+      <w:proofErr w:type="spellEnd"/>
+      <w:r>
+        <w:t>)</w:t>
+      </w:r>
+    </w:p>
+    <w:p>
+      <w:pPr>
+        <w:pStyle w:val="Cmsor1"/>
+      </w:pPr>
+      <w:r>
+        <w:lastRenderedPageBreak/>
+        <w:t>Táblák közötti kapcsolatok</w:t>
+      </w:r>
+    </w:p>
+    <w:p>
+      <w:pPr>
+        <w:pStyle w:val="Listaszerbekezds"/>
+        <w:keepNext/>
+        <w:keepLines/>
         <w:numPr>
-          <w:ilvl w:val="1"/>
+          <w:ilvl w:val="0"/>
           <w:numId w:val="18"/>
         </w:numPr>
-      </w:pPr>
-      <w:bookmarkStart w:id="1" w:name="_Toc241577387"/>
-      <w:r>
-        <w:t>u</w:t>
-      </w:r>
-      <w:r>
-        <w:t>ser</w:t>
-      </w:r>
-      <w:bookmarkEnd w:id="1"/>
+        <w:spacing w:before="240" w:after="240"/>
+        <w:outlineLvl w:val="1"/>
+        <w:rPr>
+          <w:vanish/>
+          <w:color w:val="70A960"/>
+          <w:sz w:val="32"/>
+          <w:szCs w:val="32"/>
+        </w:rPr>
+      </w:pPr>
+    </w:p>
+    <w:p>
+      <w:pPr>
+        <w:pStyle w:val="Cmsor2"/>
+      </w:pPr>
+      <w:r>
+        <w:t xml:space="preserve"> </w:t>
+      </w:r>
+      <w:r>
+        <w:t>user</w:t>
+      </w:r>
+    </w:p>
+    <w:p>
+      <w:pPr>
+        <w:ind w:left="708"/>
+      </w:pPr>
+      <w:proofErr w:type="spellStart"/>
+      <w:r>
+        <w:t>id</w:t>
+      </w:r>
+      <w:proofErr w:type="spellEnd"/>
+      <w:r>
+        <w:t>: Elsődleges kulcs</w:t>
+      </w:r>
+    </w:p>
+    <w:p>
+      <w:pPr>
+        <w:ind w:left="708"/>
+      </w:pPr>
+      <w:r>
+        <w:t>Kapcsolatok:</w:t>
+      </w:r>
     </w:p>
     <w:p>
       <w:pPr>
         <w:pStyle w:val="Listaszerbekezds"/>
         <w:numPr>
           <w:ilvl w:val="0"/>
-          <w:numId w:val="19"/>
+          <w:numId w:val="24"/>
         </w:numPr>
       </w:pPr>
-      <w:r>
-        <w:t>i</w:t>
-      </w:r>
-      <w:r>
-        <w:t>d</w:t>
-      </w:r>
-      <w:r>
-        <w:t xml:space="preserve"> (Primary Key)</w:t>
-      </w:r>
-      <w:r>
-        <w:t>:</w:t>
-      </w:r>
-      <w:r>
-        <w:t xml:space="preserve"> A felhasználónak generált szám (BigInt)</w:t>
-      </w:r>
-    </w:p>
-    <w:p>
-      <w:pPr>
-        <w:pStyle w:val="Listaszerbekezds"/>
+    </w:p>
+    <w:p>
+      <w:pPr>
+        <w:pStyle w:val="Cmsor2"/>
         <w:numPr>
           <w:ilvl w:val="0"/>
-          <w:numId w:val="19"/>
+          <w:numId w:val="0"/>
         </w:numPr>
       </w:pPr>
-      <w:r>
-        <w:t>u</w:t>
-      </w:r>
-      <w:r>
-        <w:t>sername: A felhasználó kitalált neve (varchar(255))</w:t>
-      </w:r>
-    </w:p>
-    <w:p>
-      <w:pPr>
-        <w:pStyle w:val="Listaszerbekezds"/>
-        <w:numPr>
-          <w:ilvl w:val="0"/>
-          <w:numId w:val="19"/>
-        </w:numPr>
-      </w:pPr>
-      <w:r>
-        <w:t>n</w:t>
-      </w:r>
-      <w:r>
-        <w:t>ame: A felhasználó neve (varchar(255)) (Nem lehet benne szám)</w:t>
-      </w:r>
-    </w:p>
-    <w:p>
-      <w:pPr>
-        <w:pStyle w:val="Listaszerbekezds"/>
-        <w:numPr>
-          <w:ilvl w:val="0"/>
-          <w:numId w:val="19"/>
-        </w:numPr>
-      </w:pPr>
-      <w:r>
-        <w:t>p</w:t>
-      </w:r>
-      <w:r>
-        <w:t>assword: A f</w:t>
-      </w:r>
-      <w:r>
-        <w:t>e</w:t>
-      </w:r>
-      <w:r>
-        <w:t>lhasználó jelszava</w:t>
-      </w:r>
-      <w:r>
-        <w:t xml:space="preserve"> (varchar(255)) (Titkosított)</w:t>
-      </w:r>
-    </w:p>
-    <w:p>
-      <w:pPr>
-        <w:pStyle w:val="Listaszerbekezds"/>
-        <w:numPr>
-          <w:ilvl w:val="0"/>
-          <w:numId w:val="19"/>
-        </w:numPr>
-      </w:pPr>
-      <w:r>
-        <w:t>e</w:t>
-      </w:r>
-      <w:r>
-        <w:t>mail: A felhasználó e-mail címe (varchar(255)) („@” karakter kötelező bele)</w:t>
-      </w:r>
-    </w:p>
-    <w:p>
-      <w:pPr>
-        <w:pStyle w:val="Listaszerbekezds"/>
-        <w:numPr>
-          <w:ilvl w:val="0"/>
-          <w:numId w:val="19"/>
-        </w:numPr>
-      </w:pPr>
-      <w:r>
-        <w:t>p</w:t>
-      </w:r>
-      <w:r>
-        <w:t xml:space="preserve">hone: A felhasználó telefonszáma (BigInt) </w:t>
-      </w:r>
-    </w:p>
-    <w:p>
-      <w:pPr>
-        <w:pStyle w:val="Listaszerbekezds"/>
-        <w:numPr>
-          <w:ilvl w:val="0"/>
-          <w:numId w:val="19"/>
-        </w:numPr>
-      </w:pPr>
-      <w:r>
-        <w:t>b</w:t>
-      </w:r>
-      <w:r>
-        <w:t>irth_</w:t>
-      </w:r>
-      <w:r>
-        <w:t>d</w:t>
-      </w:r>
-      <w:r>
-        <w:t xml:space="preserve">ate: A felhasználó születési ideje (DateTime) </w:t>
-      </w:r>
-    </w:p>
-    <w:p>
-      <w:pPr>
-        <w:pStyle w:val="Cmsor2"/>
-        <w:numPr>
-          <w:ilvl w:val="1"/>
-          <w:numId w:val="18"/>
-        </w:numPr>
-      </w:pPr>
-      <w:bookmarkStart w:id="2" w:name="_Toc241577388"/>
-      <w:r>
-        <w:t>e</w:t>
-      </w:r>
-      <w:r>
-        <w:t>vent</w:t>
-      </w:r>
-      <w:bookmarkEnd w:id="2"/>
-      <w:r>
-        <w:t xml:space="preserve"> </w:t>
-      </w:r>
-    </w:p>
-    <w:p>
-      <w:pPr>
-        <w:pStyle w:val="Listaszerbekezds"/>
-        <w:numPr>
-          <w:ilvl w:val="0"/>
-          <w:numId w:val="19"/>
-        </w:numPr>
-      </w:pPr>
-      <w:r>
-        <w:t>i</w:t>
-      </w:r>
-      <w:r>
-        <w:t xml:space="preserve">d (Primary Key): Az esemény </w:t>
-      </w:r>
-      <w:r>
-        <w:t xml:space="preserve"> generált azonosítója (BigInt)</w:t>
-      </w:r>
-    </w:p>
-    <w:p>
-      <w:pPr>
-        <w:pStyle w:val="Listaszerbekezds"/>
-        <w:numPr>
-          <w:ilvl w:val="0"/>
-          <w:numId w:val="19"/>
-        </w:numPr>
-      </w:pPr>
-      <w:r>
-        <w:t>n</w:t>
-      </w:r>
-      <w:r>
-        <w:t>ame: Az esemény neve (varchar(255))</w:t>
-      </w:r>
-    </w:p>
-    <w:p>
-      <w:pPr>
-        <w:pStyle w:val="Listaszerbekezds"/>
-        <w:numPr>
-          <w:ilvl w:val="0"/>
-          <w:numId w:val="19"/>
-        </w:numPr>
-      </w:pPr>
-      <w:r>
-        <w:t>d</w:t>
-      </w:r>
-      <w:r>
-        <w:t>escription: Az esemény leírása (MediumText)</w:t>
-      </w:r>
-    </w:p>
-    <w:p>
-      <w:pPr>
-        <w:pStyle w:val="Listaszerbekezds"/>
-        <w:numPr>
-          <w:ilvl w:val="0"/>
-          <w:numId w:val="19"/>
-        </w:numPr>
-      </w:pPr>
-      <w:r>
-        <w:t>l</w:t>
-      </w:r>
-      <w:r>
-        <w:t>ocation: Az esemény helyszíne (varchar(255))</w:t>
-      </w:r>
-    </w:p>
-    <w:p>
-      <w:pPr>
-        <w:pStyle w:val="Listaszerbekezds"/>
-        <w:numPr>
-          <w:ilvl w:val="0"/>
-          <w:numId w:val="19"/>
-        </w:numPr>
-      </w:pPr>
-      <w:r>
-        <w:t>p</w:t>
-      </w:r>
-      <w:r>
-        <w:t>ictures: Képek a helyszínről és az eseményről (Set)</w:t>
-      </w:r>
-    </w:p>
-    <w:p>
-      <w:pPr>
-        <w:pStyle w:val="Listaszerbekezds"/>
-        <w:numPr>
-          <w:ilvl w:val="0"/>
-          <w:numId w:val="19"/>
-        </w:numPr>
-      </w:pPr>
-      <w:r>
-        <w:t>e</w:t>
-      </w:r>
-      <w:r>
-        <w:t>vent_</w:t>
-      </w:r>
-      <w:r>
-        <w:t>d</w:t>
-      </w:r>
-      <w:r>
-        <w:t>ate_</w:t>
-      </w:r>
-      <w:r>
-        <w:t>s</w:t>
-      </w:r>
-      <w:r>
-        <w:t>tart: Az esemény kezdete (DateTime)</w:t>
-      </w:r>
-    </w:p>
-    <w:p>
-      <w:pPr>
-        <w:pStyle w:val="Listaszerbekezds"/>
-        <w:numPr>
-          <w:ilvl w:val="0"/>
-          <w:numId w:val="19"/>
-        </w:numPr>
-      </w:pPr>
-      <w:r>
-        <w:t>e</w:t>
-      </w:r>
-      <w:r>
-        <w:t>vent_</w:t>
-      </w:r>
-      <w:r>
-        <w:t>d</w:t>
-      </w:r>
-      <w:r>
-        <w:t>ate_</w:t>
-      </w:r>
-      <w:r>
-        <w:t>f</w:t>
-      </w:r>
-      <w:r>
-        <w:t>insih: Az esemény vége (DateTime)</w:t>
-      </w:r>
-    </w:p>
-    <w:p>
-      <w:pPr>
-        <w:pStyle w:val="Listaszerbekezds"/>
-        <w:numPr>
-          <w:ilvl w:val="0"/>
-          <w:numId w:val="19"/>
-        </w:numPr>
-      </w:pPr>
-      <w:r>
-        <w:t>c</w:t>
-      </w:r>
-      <w:r>
-        <w:t>ity_</w:t>
-      </w:r>
-      <w:r>
-        <w:t>i</w:t>
-      </w:r>
-      <w:r>
-        <w:t xml:space="preserve">d (Foreign Key): A város azonosítója </w:t>
-      </w:r>
-      <w:r>
-        <w:t>hozzáköti a „</w:t>
-      </w:r>
-      <w:r>
-        <w:t>c</w:t>
-      </w:r>
-      <w:r>
-        <w:t>ities</w:t>
-      </w:r>
-      <w:r>
-        <w:t>.id</w:t>
-      </w:r>
-      <w:r>
-        <w:t>”</w:t>
-      </w:r>
-      <w:r>
-        <w:t xml:space="preserve"> táblából (bigInt)</w:t>
-      </w:r>
-    </w:p>
-    <w:p>
-      <w:pPr>
-        <w:pStyle w:val="Listaszerbekezds"/>
-        <w:numPr>
-          <w:ilvl w:val="0"/>
-          <w:numId w:val="19"/>
-        </w:numPr>
-      </w:pPr>
-      <w:r>
-        <w:t>a</w:t>
-      </w:r>
-      <w:r>
-        <w:t>ge_</w:t>
-      </w:r>
-      <w:r>
-        <w:t>r</w:t>
-      </w:r>
-      <w:r>
-        <w:t>estricted: A születési idő alapján eldönti, hogy az illető részt vehet-e az eseményen (Boolean)</w:t>
-      </w:r>
-    </w:p>
-    <w:p>
-      <w:pPr>
-        <w:pStyle w:val="Cmsor2"/>
-        <w:numPr>
-          <w:ilvl w:val="1"/>
-          <w:numId w:val="18"/>
-        </w:numPr>
-      </w:pPr>
-      <w:bookmarkStart w:id="3" w:name="_Toc241577389"/>
-      <w:r>
-        <w:t>f</w:t>
-      </w:r>
-      <w:r>
-        <w:t>avorites</w:t>
-      </w:r>
-      <w:bookmarkEnd w:id="3"/>
-    </w:p>
-    <w:p>
-      <w:pPr>
-        <w:pStyle w:val="Listaszerbekezds"/>
-        <w:numPr>
-          <w:ilvl w:val="0"/>
-          <w:numId w:val="19"/>
-        </w:numPr>
-      </w:pPr>
-      <w:r>
-        <w:t>i</w:t>
-      </w:r>
-      <w:r>
-        <w:t>d (Primary Key): A kedvencek generált azonosítója (BigInt)</w:t>
-      </w:r>
-    </w:p>
-    <w:p>
-      <w:pPr>
-        <w:pStyle w:val="Listaszerbekezds"/>
-        <w:numPr>
-          <w:ilvl w:val="0"/>
-          <w:numId w:val="19"/>
-        </w:numPr>
-      </w:pPr>
-      <w:r>
-        <w:t>e</w:t>
-      </w:r>
-      <w:r>
-        <w:t>vent_</w:t>
-      </w:r>
-      <w:r>
-        <w:t>i</w:t>
-      </w:r>
-      <w:r>
-        <w:t xml:space="preserve">d (Foreign Key): </w:t>
-      </w:r>
-      <w:r>
-        <w:t>A táblát hozzáköti az „</w:t>
-      </w:r>
-      <w:r>
-        <w:t>e</w:t>
-      </w:r>
-      <w:r>
-        <w:t>vent</w:t>
-      </w:r>
-      <w:r>
-        <w:t>s.id</w:t>
-      </w:r>
-      <w:r>
-        <w:t>” táblához (</w:t>
-      </w:r>
-      <w:r>
-        <w:t>BigInt)</w:t>
-      </w:r>
-    </w:p>
-    <w:p>
-      <w:pPr>
-        <w:pStyle w:val="Listaszerbekezds"/>
-        <w:numPr>
-          <w:ilvl w:val="0"/>
-          <w:numId w:val="19"/>
-        </w:numPr>
-      </w:pPr>
-      <w:r>
-        <w:t>e</w:t>
-      </w:r>
-      <w:r>
-        <w:t>ser_</w:t>
-      </w:r>
-      <w:r>
-        <w:t>i</w:t>
-      </w:r>
-      <w:r>
-        <w:t>d (Foreign Key): A táblát hozzáköti a „</w:t>
-      </w:r>
-      <w:r>
-        <w:t>u</w:t>
-      </w:r>
-      <w:r>
-        <w:t>ser</w:t>
-      </w:r>
-      <w:r>
-        <w:t>.id</w:t>
-      </w:r>
-      <w:r>
-        <w:t>” táblához (BigInt)</w:t>
-      </w:r>
-    </w:p>
-    <w:p>
-      <w:pPr>
-        <w:pStyle w:val="Cmsor2"/>
-        <w:numPr>
-          <w:ilvl w:val="1"/>
-          <w:numId w:val="18"/>
-        </w:numPr>
-      </w:pPr>
-      <w:bookmarkStart w:id="4" w:name="_Toc241577390"/>
-      <w:r>
-        <w:t>p</w:t>
-      </w:r>
-      <w:r>
-        <w:t>ublisher</w:t>
-      </w:r>
-      <w:bookmarkEnd w:id="4"/>
-    </w:p>
-    <w:p>
-      <w:pPr>
-        <w:pStyle w:val="Listaszerbekezds"/>
-        <w:numPr>
-          <w:ilvl w:val="0"/>
-          <w:numId w:val="19"/>
-        </w:numPr>
-      </w:pPr>
-      <w:r>
-        <w:t>i</w:t>
-      </w:r>
-      <w:r>
-        <w:t xml:space="preserve">d (Primary Key): A </w:t>
-      </w:r>
-      <w:r>
-        <w:t>feltöltő</w:t>
-      </w:r>
-      <w:r>
-        <w:t xml:space="preserve"> generált azonosítója (BigInt)</w:t>
-      </w:r>
-    </w:p>
-    <w:p>
-      <w:pPr>
-        <w:pStyle w:val="Listaszerbekezds"/>
-        <w:numPr>
-          <w:ilvl w:val="0"/>
-          <w:numId w:val="19"/>
-        </w:numPr>
-      </w:pPr>
-      <w:r>
-        <w:t>e</w:t>
-      </w:r>
-      <w:r>
-        <w:t>vent_</w:t>
-      </w:r>
-      <w:r>
-        <w:t>i</w:t>
-      </w:r>
-      <w:r>
-        <w:t>d (Foreign Key): A táblát hozzáköti az „</w:t>
-      </w:r>
-      <w:r>
-        <w:t>e</w:t>
-      </w:r>
-      <w:r>
-        <w:t>vent</w:t>
-      </w:r>
-      <w:r>
-        <w:t>s.id</w:t>
-      </w:r>
-      <w:r>
-        <w:t>” táblához (BigInt)</w:t>
-      </w:r>
-    </w:p>
-    <w:p>
-      <w:pPr>
-        <w:pStyle w:val="Listaszerbekezds"/>
-        <w:numPr>
-          <w:ilvl w:val="0"/>
-          <w:numId w:val="19"/>
-        </w:numPr>
-      </w:pPr>
-      <w:r>
-        <w:t>u</w:t>
-      </w:r>
-      <w:r>
-        <w:t>ser_</w:t>
-      </w:r>
-      <w:r>
-        <w:t>i</w:t>
-      </w:r>
-      <w:r>
-        <w:t>d (Foreign Key): A táblát hozzáköti a „</w:t>
-      </w:r>
-      <w:r>
-        <w:t>u</w:t>
-      </w:r>
-      <w:r>
-        <w:t>ser</w:t>
-      </w:r>
-      <w:r>
-        <w:t>.id</w:t>
-      </w:r>
-      <w:r>
-        <w:t>” táblához (BigInt)</w:t>
-      </w:r>
-    </w:p>
-    <w:p>
-      <w:pPr>
-        <w:jc w:val="left"/>
-        <w:rPr>
-          <w:noProof/>
-        </w:rPr>
-      </w:pPr>
-      <w:r>
-        <w:br w:type="page"/>
-      </w:r>
-    </w:p>
-    <w:p>
-      <w:pPr>
-        <w:pStyle w:val="Cmsor2"/>
-        <w:numPr>
-          <w:ilvl w:val="1"/>
-          <w:numId w:val="18"/>
-        </w:numPr>
-      </w:pPr>
-      <w:bookmarkStart w:id="5" w:name="_Toc241577391"/>
-      <w:r>
-        <w:lastRenderedPageBreak/>
-        <w:t>a</w:t>
-      </w:r>
-      <w:r>
-        <w:t>pplication</w:t>
-      </w:r>
-      <w:bookmarkEnd w:id="5"/>
-    </w:p>
-    <w:p>
-      <w:pPr>
-        <w:pStyle w:val="Listaszerbekezds"/>
-        <w:numPr>
-          <w:ilvl w:val="0"/>
-          <w:numId w:val="19"/>
-        </w:numPr>
-      </w:pPr>
-      <w:r>
-        <w:t>i</w:t>
-      </w:r>
-      <w:r>
-        <w:t xml:space="preserve">d (Primary Key): A </w:t>
-      </w:r>
-      <w:r>
-        <w:t>jelentkezés</w:t>
-      </w:r>
-      <w:r>
-        <w:t xml:space="preserve"> generált azonosítója (BigInt)</w:t>
-      </w:r>
-    </w:p>
-    <w:p>
-      <w:pPr>
-        <w:pStyle w:val="Listaszerbekezds"/>
-        <w:numPr>
-          <w:ilvl w:val="0"/>
-          <w:numId w:val="19"/>
-        </w:numPr>
-      </w:pPr>
-      <w:r>
-        <w:t>e</w:t>
-      </w:r>
-      <w:r>
-        <w:t>vent_</w:t>
-      </w:r>
-      <w:r>
-        <w:t>i</w:t>
-      </w:r>
-      <w:r>
-        <w:t>d (Foreign Key): A táblát hozzáköti az „</w:t>
-      </w:r>
-      <w:r>
-        <w:t>e</w:t>
-      </w:r>
-      <w:r>
-        <w:t>vent</w:t>
-      </w:r>
-      <w:r>
-        <w:t>s.id</w:t>
-      </w:r>
-      <w:r>
-        <w:t>” táblához (BigInt)</w:t>
-      </w:r>
-    </w:p>
-    <w:p>
-      <w:pPr>
-        <w:pStyle w:val="Listaszerbekezds"/>
-        <w:numPr>
-          <w:ilvl w:val="0"/>
-          <w:numId w:val="19"/>
-        </w:numPr>
-      </w:pPr>
-      <w:r>
-        <w:t>u</w:t>
-      </w:r>
-      <w:r>
-        <w:t>ser_</w:t>
-      </w:r>
-      <w:r>
-        <w:t>i</w:t>
-      </w:r>
-      <w:r>
-        <w:t>d (Foreign Key): A táblát hozzáköti a „</w:t>
-      </w:r>
-      <w:r>
-        <w:t>u</w:t>
-      </w:r>
-      <w:r>
-        <w:t>ser</w:t>
-      </w:r>
-      <w:r>
-        <w:t>.id</w:t>
-      </w:r>
-      <w:r>
-        <w:t>” táblához (BigInt)</w:t>
-      </w:r>
-    </w:p>
-    <w:p>
-      <w:pPr>
-        <w:pStyle w:val="Cmsor2"/>
-        <w:numPr>
-          <w:ilvl w:val="1"/>
-          <w:numId w:val="18"/>
-        </w:numPr>
-      </w:pPr>
-      <w:bookmarkStart w:id="6" w:name="_Toc241577392"/>
-      <w:r>
-        <w:t>c</w:t>
-      </w:r>
-      <w:r>
-        <w:t>ities</w:t>
-      </w:r>
-      <w:bookmarkEnd w:id="6"/>
-    </w:p>
-    <w:p>
-      <w:pPr>
-        <w:pStyle w:val="Listaszerbekezds"/>
-        <w:numPr>
-          <w:ilvl w:val="0"/>
-          <w:numId w:val="19"/>
-        </w:numPr>
-      </w:pPr>
-      <w:r>
-        <w:t>i</w:t>
-      </w:r>
-      <w:r>
-        <w:t xml:space="preserve">d (Primary Key): A </w:t>
-      </w:r>
-      <w:r>
-        <w:t xml:space="preserve">város generált azonosítója </w:t>
-      </w:r>
-      <w:r>
-        <w:t>(Int</w:t>
-      </w:r>
-      <w:r>
-        <w:t>)</w:t>
-      </w:r>
-    </w:p>
-    <w:p>
-      <w:pPr>
-        <w:pStyle w:val="Listaszerbekezds"/>
-        <w:numPr>
-          <w:ilvl w:val="0"/>
-          <w:numId w:val="19"/>
-        </w:numPr>
-      </w:pPr>
-      <w:r>
-        <w:t>n</w:t>
-      </w:r>
-      <w:r>
-        <w:t>ames:</w:t>
-      </w:r>
-      <w:r>
-        <w:t xml:space="preserve"> A város neve (varchar(255))</w:t>
-      </w:r>
-    </w:p>
-    <w:p>
-      <w:pPr>
-        <w:pStyle w:val="Listaszerbekezds"/>
-        <w:numPr>
-          <w:ilvl w:val="0"/>
-          <w:numId w:val="19"/>
-        </w:numPr>
-      </w:pPr>
-      <w:r>
-        <w:t>p</w:t>
-      </w:r>
-      <w:r>
-        <w:t xml:space="preserve">ostcode: A város </w:t>
-      </w:r>
-      <w:r>
-        <w:t>irányítószáma</w:t>
-      </w:r>
-      <w:r>
-        <w:t xml:space="preserve"> (Int)</w:t>
-      </w:r>
-    </w:p>
-    <w:p>
-      <w:pPr>
-        <w:pStyle w:val="Cmsor2"/>
-        <w:numPr>
-          <w:ilvl w:val="1"/>
-          <w:numId w:val="18"/>
-        </w:numPr>
-      </w:pPr>
-      <w:bookmarkStart w:id="7" w:name="_Toc241577393"/>
-      <w:r>
-        <w:t>c</w:t>
-      </w:r>
-      <w:r>
-        <w:t>ategories</w:t>
-      </w:r>
-      <w:bookmarkEnd w:id="7"/>
-    </w:p>
-    <w:p>
-      <w:pPr>
-        <w:pStyle w:val="Listaszerbekezds"/>
-        <w:numPr>
-          <w:ilvl w:val="0"/>
-          <w:numId w:val="19"/>
-        </w:numPr>
-      </w:pPr>
-      <w:r>
-        <w:t>i</w:t>
-      </w:r>
-      <w:r>
-        <w:t>d (Primary Key): A kategória generált azonosítója (BigInt)</w:t>
-      </w:r>
-    </w:p>
-    <w:p>
-      <w:pPr>
-        <w:pStyle w:val="Listaszerbekezds"/>
-        <w:numPr>
-          <w:ilvl w:val="0"/>
-          <w:numId w:val="19"/>
-        </w:numPr>
-      </w:pPr>
-      <w:r>
-        <w:t>n</w:t>
-      </w:r>
-      <w:r>
-        <w:t>ame: A kategória neve (varchar(255))</w:t>
-      </w:r>
-    </w:p>
-    <w:p>
-      <w:pPr>
-        <w:pStyle w:val="Cmsor2"/>
-        <w:numPr>
-          <w:ilvl w:val="1"/>
-          <w:numId w:val="18"/>
-        </w:numPr>
-      </w:pPr>
-      <w:bookmarkStart w:id="8" w:name="_Toc241577394"/>
-      <w:r>
-        <w:t>mc</w:t>
-      </w:r>
-      <w:r>
-        <w:t>ategory</w:t>
-      </w:r>
-      <w:bookmarkEnd w:id="8"/>
-    </w:p>
-    <w:p>
-      <w:r>
-        <w:t>(A „categories” táblát hozzáköti az „events” táblához</w:t>
-      </w:r>
-      <w:r>
-        <w:t xml:space="preserve"> ezáltal lehetővé teszi a kategóriás szűrést az oldalon)</w:t>
-      </w:r>
-    </w:p>
-    <w:p>
-      <w:pPr>
-        <w:pStyle w:val="Listaszerbekezds"/>
-        <w:numPr>
-          <w:ilvl w:val="0"/>
-          <w:numId w:val="19"/>
-        </w:numPr>
-      </w:pPr>
-      <w:r>
-        <w:t>id (Primary Key): A kategória generált azonosítója (Bigint)</w:t>
-      </w:r>
-    </w:p>
-    <w:p>
-      <w:pPr>
-        <w:pStyle w:val="Listaszerbekezds"/>
-        <w:numPr>
-          <w:ilvl w:val="0"/>
-          <w:numId w:val="19"/>
-        </w:numPr>
-      </w:pPr>
-      <w:r>
-        <w:t>category_id(Foreign Key): A táblát hottáköti az „events.id” táblához (BigInt)</w:t>
-      </w:r>
-    </w:p>
-    <w:p>
-      <w:pPr>
-        <w:pStyle w:val="Listaszerbekezds"/>
-        <w:numPr>
-          <w:ilvl w:val="0"/>
-          <w:numId w:val="19"/>
-        </w:numPr>
-      </w:pPr>
-      <w:r>
-        <w:t>user_id (Foreign Key): A táblát hozzáköti a „user.id” táblához (BigInt)</w:t>
-      </w:r>
-    </w:p>
-    <w:p/>
+    </w:p>
     <w:sectPr>
       <w:pgSz w:w="11906" w:h="16838"/>
       <w:pgMar w:top="1736" w:right="1274" w:bottom="1134" w:left="1276" w:header="709" w:footer="709" w:gutter="0"/>
@@ -2134,7 +2615,7 @@
           <wp:extent cx="609600" cy="560070"/>
           <wp:effectExtent l="0" t="0" r="0" b="0"/>
           <wp:wrapNone/>
-          <wp:docPr id="1" name="Kép 1"/>
+          <wp:docPr id="2" name="Kép 2"/>
           <wp:cNvGraphicFramePr>
             <a:graphicFrameLocks xmlns:a="http://schemas.openxmlformats.org/drawingml/2006/main" noChangeAspect="1"/>
           </wp:cNvGraphicFramePr>
@@ -2397,14 +2878,14 @@
   <w:abstractNum w:abstractNumId="2" w15:restartNumberingAfterBreak="0">
     <w:nsid w:val="0BC11545"/>
     <w:multiLevelType w:val="multilevel"/>
-    <w:tmpl w:val="61347690"/>
+    <w:tmpl w:val="880A6858"/>
     <w:lvl w:ilvl="0">
       <w:start w:val="1"/>
       <w:numFmt w:val="decimal"/>
       <w:lvlText w:val="%1."/>
       <w:lvlJc w:val="left"/>
       <w:pPr>
-        <w:ind w:left="480" w:hanging="480"/>
+        <w:ind w:left="482" w:hanging="482"/>
       </w:pPr>
       <w:rPr>
         <w:rFonts w:hint="default"/>
@@ -2413,13 +2894,68 @@
     <w:lvl w:ilvl="1">
       <w:start w:val="1"/>
       <w:numFmt w:val="decimal"/>
+      <w:pStyle w:val="Cmsor2"/>
       <w:lvlText w:val="%1.%2."/>
       <w:lvlJc w:val="left"/>
       <w:pPr>
-        <w:ind w:left="1428" w:hanging="720"/>
-      </w:pPr>
-      <w:rPr>
-        <w:rFonts w:hint="default"/>
+        <w:ind w:left="1191" w:hanging="482"/>
+      </w:pPr>
+      <w:rPr>
+        <w:rFonts w:ascii="Times New Roman" w:hAnsi="Times New Roman" w:cs="Times New Roman" w:hint="default"/>
+        <w:b w:val="0"/>
+        <w:bCs w:val="0"/>
+        <w:i w:val="0"/>
+        <w:iCs w:val="0"/>
+        <w:caps w:val="0"/>
+        <w:smallCaps w:val="0"/>
+        <w:strike w:val="0"/>
+        <w:dstrike w:val="0"/>
+        <w:outline w:val="0"/>
+        <w:shadow w:val="0"/>
+        <w:emboss w:val="0"/>
+        <w:imprint w:val="0"/>
+        <w:noProof w:val="0"/>
+        <w:snapToGrid w:val="0"/>
+        <w:vanish w:val="0"/>
+        <w:color w:val="000000"/>
+        <w:spacing w:val="0"/>
+        <w:w w:val="0"/>
+        <w:kern w:val="0"/>
+        <w:position w:val="0"/>
+        <w:sz w:val="0"/>
+        <w:szCs w:val="0"/>
+        <w:u w:val="none" w:color="000000"/>
+        <w:effect w:val="none"/>
+        <w:bdr w:val="none" w:sz="0" w:space="0" w:color="000000"/>
+        <w:shd w:val="clear" w:color="000000" w:fill="000000"/>
+        <w:vertAlign w:val="baseline"/>
+        <w:em w:val="none"/>
+        <w:lang w:val="x-none" w:eastAsia="x-none" w:bidi="x-none"/>
+        <w:specVanish w:val="0"/>
+        <w14:glow w14:rad="0">
+          <w14:srgbClr w14:val="000000"/>
+        </w14:glow>
+        <w14:shadow w14:blurRad="0" w14:dist="0" w14:dir="0" w14:sx="0" w14:sy="0" w14:kx="0" w14:ky="0" w14:algn="none">
+          <w14:srgbClr w14:val="000000"/>
+        </w14:shadow>
+        <w14:reflection w14:blurRad="0" w14:stA="0" w14:stPos="0" w14:endA="0" w14:endPos="0" w14:dist="0" w14:dir="0" w14:fadeDir="0" w14:sx="0" w14:sy="0" w14:kx="0" w14:ky="0" w14:algn="none"/>
+        <w14:textOutline w14:w="0" w14:cap="rnd" w14:cmpd="sng" w14:algn="ctr">
+          <w14:noFill/>
+          <w14:prstDash w14:val="solid"/>
+          <w14:bevel/>
+        </w14:textOutline>
+        <w14:scene3d>
+          <w14:camera w14:prst="orthographicFront"/>
+          <w14:lightRig w14:rig="threePt" w14:dir="t">
+            <w14:rot w14:lat="0" w14:lon="0" w14:rev="0"/>
+          </w14:lightRig>
+        </w14:scene3d>
+        <w14:props3d w14:extrusionH="0" w14:contourW="0" w14:prstMaterial="none"/>
+        <w14:ligatures w14:val="none"/>
+        <w14:numForm w14:val="default"/>
+        <w14:numSpacing w14:val="default"/>
+        <w14:stylisticSets/>
+        <w14:cntxtAlts w14:val="0"/>
       </w:rPr>
     </w:lvl>
     <w:lvl w:ilvl="2">
@@ -2428,7 +2964,7 @@
       <w:lvlText w:val="%1.%2.%3."/>
       <w:lvlJc w:val="left"/>
       <w:pPr>
-        <w:ind w:left="2136" w:hanging="720"/>
+        <w:ind w:left="1900" w:hanging="482"/>
       </w:pPr>
       <w:rPr>
         <w:rFonts w:hint="default"/>
@@ -2440,7 +2976,7 @@
       <w:lvlText w:val="%1.%2.%3.%4."/>
       <w:lvlJc w:val="left"/>
       <w:pPr>
-        <w:ind w:left="3204" w:hanging="1080"/>
+        <w:ind w:left="2609" w:hanging="482"/>
       </w:pPr>
       <w:rPr>
         <w:rFonts w:hint="default"/>
@@ -2452,7 +2988,7 @@
       <w:lvlText w:val="%1.%2.%3.%4.%5."/>
       <w:lvlJc w:val="left"/>
       <w:pPr>
-        <w:ind w:left="4272" w:hanging="1440"/>
+        <w:ind w:left="3318" w:hanging="482"/>
       </w:pPr>
       <w:rPr>
         <w:rFonts w:hint="default"/>
@@ -2464,7 +3000,7 @@
       <w:lvlText w:val="%1.%2.%3.%4.%5.%6."/>
       <w:lvlJc w:val="left"/>
       <w:pPr>
-        <w:ind w:left="4980" w:hanging="1440"/>
+        <w:ind w:left="4027" w:hanging="482"/>
       </w:pPr>
       <w:rPr>
         <w:rFonts w:hint="default"/>
@@ -2476,7 +3012,7 @@
       <w:lvlText w:val="%1.%2.%3.%4.%5.%6.%7."/>
       <w:lvlJc w:val="left"/>
       <w:pPr>
-        <w:ind w:left="6048" w:hanging="1800"/>
+        <w:ind w:left="4736" w:hanging="482"/>
       </w:pPr>
       <w:rPr>
         <w:rFonts w:hint="default"/>
@@ -2488,7 +3024,7 @@
       <w:lvlText w:val="%1.%2.%3.%4.%5.%6.%7.%8."/>
       <w:lvlJc w:val="left"/>
       <w:pPr>
-        <w:ind w:left="7116" w:hanging="2160"/>
+        <w:ind w:left="5445" w:hanging="482"/>
       </w:pPr>
       <w:rPr>
         <w:rFonts w:hint="default"/>
@@ -2500,7 +3036,7 @@
       <w:lvlText w:val="%1.%2.%3.%4.%5.%6.%7.%8.%9."/>
       <w:lvlJc w:val="left"/>
       <w:pPr>
-        <w:ind w:left="7824" w:hanging="2160"/>
+        <w:ind w:left="6154" w:hanging="482"/>
       </w:pPr>
       <w:rPr>
         <w:rFonts w:hint="default"/>
@@ -2680,6 +3216,311 @@
     </w:lvl>
   </w:abstractNum>
   <w:abstractNum w:abstractNumId="5" w15:restartNumberingAfterBreak="0">
+    <w:nsid w:val="1D312138"/>
+    <w:multiLevelType w:val="multilevel"/>
+    <w:tmpl w:val="EDFEDC4C"/>
+    <w:lvl w:ilvl="0">
+      <w:start w:val="1"/>
+      <w:numFmt w:val="decimal"/>
+      <w:lvlText w:val="%1."/>
+      <w:lvlJc w:val="left"/>
+      <w:pPr>
+        <w:ind w:left="482" w:hanging="482"/>
+      </w:pPr>
+      <w:rPr>
+        <w:rFonts w:hint="default"/>
+      </w:rPr>
+    </w:lvl>
+    <w:lvl w:ilvl="1">
+      <w:start w:val="1"/>
+      <w:numFmt w:val="decimal"/>
+      <w:lvlText w:val="%2"/>
+      <w:lvlJc w:val="left"/>
+      <w:pPr>
+        <w:ind w:left="1191" w:hanging="482"/>
+      </w:pPr>
+      <w:rPr>
+        <w:rFonts w:ascii="Times New Roman" w:hAnsi="Times New Roman" w:cs="Times New Roman" w:hint="default"/>
+        <w:b w:val="0"/>
+        <w:bCs w:val="0"/>
+        <w:i w:val="0"/>
+        <w:iCs w:val="0"/>
+        <w:caps w:val="0"/>
+        <w:smallCaps w:val="0"/>
+        <w:strike w:val="0"/>
+        <w:dstrike w:val="0"/>
+        <w:outline w:val="0"/>
+        <w:shadow w:val="0"/>
+        <w:emboss w:val="0"/>
+        <w:imprint w:val="0"/>
+        <w:noProof w:val="0"/>
+        <w:snapToGrid w:val="0"/>
+        <w:vanish w:val="0"/>
+        <w:color w:val="000000"/>
+        <w:spacing w:val="0"/>
+        <w:w w:val="0"/>
+        <w:kern w:val="0"/>
+        <w:position w:val="0"/>
+        <w:sz w:val="0"/>
+        <w:szCs w:val="0"/>
+        <w:u w:val="none" w:color="000000"/>
+        <w:effect w:val="none"/>
+        <w:bdr w:val="none" w:sz="0" w:space="0" w:color="000000"/>
+        <w:shd w:val="clear" w:color="000000" w:fill="000000"/>
+        <w:vertAlign w:val="baseline"/>
+        <w:em w:val="none"/>
+        <w:lang w:val="x-none" w:eastAsia="x-none" w:bidi="x-none"/>
+        <w:specVanish w:val="0"/>
+        <w14:glow w14:rad="0">
+          <w14:srgbClr w14:val="000000"/>
+        </w14:glow>
+        <w14:shadow w14:blurRad="0" w14:dist="0" w14:dir="0" w14:sx="0" w14:sy="0" w14:kx="0" w14:ky="0" w14:algn="none">
+          <w14:srgbClr w14:val="000000"/>
+        </w14:shadow>
+        <w14:reflection w14:blurRad="0" w14:stA="0" w14:stPos="0" w14:endA="0" w14:endPos="0" w14:dist="0" w14:dir="0" w14:fadeDir="0" w14:sx="0" w14:sy="0" w14:kx="0" w14:ky="0" w14:algn="none"/>
+        <w14:textOutline w14:w="0" w14:cap="rnd" w14:cmpd="sng" w14:algn="ctr">
+          <w14:noFill/>
+          <w14:prstDash w14:val="solid"/>
+          <w14:bevel/>
+        </w14:textOutline>
+        <w14:scene3d>
+          <w14:camera w14:prst="orthographicFront"/>
+          <w14:lightRig w14:rig="threePt" w14:dir="t">
+            <w14:rot w14:lat="0" w14:lon="0" w14:rev="0"/>
+          </w14:lightRig>
+        </w14:scene3d>
+        <w14:props3d w14:extrusionH="0" w14:contourW="0" w14:prstMaterial="none"/>
+        <w14:ligatures w14:val="none"/>
+        <w14:numForm w14:val="default"/>
+        <w14:numSpacing w14:val="default"/>
+        <w14:stylisticSets/>
+        <w14:cntxtAlts w14:val="0"/>
+      </w:rPr>
+    </w:lvl>
+    <w:lvl w:ilvl="2">
+      <w:start w:val="1"/>
+      <w:numFmt w:val="decimal"/>
+      <w:lvlText w:val="%1.%2.%3."/>
+      <w:lvlJc w:val="left"/>
+      <w:pPr>
+        <w:ind w:left="1900" w:hanging="482"/>
+      </w:pPr>
+      <w:rPr>
+        <w:rFonts w:hint="default"/>
+      </w:rPr>
+    </w:lvl>
+    <w:lvl w:ilvl="3">
+      <w:start w:val="1"/>
+      <w:numFmt w:val="decimal"/>
+      <w:lvlText w:val="%1.%2.%3.%4."/>
+      <w:lvlJc w:val="left"/>
+      <w:pPr>
+        <w:ind w:left="2609" w:hanging="482"/>
+      </w:pPr>
+      <w:rPr>
+        <w:rFonts w:hint="default"/>
+      </w:rPr>
+    </w:lvl>
+    <w:lvl w:ilvl="4">
+      <w:start w:val="1"/>
+      <w:numFmt w:val="decimal"/>
+      <w:lvlText w:val="%1.%2.%3.%4.%5."/>
+      <w:lvlJc w:val="left"/>
+      <w:pPr>
+        <w:ind w:left="3318" w:hanging="482"/>
+      </w:pPr>
+      <w:rPr>
+        <w:rFonts w:hint="default"/>
+      </w:rPr>
+    </w:lvl>
+    <w:lvl w:ilvl="5">
+      <w:start w:val="1"/>
+      <w:numFmt w:val="decimal"/>
+      <w:lvlText w:val="%1.%2.%3.%4.%5.%6."/>
+      <w:lvlJc w:val="left"/>
+      <w:pPr>
+        <w:ind w:left="4027" w:hanging="482"/>
+      </w:pPr>
+      <w:rPr>
+        <w:rFonts w:hint="default"/>
+      </w:rPr>
+    </w:lvl>
+    <w:lvl w:ilvl="6">
+      <w:start w:val="1"/>
+      <w:numFmt w:val="decimal"/>
+      <w:lvlText w:val="%1.%2.%3.%4.%5.%6.%7."/>
+      <w:lvlJc w:val="left"/>
+      <w:pPr>
+        <w:ind w:left="4736" w:hanging="482"/>
+      </w:pPr>
+      <w:rPr>
+        <w:rFonts w:hint="default"/>
+      </w:rPr>
+    </w:lvl>
+    <w:lvl w:ilvl="7">
+      <w:start w:val="1"/>
+      <w:numFmt w:val="decimal"/>
+      <w:lvlText w:val="%1.%2.%3.%4.%5.%6.%7.%8."/>
+      <w:lvlJc w:val="left"/>
+      <w:pPr>
+        <w:ind w:left="5445" w:hanging="482"/>
+      </w:pPr>
+      <w:rPr>
+        <w:rFonts w:hint="default"/>
+      </w:rPr>
+    </w:lvl>
+    <w:lvl w:ilvl="8">
+      <w:start w:val="1"/>
+      <w:numFmt w:val="decimal"/>
+      <w:lvlText w:val="%1.%2.%3.%4.%5.%6.%7.%8.%9."/>
+      <w:lvlJc w:val="left"/>
+      <w:pPr>
+        <w:ind w:left="6154" w:hanging="482"/>
+      </w:pPr>
+      <w:rPr>
+        <w:rFonts w:hint="default"/>
+      </w:rPr>
+    </w:lvl>
+  </w:abstractNum>
+  <w:abstractNum w:abstractNumId="6" w15:restartNumberingAfterBreak="0">
+    <w:nsid w:val="280D2EED"/>
+    <w:multiLevelType w:val="multilevel"/>
+    <w:tmpl w:val="E586017C"/>
+    <w:lvl w:ilvl="0">
+      <w:start w:val="1"/>
+      <w:numFmt w:val="decimal"/>
+      <w:lvlText w:val="%1."/>
+      <w:lvlJc w:val="left"/>
+      <w:pPr>
+        <w:ind w:left="482" w:hanging="482"/>
+      </w:pPr>
+      <w:rPr>
+        <w:rFonts w:hint="default"/>
+      </w:rPr>
+    </w:lvl>
+    <w:lvl w:ilvl="1">
+      <w:start w:val="1"/>
+      <w:numFmt w:val="none"/>
+      <w:lvlText w:val="2.2."/>
+      <w:lvlJc w:val="left"/>
+      <w:pPr>
+        <w:ind w:left="1191" w:hanging="482"/>
+      </w:pPr>
+      <w:rPr>
+        <w:rFonts w:ascii="Times New Roman" w:hAnsi="Times New Roman" w:cs="Times New Roman" w:hint="default"/>
+        <w:b w:val="0"/>
+        <w:bCs w:val="0"/>
+        <w:i w:val="0"/>
+        <w:iCs w:val="0"/>
+        <w:caps w:val="0"/>
+        <w:smallCaps w:val="0"/>
+        <w:strike w:val="0"/>
+        <w:dstrike w:val="0"/>
+        <w:outline w:val="0"/>
+        <w:shadow w:val="0"/>
+        <w:emboss w:val="0"/>
+        <w:imprint w:val="0"/>
+        <w:vanish w:val="0"/>
+        <w:spacing w:val="0"/>
+        <w:kern w:val="0"/>
+        <w:position w:val="0"/>
+        <w:u w:val="none"/>
+        <w:effect w:val="none"/>
+        <w:vertAlign w:val="baseline"/>
+        <w:em w:val="none"/>
+        <w14:ligatures w14:val="none"/>
+        <w14:numForm w14:val="default"/>
+        <w14:numSpacing w14:val="default"/>
+        <w14:stylisticSets/>
+        <w14:cntxtAlts w14:val="0"/>
+      </w:rPr>
+    </w:lvl>
+    <w:lvl w:ilvl="2">
+      <w:start w:val="1"/>
+      <w:numFmt w:val="decimal"/>
+      <w:lvlText w:val="%1.%2.%3."/>
+      <w:lvlJc w:val="left"/>
+      <w:pPr>
+        <w:ind w:left="1900" w:hanging="482"/>
+      </w:pPr>
+      <w:rPr>
+        <w:rFonts w:hint="default"/>
+      </w:rPr>
+    </w:lvl>
+    <w:lvl w:ilvl="3">
+      <w:start w:val="1"/>
+      <w:numFmt w:val="decimal"/>
+      <w:lvlText w:val="%1.%2.%3.%4."/>
+      <w:lvlJc w:val="left"/>
+      <w:pPr>
+        <w:ind w:left="2609" w:hanging="482"/>
+      </w:pPr>
+      <w:rPr>
+        <w:rFonts w:hint="default"/>
+      </w:rPr>
+    </w:lvl>
+    <w:lvl w:ilvl="4">
+      <w:start w:val="1"/>
+      <w:numFmt w:val="decimal"/>
+      <w:lvlText w:val="%1.%2.%3.%4.%5."/>
+      <w:lvlJc w:val="left"/>
+      <w:pPr>
+        <w:ind w:left="3318" w:hanging="482"/>
+      </w:pPr>
+      <w:rPr>
+        <w:rFonts w:hint="default"/>
+      </w:rPr>
+    </w:lvl>
+    <w:lvl w:ilvl="5">
+      <w:start w:val="1"/>
+      <w:numFmt w:val="decimal"/>
+      <w:lvlText w:val="%1.%2.%3.%4.%5.%6."/>
+      <w:lvlJc w:val="left"/>
+      <w:pPr>
+        <w:ind w:left="4027" w:hanging="482"/>
+      </w:pPr>
+      <w:rPr>
+        <w:rFonts w:hint="default"/>
+      </w:rPr>
+    </w:lvl>
+    <w:lvl w:ilvl="6">
+      <w:start w:val="1"/>
+      <w:numFmt w:val="decimal"/>
+      <w:lvlText w:val="%1.%2.%3.%4.%5.%6.%7."/>
+      <w:lvlJc w:val="left"/>
+      <w:pPr>
+        <w:ind w:left="4736" w:hanging="482"/>
+      </w:pPr>
+      <w:rPr>
+        <w:rFonts w:hint="default"/>
+      </w:rPr>
+    </w:lvl>
+    <w:lvl w:ilvl="7">
+      <w:start w:val="1"/>
+      <w:numFmt w:val="decimal"/>
+      <w:lvlText w:val="%1.%2.%3.%4.%5.%6.%7.%8."/>
+      <w:lvlJc w:val="left"/>
+      <w:pPr>
+        <w:ind w:left="5445" w:hanging="482"/>
+      </w:pPr>
+      <w:rPr>
+        <w:rFonts w:hint="default"/>
+      </w:rPr>
+    </w:lvl>
+    <w:lvl w:ilvl="8">
+      <w:start w:val="1"/>
+      <w:numFmt w:val="decimal"/>
+      <w:lvlText w:val="%1.%2.%3.%4.%5.%6.%7.%8.%9."/>
+      <w:lvlJc w:val="left"/>
+      <w:pPr>
+        <w:ind w:left="6154" w:hanging="482"/>
+      </w:pPr>
+      <w:rPr>
+        <w:rFonts w:hint="default"/>
+      </w:rPr>
+    </w:lvl>
+  </w:abstractNum>
+  <w:abstractNum w:abstractNumId="7" w15:restartNumberingAfterBreak="0">
     <w:nsid w:val="2A153203"/>
     <w:multiLevelType w:val="hybridMultilevel"/>
     <w:tmpl w:val="DB141546"/>
@@ -2792,7 +3633,7 @@
       </w:rPr>
     </w:lvl>
   </w:abstractNum>
-  <w:abstractNum w:abstractNumId="6" w15:restartNumberingAfterBreak="0">
+  <w:abstractNum w:abstractNumId="8" w15:restartNumberingAfterBreak="0">
     <w:nsid w:val="2C7F3E5F"/>
     <w:multiLevelType w:val="hybridMultilevel"/>
     <w:tmpl w:val="992CBF76"/>
@@ -2904,7 +3745,7 @@
       </w:rPr>
     </w:lvl>
   </w:abstractNum>
-  <w:abstractNum w:abstractNumId="7" w15:restartNumberingAfterBreak="0">
+  <w:abstractNum w:abstractNumId="9" w15:restartNumberingAfterBreak="0">
     <w:nsid w:val="31D31BE3"/>
     <w:multiLevelType w:val="hybridMultilevel"/>
     <w:tmpl w:val="A89AB47E"/>
@@ -3017,7 +3858,7 @@
       </w:rPr>
     </w:lvl>
   </w:abstractNum>
-  <w:abstractNum w:abstractNumId="8" w15:restartNumberingAfterBreak="0">
+  <w:abstractNum w:abstractNumId="10" w15:restartNumberingAfterBreak="0">
     <w:nsid w:val="3A5632FE"/>
     <w:multiLevelType w:val="hybridMultilevel"/>
     <w:tmpl w:val="064A8054"/>
@@ -3131,7 +3972,7 @@
       </w:rPr>
     </w:lvl>
   </w:abstractNum>
-  <w:abstractNum w:abstractNumId="9" w15:restartNumberingAfterBreak="0">
+  <w:abstractNum w:abstractNumId="11" w15:restartNumberingAfterBreak="0">
     <w:nsid w:val="3A9A6473"/>
     <w:multiLevelType w:val="multilevel"/>
     <w:tmpl w:val="DCF2DDC2"/>
@@ -3244,7 +4085,120 @@
       </w:rPr>
     </w:lvl>
   </w:abstractNum>
-  <w:abstractNum w:abstractNumId="10" w15:restartNumberingAfterBreak="0">
+  <w:abstractNum w:abstractNumId="12" w15:restartNumberingAfterBreak="0">
+    <w:nsid w:val="4A100EDD"/>
+    <w:multiLevelType w:val="hybridMultilevel"/>
+    <w:tmpl w:val="F4EA3DD2"/>
+    <w:lvl w:ilvl="0" w:tplc="850A3202">
+      <w:start w:val="1"/>
+      <w:numFmt w:val="bullet"/>
+      <w:lvlText w:val="-"/>
+      <w:lvlJc w:val="left"/>
+      <w:pPr>
+        <w:ind w:left="1068" w:hanging="360"/>
+      </w:pPr>
+      <w:rPr>
+        <w:rFonts w:ascii="Times New Roman" w:eastAsiaTheme="minorHAnsi" w:hAnsi="Times New Roman" w:cs="Times New Roman" w:hint="default"/>
+      </w:rPr>
+    </w:lvl>
+    <w:lvl w:ilvl="1" w:tplc="040E0003" w:tentative="1">
+      <w:start w:val="1"/>
+      <w:numFmt w:val="bullet"/>
+      <w:lvlText w:val="o"/>
+      <w:lvlJc w:val="left"/>
+      <w:pPr>
+        <w:ind w:left="1788" w:hanging="360"/>
+      </w:pPr>
+      <w:rPr>
+        <w:rFonts w:ascii="Courier New" w:hAnsi="Courier New" w:cs="Courier New" w:hint="default"/>
+      </w:rPr>
+    </w:lvl>
+    <w:lvl w:ilvl="2" w:tplc="040E0005" w:tentative="1">
+      <w:start w:val="1"/>
+      <w:numFmt w:val="bullet"/>
+      <w:lvlText w:val=""/>
+      <w:lvlJc w:val="left"/>
+      <w:pPr>
+        <w:ind w:left="2508" w:hanging="360"/>
+      </w:pPr>
+      <w:rPr>
+        <w:rFonts w:ascii="Wingdings" w:hAnsi="Wingdings" w:hint="default"/>
+      </w:rPr>
+    </w:lvl>
+    <w:lvl w:ilvl="3" w:tplc="040E0001" w:tentative="1">
+      <w:start w:val="1"/>
+      <w:numFmt w:val="bullet"/>
+      <w:lvlText w:val=""/>
+      <w:lvlJc w:val="left"/>
+      <w:pPr>
+        <w:ind w:left="3228" w:hanging="360"/>
+      </w:pPr>
+      <w:rPr>
+        <w:rFonts w:ascii="Symbol" w:hAnsi="Symbol" w:hint="default"/>
+      </w:rPr>
+    </w:lvl>
+    <w:lvl w:ilvl="4" w:tplc="040E0003" w:tentative="1">
+      <w:start w:val="1"/>
+      <w:numFmt w:val="bullet"/>
+      <w:lvlText w:val="o"/>
+      <w:lvlJc w:val="left"/>
+      <w:pPr>
+        <w:ind w:left="3948" w:hanging="360"/>
+      </w:pPr>
+      <w:rPr>
+        <w:rFonts w:ascii="Courier New" w:hAnsi="Courier New" w:cs="Courier New" w:hint="default"/>
+      </w:rPr>
+    </w:lvl>
+    <w:lvl w:ilvl="5" w:tplc="040E0005" w:tentative="1">
+      <w:start w:val="1"/>
+      <w:numFmt w:val="bullet"/>
+      <w:lvlText w:val=""/>
+      <w:lvlJc w:val="left"/>
+      <w:pPr>
+        <w:ind w:left="4668" w:hanging="360"/>
+      </w:pPr>
+      <w:rPr>
+        <w:rFonts w:ascii="Wingdings" w:hAnsi="Wingdings" w:hint="default"/>
+      </w:rPr>
+    </w:lvl>
+    <w:lvl w:ilvl="6" w:tplc="040E0001" w:tentative="1">
+      <w:start w:val="1"/>
+      <w:numFmt w:val="bullet"/>
+      <w:lvlText w:val=""/>
+      <w:lvlJc w:val="left"/>
+      <w:pPr>
+        <w:ind w:left="5388" w:hanging="360"/>
+      </w:pPr>
+      <w:rPr>
+        <w:rFonts w:ascii="Symbol" w:hAnsi="Symbol" w:hint="default"/>
+      </w:rPr>
+    </w:lvl>
+    <w:lvl w:ilvl="7" w:tplc="040E0003" w:tentative="1">
+      <w:start w:val="1"/>
+      <w:numFmt w:val="bullet"/>
+      <w:lvlText w:val="o"/>
+      <w:lvlJc w:val="left"/>
+      <w:pPr>
+        <w:ind w:left="6108" w:hanging="360"/>
+      </w:pPr>
+      <w:rPr>
+        <w:rFonts w:ascii="Courier New" w:hAnsi="Courier New" w:cs="Courier New" w:hint="default"/>
+      </w:rPr>
+    </w:lvl>
+    <w:lvl w:ilvl="8" w:tplc="040E0005" w:tentative="1">
+      <w:start w:val="1"/>
+      <w:numFmt w:val="bullet"/>
+      <w:lvlText w:val=""/>
+      <w:lvlJc w:val="left"/>
+      <w:pPr>
+        <w:ind w:left="6828" w:hanging="360"/>
+      </w:pPr>
+      <w:rPr>
+        <w:rFonts w:ascii="Wingdings" w:hAnsi="Wingdings" w:hint="default"/>
+      </w:rPr>
+    </w:lvl>
+  </w:abstractNum>
+  <w:abstractNum w:abstractNumId="13" w15:restartNumberingAfterBreak="0">
     <w:nsid w:val="4E7C33A8"/>
     <w:multiLevelType w:val="multilevel"/>
     <w:tmpl w:val="040E001F"/>
@@ -3330,7 +4284,7 @@
       </w:pPr>
     </w:lvl>
   </w:abstractNum>
-  <w:abstractNum w:abstractNumId="11" w15:restartNumberingAfterBreak="0">
+  <w:abstractNum w:abstractNumId="14" w15:restartNumberingAfterBreak="0">
     <w:nsid w:val="579A67A4"/>
     <w:multiLevelType w:val="multilevel"/>
     <w:tmpl w:val="8B9C6614"/>
@@ -3443,7 +4397,7 @@
       </w:rPr>
     </w:lvl>
   </w:abstractNum>
-  <w:abstractNum w:abstractNumId="12" w15:restartNumberingAfterBreak="0">
+  <w:abstractNum w:abstractNumId="15" w15:restartNumberingAfterBreak="0">
     <w:nsid w:val="590136D7"/>
     <w:multiLevelType w:val="multilevel"/>
     <w:tmpl w:val="0F8A8F7C"/>
@@ -3556,7 +4510,174 @@
       </w:rPr>
     </w:lvl>
   </w:abstractNum>
-  <w:abstractNum w:abstractNumId="13" w15:restartNumberingAfterBreak="0">
+  <w:abstractNum w:abstractNumId="16" w15:restartNumberingAfterBreak="0">
+    <w:nsid w:val="5D961E72"/>
+    <w:multiLevelType w:val="multilevel"/>
+    <w:tmpl w:val="2E6A1DE8"/>
+    <w:lvl w:ilvl="0">
+      <w:start w:val="1"/>
+      <w:numFmt w:val="decimal"/>
+      <w:lvlText w:val="%1."/>
+      <w:lvlJc w:val="left"/>
+      <w:pPr>
+        <w:ind w:left="480" w:hanging="480"/>
+      </w:pPr>
+      <w:rPr>
+        <w:rFonts w:hint="default"/>
+      </w:rPr>
+    </w:lvl>
+    <w:lvl w:ilvl="1">
+      <w:start w:val="1"/>
+      <w:numFmt w:val="none"/>
+      <w:lvlText w:val="1."/>
+      <w:lvlJc w:val="left"/>
+      <w:pPr>
+        <w:ind w:left="1428" w:hanging="720"/>
+      </w:pPr>
+      <w:rPr>
+        <w:rFonts w:ascii="Times New Roman" w:hAnsi="Times New Roman" w:cs="Times New Roman" w:hint="default"/>
+        <w:b w:val="0"/>
+        <w:bCs w:val="0"/>
+        <w:i w:val="0"/>
+        <w:iCs w:val="0"/>
+        <w:caps w:val="0"/>
+        <w:smallCaps w:val="0"/>
+        <w:strike w:val="0"/>
+        <w:dstrike w:val="0"/>
+        <w:outline w:val="0"/>
+        <w:shadow w:val="0"/>
+        <w:emboss w:val="0"/>
+        <w:imprint w:val="0"/>
+        <w:noProof w:val="0"/>
+        <w:snapToGrid w:val="0"/>
+        <w:vanish w:val="0"/>
+        <w:color w:val="000000"/>
+        <w:spacing w:val="0"/>
+        <w:w w:val="0"/>
+        <w:kern w:val="0"/>
+        <w:position w:val="0"/>
+        <w:sz w:val="0"/>
+        <w:szCs w:val="0"/>
+        <w:u w:val="none" w:color="000000"/>
+        <w:effect w:val="none"/>
+        <w:bdr w:val="none" w:sz="0" w:space="0" w:color="000000"/>
+        <w:shd w:val="clear" w:color="000000" w:fill="000000"/>
+        <w:vertAlign w:val="baseline"/>
+        <w:em w:val="none"/>
+        <w:lang w:val="x-none" w:eastAsia="x-none" w:bidi="x-none"/>
+        <w:specVanish w:val="0"/>
+        <w14:glow w14:rad="0">
+          <w14:srgbClr w14:val="000000"/>
+        </w14:glow>
+        <w14:shadow w14:blurRad="0" w14:dist="0" w14:dir="0" w14:sx="0" w14:sy="0" w14:kx="0" w14:ky="0" w14:algn="none">
+          <w14:srgbClr w14:val="000000"/>
+        </w14:shadow>
+        <w14:reflection w14:blurRad="0" w14:stA="0" w14:stPos="0" w14:endA="0" w14:endPos="0" w14:dist="0" w14:dir="0" w14:fadeDir="0" w14:sx="0" w14:sy="0" w14:kx="0" w14:ky="0" w14:algn="none"/>
+        <w14:textOutline w14:w="0" w14:cap="rnd" w14:cmpd="sng" w14:algn="ctr">
+          <w14:noFill/>
+          <w14:prstDash w14:val="solid"/>
+          <w14:bevel/>
+        </w14:textOutline>
+        <w14:scene3d>
+          <w14:camera w14:prst="orthographicFront"/>
+          <w14:lightRig w14:rig="threePt" w14:dir="t">
+            <w14:rot w14:lat="0" w14:lon="0" w14:rev="0"/>
+          </w14:lightRig>
+        </w14:scene3d>
+        <w14:props3d w14:extrusionH="0" w14:contourW="0" w14:prstMaterial="none"/>
+        <w14:ligatures w14:val="none"/>
+        <w14:numForm w14:val="default"/>
+        <w14:numSpacing w14:val="default"/>
+        <w14:stylisticSets/>
+        <w14:cntxtAlts w14:val="0"/>
+      </w:rPr>
+    </w:lvl>
+    <w:lvl w:ilvl="2">
+      <w:start w:val="1"/>
+      <w:numFmt w:val="decimal"/>
+      <w:lvlText w:val="%1.%2.%3."/>
+      <w:lvlJc w:val="left"/>
+      <w:pPr>
+        <w:ind w:left="2136" w:hanging="720"/>
+      </w:pPr>
+      <w:rPr>
+        <w:rFonts w:hint="default"/>
+      </w:rPr>
+    </w:lvl>
+    <w:lvl w:ilvl="3">
+      <w:start w:val="1"/>
+      <w:numFmt w:val="decimal"/>
+      <w:lvlText w:val="%1.%2.%3.%4."/>
+      <w:lvlJc w:val="left"/>
+      <w:pPr>
+        <w:ind w:left="3204" w:hanging="1080"/>
+      </w:pPr>
+      <w:rPr>
+        <w:rFonts w:hint="default"/>
+      </w:rPr>
+    </w:lvl>
+    <w:lvl w:ilvl="4">
+      <w:start w:val="1"/>
+      <w:numFmt w:val="decimal"/>
+      <w:lvlText w:val="%1.%2.%3.%4.%5."/>
+      <w:lvlJc w:val="left"/>
+      <w:pPr>
+        <w:ind w:left="4272" w:hanging="1440"/>
+      </w:pPr>
+      <w:rPr>
+        <w:rFonts w:hint="default"/>
+      </w:rPr>
+    </w:lvl>
+    <w:lvl w:ilvl="5">
+      <w:start w:val="1"/>
+      <w:numFmt w:val="decimal"/>
+      <w:lvlText w:val="%1.%2.%3.%4.%5.%6."/>
+      <w:lvlJc w:val="left"/>
+      <w:pPr>
+        <w:ind w:left="4980" w:hanging="1440"/>
+      </w:pPr>
+      <w:rPr>
+        <w:rFonts w:hint="default"/>
+      </w:rPr>
+    </w:lvl>
+    <w:lvl w:ilvl="6">
+      <w:start w:val="1"/>
+      <w:numFmt w:val="decimal"/>
+      <w:lvlText w:val="%1.%2.%3.%4.%5.%6.%7."/>
+      <w:lvlJc w:val="left"/>
+      <w:pPr>
+        <w:ind w:left="6048" w:hanging="1800"/>
+      </w:pPr>
+      <w:rPr>
+        <w:rFonts w:hint="default"/>
+      </w:rPr>
+    </w:lvl>
+    <w:lvl w:ilvl="7">
+      <w:start w:val="1"/>
+      <w:numFmt w:val="decimal"/>
+      <w:lvlText w:val="%1.%2.%3.%4.%5.%6.%7.%8."/>
+      <w:lvlJc w:val="left"/>
+      <w:pPr>
+        <w:ind w:left="7116" w:hanging="2160"/>
+      </w:pPr>
+      <w:rPr>
+        <w:rFonts w:hint="default"/>
+      </w:rPr>
+    </w:lvl>
+    <w:lvl w:ilvl="8">
+      <w:start w:val="1"/>
+      <w:numFmt w:val="decimal"/>
+      <w:lvlText w:val="%1.%2.%3.%4.%5.%6.%7.%8.%9."/>
+      <w:lvlJc w:val="left"/>
+      <w:pPr>
+        <w:ind w:left="7824" w:hanging="2160"/>
+      </w:pPr>
+      <w:rPr>
+        <w:rFonts w:hint="default"/>
+      </w:rPr>
+    </w:lvl>
+  </w:abstractNum>
+  <w:abstractNum w:abstractNumId="17" w15:restartNumberingAfterBreak="0">
     <w:nsid w:val="72D82A01"/>
     <w:multiLevelType w:val="multilevel"/>
     <w:tmpl w:val="040E001F"/>
@@ -3642,11 +4763,11 @@
       </w:pPr>
     </w:lvl>
   </w:abstractNum>
-  <w:abstractNum w:abstractNumId="14" w15:restartNumberingAfterBreak="0">
+  <w:abstractNum w:abstractNumId="18" w15:restartNumberingAfterBreak="0">
     <w:nsid w:val="79021BF2"/>
     <w:multiLevelType w:val="hybridMultilevel"/>
-    <w:tmpl w:val="2CE6E94C"/>
-    <w:lvl w:ilvl="0" w:tplc="E8DCE2E4">
+    <w:tmpl w:val="5DF4E48E"/>
+    <w:lvl w:ilvl="0" w:tplc="A7E6A6C6">
       <w:start w:val="1"/>
       <w:numFmt w:val="decimal"/>
       <w:pStyle w:val="Cmsor1"/>
@@ -3789,7 +4910,7 @@
       </w:pPr>
     </w:lvl>
   </w:abstractNum>
-  <w:abstractNum w:abstractNumId="15" w15:restartNumberingAfterBreak="0">
+  <w:abstractNum w:abstractNumId="19" w15:restartNumberingAfterBreak="0">
     <w:nsid w:val="7AA558AC"/>
     <w:multiLevelType w:val="multilevel"/>
     <w:tmpl w:val="4AEE0144"/>
@@ -3808,7 +4929,6 @@
     <w:lvl w:ilvl="1">
       <w:start w:val="1"/>
       <w:numFmt w:val="decimal"/>
-      <w:pStyle w:val="Cmsor2"/>
       <w:lvlText w:val="%1.%2."/>
       <w:lvlJc w:val="left"/>
       <w:pPr>
@@ -3904,49 +5024,49 @@
     </w:lvl>
   </w:abstractNum>
   <w:num w:numId="1">
-    <w:abstractNumId w:val="15"/>
+    <w:abstractNumId w:val="19"/>
   </w:num>
   <w:num w:numId="2">
     <w:abstractNumId w:val="3"/>
   </w:num>
   <w:num w:numId="3">
-    <w:abstractNumId w:val="15"/>
+    <w:abstractNumId w:val="19"/>
   </w:num>
   <w:num w:numId="4">
+    <w:abstractNumId w:val="10"/>
+  </w:num>
+  <w:num w:numId="5">
     <w:abstractNumId w:val="8"/>
   </w:num>
-  <w:num w:numId="5">
-    <w:abstractNumId w:val="6"/>
-  </w:num>
   <w:num w:numId="6">
-    <w:abstractNumId w:val="7"/>
+    <w:abstractNumId w:val="9"/>
   </w:num>
   <w:num w:numId="7">
-    <w:abstractNumId w:val="8"/>
+    <w:abstractNumId w:val="10"/>
   </w:num>
   <w:num w:numId="8">
     <w:abstractNumId w:val="0"/>
   </w:num>
   <w:num w:numId="9">
-    <w:abstractNumId w:val="14"/>
+    <w:abstractNumId w:val="18"/>
   </w:num>
   <w:num w:numId="10">
     <w:abstractNumId w:val="1"/>
   </w:num>
   <w:num w:numId="11">
-    <w:abstractNumId w:val="13"/>
+    <w:abstractNumId w:val="17"/>
   </w:num>
   <w:num w:numId="12">
-    <w:abstractNumId w:val="9"/>
+    <w:abstractNumId w:val="11"/>
   </w:num>
   <w:num w:numId="13">
-    <w:abstractNumId w:val="11"/>
+    <w:abstractNumId w:val="14"/>
   </w:num>
   <w:num w:numId="14">
-    <w:abstractNumId w:val="12"/>
+    <w:abstractNumId w:val="15"/>
   </w:num>
   <w:num w:numId="15">
-    <w:abstractNumId w:val="14"/>
+    <w:abstractNumId w:val="18"/>
     <w:lvlOverride w:ilvl="0">
       <w:startOverride w:val="1"/>
     </w:lvlOverride>
@@ -3955,13 +5075,180 @@
     <w:abstractNumId w:val="4"/>
   </w:num>
   <w:num w:numId="17">
-    <w:abstractNumId w:val="10"/>
+    <w:abstractNumId w:val="13"/>
   </w:num>
   <w:num w:numId="18">
     <w:abstractNumId w:val="2"/>
   </w:num>
   <w:num w:numId="19">
+    <w:abstractNumId w:val="7"/>
+  </w:num>
+  <w:num w:numId="20">
+    <w:abstractNumId w:val="16"/>
+  </w:num>
+  <w:num w:numId="21">
     <w:abstractNumId w:val="5"/>
+  </w:num>
+  <w:num w:numId="22">
+    <w:abstractNumId w:val="2"/>
+    <w:lvlOverride w:ilvl="0">
+      <w:lvl w:ilvl="0">
+        <w:start w:val="1"/>
+        <w:numFmt w:val="decimal"/>
+        <w:lvlText w:val="%1."/>
+        <w:lvlJc w:val="left"/>
+        <w:pPr>
+          <w:ind w:left="482" w:hanging="482"/>
+        </w:pPr>
+        <w:rPr>
+          <w:rFonts w:hint="default"/>
+        </w:rPr>
+      </w:lvl>
+    </w:lvlOverride>
+    <w:lvlOverride w:ilvl="1">
+      <w:lvl w:ilvl="1">
+        <w:start w:val="1"/>
+        <w:numFmt w:val="none"/>
+        <w:pStyle w:val="Cmsor2"/>
+        <w:lvlText w:val="2.1."/>
+        <w:lvlJc w:val="left"/>
+        <w:pPr>
+          <w:ind w:left="1191" w:hanging="482"/>
+        </w:pPr>
+        <w:rPr>
+          <w:rFonts w:ascii="Times New Roman" w:hAnsi="Times New Roman" w:cs="Times New Roman" w:hint="default"/>
+          <w:b w:val="0"/>
+          <w:bCs w:val="0"/>
+          <w:i w:val="0"/>
+          <w:iCs w:val="0"/>
+          <w:caps w:val="0"/>
+          <w:smallCaps w:val="0"/>
+          <w:strike w:val="0"/>
+          <w:dstrike w:val="0"/>
+          <w:outline w:val="0"/>
+          <w:shadow w:val="0"/>
+          <w:emboss w:val="0"/>
+          <w:imprint w:val="0"/>
+          <w:vanish w:val="0"/>
+          <w:spacing w:val="0"/>
+          <w:kern w:val="0"/>
+          <w:position w:val="0"/>
+          <w:u w:val="none"/>
+          <w:effect w:val="none"/>
+          <w:vertAlign w:val="baseline"/>
+          <w:em w:val="none"/>
+          <w14:ligatures w14:val="none"/>
+          <w14:numForm w14:val="default"/>
+          <w14:numSpacing w14:val="default"/>
+          <w14:stylisticSets/>
+          <w14:cntxtAlts w14:val="0"/>
+        </w:rPr>
+      </w:lvl>
+    </w:lvlOverride>
+    <w:lvlOverride w:ilvl="2">
+      <w:lvl w:ilvl="2">
+        <w:start w:val="1"/>
+        <w:numFmt w:val="decimal"/>
+        <w:lvlText w:val="%1.%2.%3."/>
+        <w:lvlJc w:val="left"/>
+        <w:pPr>
+          <w:ind w:left="1900" w:hanging="482"/>
+        </w:pPr>
+        <w:rPr>
+          <w:rFonts w:hint="default"/>
+        </w:rPr>
+      </w:lvl>
+    </w:lvlOverride>
+    <w:lvlOverride w:ilvl="3">
+      <w:lvl w:ilvl="3">
+        <w:start w:val="1"/>
+        <w:numFmt w:val="decimal"/>
+        <w:lvlText w:val="%1.%2.%3.%4."/>
+        <w:lvlJc w:val="left"/>
+        <w:pPr>
+          <w:ind w:left="2609" w:hanging="482"/>
+        </w:pPr>
+        <w:rPr>
+          <w:rFonts w:hint="default"/>
+        </w:rPr>
+      </w:lvl>
+    </w:lvlOverride>
+    <w:lvlOverride w:ilvl="4">
+      <w:lvl w:ilvl="4">
+        <w:start w:val="1"/>
+        <w:numFmt w:val="decimal"/>
+        <w:lvlText w:val="%1.%2.%3.%4.%5."/>
+        <w:lvlJc w:val="left"/>
+        <w:pPr>
+          <w:ind w:left="3318" w:hanging="482"/>
+        </w:pPr>
+        <w:rPr>
+          <w:rFonts w:hint="default"/>
+        </w:rPr>
+      </w:lvl>
+    </w:lvlOverride>
+    <w:lvlOverride w:ilvl="5">
+      <w:lvl w:ilvl="5">
+        <w:start w:val="1"/>
+        <w:numFmt w:val="decimal"/>
+        <w:lvlText w:val="%1.%2.%3.%4.%5.%6."/>
+        <w:lvlJc w:val="left"/>
+        <w:pPr>
+          <w:ind w:left="4027" w:hanging="482"/>
+        </w:pPr>
+        <w:rPr>
+          <w:rFonts w:hint="default"/>
+        </w:rPr>
+      </w:lvl>
+    </w:lvlOverride>
+    <w:lvlOverride w:ilvl="6">
+      <w:lvl w:ilvl="6">
+        <w:start w:val="1"/>
+        <w:numFmt w:val="decimal"/>
+        <w:lvlText w:val="%1.%2.%3.%4.%5.%6.%7."/>
+        <w:lvlJc w:val="left"/>
+        <w:pPr>
+          <w:ind w:left="4736" w:hanging="482"/>
+        </w:pPr>
+        <w:rPr>
+          <w:rFonts w:hint="default"/>
+        </w:rPr>
+      </w:lvl>
+    </w:lvlOverride>
+    <w:lvlOverride w:ilvl="7">
+      <w:lvl w:ilvl="7">
+        <w:start w:val="1"/>
+        <w:numFmt w:val="decimal"/>
+        <w:lvlText w:val="%1.%2.%3.%4.%5.%6.%7.%8."/>
+        <w:lvlJc w:val="left"/>
+        <w:pPr>
+          <w:ind w:left="5445" w:hanging="482"/>
+        </w:pPr>
+        <w:rPr>
+          <w:rFonts w:hint="default"/>
+        </w:rPr>
+      </w:lvl>
+    </w:lvlOverride>
+    <w:lvlOverride w:ilvl="8">
+      <w:lvl w:ilvl="8">
+        <w:start w:val="1"/>
+        <w:numFmt w:val="decimal"/>
+        <w:lvlText w:val="%1.%2.%3.%4.%5.%6.%7.%8.%9."/>
+        <w:lvlJc w:val="left"/>
+        <w:pPr>
+          <w:ind w:left="6154" w:hanging="482"/>
+        </w:pPr>
+        <w:rPr>
+          <w:rFonts w:hint="default"/>
+        </w:rPr>
+      </w:lvl>
+    </w:lvlOverride>
+  </w:num>
+  <w:num w:numId="23">
+    <w:abstractNumId w:val="6"/>
+  </w:num>
+  <w:num w:numId="24">
+    <w:abstractNumId w:val="12"/>
   </w:num>
 </w:numbering>
 </file>
@@ -4382,7 +5669,7 @@
     <w:link w:val="Cmsor1Char"/>
     <w:uiPriority w:val="9"/>
     <w:qFormat/>
-    <w:rsid w:val="00C642BD"/>
+    <w:rsid w:val="00562278"/>
     <w:pPr>
       <w:keepNext/>
       <w:keepLines/>
@@ -4407,13 +5694,13 @@
     <w:uiPriority w:val="9"/>
     <w:unhideWhenUsed/>
     <w:qFormat/>
-    <w:rsid w:val="00FD588E"/>
+    <w:rsid w:val="0003471D"/>
     <w:pPr>
       <w:pageBreakBefore w:val="0"/>
       <w:numPr>
         <w:ilvl w:val="1"/>
+        <w:numId w:val="18"/>
       </w:numPr>
-      <w:ind w:left="788" w:hanging="431"/>
       <w:outlineLvl w:val="1"/>
     </w:pPr>
     <w:rPr>
@@ -4525,7 +5812,7 @@
     <w:basedOn w:val="Bekezdsalapbettpusa"/>
     <w:link w:val="Cmsor1"/>
     <w:uiPriority w:val="9"/>
-    <w:rsid w:val="00C642BD"/>
+    <w:rsid w:val="00562278"/>
     <w:rPr>
       <w:rFonts w:ascii="Times New Roman" w:hAnsi="Times New Roman" w:cs="Times New Roman"/>
       <w:noProof/>
@@ -4556,7 +5843,7 @@
     <w:basedOn w:val="Bekezdsalapbettpusa"/>
     <w:link w:val="Cmsor2"/>
     <w:uiPriority w:val="9"/>
-    <w:rsid w:val="00FD588E"/>
+    <w:rsid w:val="0003471D"/>
     <w:rPr>
       <w:rFonts w:ascii="Times New Roman" w:hAnsi="Times New Roman" w:cs="Times New Roman"/>
       <w:noProof/>

--- a/Adatbázis/KalandBörze_Adatbázis.docx
+++ b/Adatbázis/KalandBörze_Adatbázis.docx
@@ -183,7 +183,7 @@
           <w:footerReference w:type="default" r:id="rId10"/>
           <w:pgSz w:w="11906" w:h="16838"/>
           <w:pgMar w:top="1736" w:right="1274" w:bottom="1134" w:left="1276" w:header="709" w:footer="709" w:gutter="0"/>
-          <w:pgNumType w:start="0"/>
+          <w:pgNumType w:start="1"/>
           <w:cols w:space="708"/>
           <w:titlePg/>
           <w:docGrid w:linePitch="360"/>
@@ -1097,1357 +1097,12 @@
     </w:sdt>
     <w:p>
       <w:pPr>
-        <w:rPr>
-          <w:b/>
-          <w:bCs/>
-        </w:rPr>
-      </w:pPr>
-    </w:p>
-    <w:p>
-      <w:pPr>
-        <w:rPr>
-          <w:b/>
-          <w:bCs/>
-        </w:rPr>
-      </w:pPr>
-    </w:p>
-    <w:p>
-      <w:pPr>
-        <w:rPr>
-          <w:b/>
-          <w:bCs/>
-        </w:rPr>
-      </w:pPr>
-    </w:p>
-    <w:p>
-      <w:pPr>
-        <w:rPr>
-          <w:b/>
-          <w:bCs/>
-        </w:rPr>
-      </w:pPr>
-    </w:p>
-    <w:p>
-      <w:pPr>
-        <w:rPr>
-          <w:b/>
-          <w:bCs/>
-        </w:rPr>
-      </w:pPr>
-    </w:p>
-    <w:p>
-      <w:pPr>
-        <w:rPr>
-          <w:b/>
-          <w:bCs/>
-        </w:rPr>
-      </w:pPr>
-    </w:p>
-    <w:p>
-      <w:pPr>
-        <w:rPr>
-          <w:b/>
-          <w:bCs/>
-        </w:rPr>
-      </w:pPr>
-    </w:p>
-    <w:p>
-      <w:pPr>
-        <w:rPr>
-          <w:b/>
-          <w:bCs/>
-        </w:rPr>
-      </w:pPr>
-    </w:p>
-    <w:p>
-      <w:pPr>
-        <w:rPr>
-          <w:b/>
-          <w:bCs/>
-        </w:rPr>
-      </w:pPr>
-    </w:p>
-    <w:p>
-      <w:pPr>
-        <w:rPr>
-          <w:b/>
-          <w:bCs/>
-        </w:rPr>
-      </w:pPr>
-    </w:p>
-    <w:p>
-      <w:pPr>
-        <w:rPr>
-          <w:b/>
-          <w:bCs/>
-        </w:rPr>
-      </w:pPr>
-    </w:p>
-    <w:p>
-      <w:pPr>
-        <w:rPr>
-          <w:b/>
-          <w:bCs/>
-        </w:rPr>
-      </w:pPr>
-    </w:p>
-    <w:p>
-      <w:pPr>
-        <w:rPr>
-          <w:b/>
-          <w:bCs/>
-        </w:rPr>
-      </w:pPr>
-    </w:p>
-    <w:p>
-      <w:pPr>
-        <w:rPr>
-          <w:b/>
-          <w:bCs/>
-        </w:rPr>
-      </w:pPr>
-    </w:p>
-    <w:p>
-      <w:pPr>
-        <w:rPr>
-          <w:b/>
-          <w:bCs/>
-        </w:rPr>
-      </w:pPr>
-    </w:p>
-    <w:p>
-      <w:pPr>
-        <w:rPr>
-          <w:b/>
-          <w:bCs/>
-        </w:rPr>
-      </w:pPr>
-    </w:p>
-    <w:p>
-      <w:pPr>
-        <w:rPr>
-          <w:b/>
-          <w:bCs/>
-        </w:rPr>
-      </w:pPr>
-    </w:p>
-    <w:p>
-      <w:pPr>
-        <w:rPr>
-          <w:b/>
-          <w:bCs/>
-        </w:rPr>
-      </w:pPr>
-    </w:p>
-    <w:p>
-      <w:pPr>
-        <w:rPr>
-          <w:b/>
-          <w:bCs/>
-        </w:rPr>
-      </w:pPr>
-    </w:p>
-    <w:p>
-      <w:pPr>
         <w:pStyle w:val="Cmsor1"/>
       </w:pPr>
       <w:r>
         <w:lastRenderedPageBreak/>
         <w:t>Táblák</w:t>
       </w:r>
-    </w:p>
-    <w:p>
-      <w:pPr>
-        <w:pStyle w:val="Cmsor2"/>
-      </w:pPr>
-      <w:r>
-        <w:t xml:space="preserve"> </w:t>
-      </w:r>
-      <w:r>
-        <w:t>user</w:t>
-      </w:r>
-    </w:p>
-    <w:p>
-      <w:pPr>
-        <w:ind w:left="708"/>
-      </w:pPr>
-      <w:r>
-        <w:t>-</w:t>
-      </w:r>
-      <w:r>
-        <w:tab/>
-      </w:r>
-      <w:proofErr w:type="spellStart"/>
-      <w:r>
-        <w:t>id</w:t>
-      </w:r>
-      <w:proofErr w:type="spellEnd"/>
-      <w:r>
-        <w:t xml:space="preserve"> (</w:t>
-      </w:r>
-      <w:proofErr w:type="spellStart"/>
-      <w:r>
-        <w:t>Primary</w:t>
-      </w:r>
-      <w:proofErr w:type="spellEnd"/>
-      <w:r>
-        <w:t xml:space="preserve"> Key): A felhasználónak generált szám (</w:t>
-      </w:r>
-      <w:proofErr w:type="spellStart"/>
-      <w:r>
-        <w:t>BigInt</w:t>
-      </w:r>
-      <w:proofErr w:type="spellEnd"/>
-      <w:r>
-        <w:t>)</w:t>
-      </w:r>
-    </w:p>
-    <w:p>
-      <w:pPr>
-        <w:ind w:left="708"/>
-      </w:pPr>
-      <w:r>
-        <w:t>-</w:t>
-      </w:r>
-      <w:r>
-        <w:tab/>
-      </w:r>
-      <w:proofErr w:type="spellStart"/>
-      <w:r>
-        <w:t>username</w:t>
-      </w:r>
-      <w:proofErr w:type="spellEnd"/>
-      <w:r>
-        <w:t>: A felhasználó kitalált neve (</w:t>
-      </w:r>
-      <w:proofErr w:type="spellStart"/>
-      <w:r>
-        <w:t>varchar</w:t>
-      </w:r>
-      <w:proofErr w:type="spellEnd"/>
-      <w:r>
-        <w:t>(255))</w:t>
-      </w:r>
-    </w:p>
-    <w:p>
-      <w:pPr>
-        <w:ind w:left="708"/>
-      </w:pPr>
-      <w:r>
-        <w:t>-</w:t>
-      </w:r>
-      <w:r>
-        <w:tab/>
-      </w:r>
-      <w:proofErr w:type="spellStart"/>
-      <w:r>
-        <w:t>name</w:t>
-      </w:r>
-      <w:proofErr w:type="spellEnd"/>
-      <w:r>
-        <w:t>: A felhasználó neve (</w:t>
-      </w:r>
-      <w:proofErr w:type="spellStart"/>
-      <w:r>
-        <w:t>varchar</w:t>
-      </w:r>
-      <w:proofErr w:type="spellEnd"/>
-      <w:r>
-        <w:t>(255)) (Nem lehet benne szám)</w:t>
-      </w:r>
-    </w:p>
-    <w:p>
-      <w:pPr>
-        <w:ind w:left="708"/>
-      </w:pPr>
-      <w:r>
-        <w:t>-</w:t>
-      </w:r>
-      <w:r>
-        <w:tab/>
-      </w:r>
-      <w:proofErr w:type="spellStart"/>
-      <w:r>
-        <w:t>password</w:t>
-      </w:r>
-      <w:proofErr w:type="spellEnd"/>
-      <w:r>
-        <w:t xml:space="preserve">: A felhasználó </w:t>
-      </w:r>
-      <w:proofErr w:type="spellStart"/>
-      <w:r>
-        <w:t>jelszava</w:t>
-      </w:r>
-      <w:proofErr w:type="spellEnd"/>
-      <w:r>
-        <w:t xml:space="preserve"> (</w:t>
-      </w:r>
-      <w:proofErr w:type="spellStart"/>
-      <w:r>
-        <w:t>varchar</w:t>
-      </w:r>
-      <w:proofErr w:type="spellEnd"/>
-      <w:r>
-        <w:t>(255)) (Titkosított)</w:t>
-      </w:r>
-    </w:p>
-    <w:p>
-      <w:pPr>
-        <w:ind w:left="708"/>
-      </w:pPr>
-      <w:r>
-        <w:t>-</w:t>
-      </w:r>
-      <w:r>
-        <w:tab/>
-        <w:t>email: A felhasználó e-mail címe (</w:t>
-      </w:r>
-      <w:proofErr w:type="spellStart"/>
-      <w:r>
-        <w:t>varchar</w:t>
-      </w:r>
-      <w:proofErr w:type="spellEnd"/>
-      <w:r>
-        <w:t>(255)) („@” karakter kötelező bele)</w:t>
-      </w:r>
-    </w:p>
-    <w:p>
-      <w:pPr>
-        <w:ind w:left="708"/>
-      </w:pPr>
-      <w:r>
-        <w:t>-</w:t>
-      </w:r>
-      <w:r>
-        <w:tab/>
-      </w:r>
-      <w:proofErr w:type="spellStart"/>
-      <w:r>
-        <w:t>phone</w:t>
-      </w:r>
-      <w:proofErr w:type="spellEnd"/>
-      <w:r>
-        <w:t>: A felhasználó telefonszáma (</w:t>
-      </w:r>
-      <w:proofErr w:type="spellStart"/>
-      <w:r>
-        <w:t>BigInt</w:t>
-      </w:r>
-      <w:proofErr w:type="spellEnd"/>
-      <w:r>
-        <w:t xml:space="preserve">) </w:t>
-      </w:r>
-    </w:p>
-    <w:p>
-      <w:pPr>
-        <w:ind w:left="708"/>
-      </w:pPr>
-      <w:r>
-        <w:t>-</w:t>
-      </w:r>
-      <w:r>
-        <w:tab/>
-      </w:r>
-      <w:proofErr w:type="spellStart"/>
-      <w:r>
-        <w:t>birth_date</w:t>
-      </w:r>
-      <w:proofErr w:type="spellEnd"/>
-      <w:r>
-        <w:t>: A felhasználó születési ideje (</w:t>
-      </w:r>
-      <w:proofErr w:type="spellStart"/>
-      <w:r>
-        <w:t>DateTime</w:t>
-      </w:r>
-      <w:proofErr w:type="spellEnd"/>
-      <w:r>
-        <w:t>)</w:t>
-      </w:r>
-    </w:p>
-    <w:p>
-      <w:pPr>
-        <w:pStyle w:val="Cmsor2"/>
-      </w:pPr>
-      <w:r>
-        <w:t xml:space="preserve"> </w:t>
-      </w:r>
-      <w:r>
-        <w:t>event</w:t>
-      </w:r>
-    </w:p>
-    <w:p>
-      <w:pPr>
-        <w:ind w:left="708"/>
-      </w:pPr>
-      <w:proofErr w:type="spellStart"/>
-      <w:r>
-        <w:t>id</w:t>
-      </w:r>
-      <w:proofErr w:type="spellEnd"/>
-      <w:r>
-        <w:t xml:space="preserve"> (</w:t>
-      </w:r>
-      <w:proofErr w:type="spellStart"/>
-      <w:r>
-        <w:t>Primary</w:t>
-      </w:r>
-      <w:proofErr w:type="spellEnd"/>
-      <w:r>
-        <w:t xml:space="preserve"> Key): Az esemény  generált azonosítója (</w:t>
-      </w:r>
-      <w:proofErr w:type="spellStart"/>
-      <w:r>
-        <w:t>BigInt</w:t>
-      </w:r>
-      <w:proofErr w:type="spellEnd"/>
-      <w:r>
-        <w:t>)</w:t>
-      </w:r>
-    </w:p>
-    <w:p>
-      <w:pPr>
-        <w:ind w:left="708"/>
-      </w:pPr>
-      <w:r>
-        <w:t>-</w:t>
-      </w:r>
-      <w:r>
-        <w:tab/>
-      </w:r>
-      <w:proofErr w:type="spellStart"/>
-      <w:r>
-        <w:t>name</w:t>
-      </w:r>
-      <w:proofErr w:type="spellEnd"/>
-      <w:r>
-        <w:t>: Az esemény neve (</w:t>
-      </w:r>
-      <w:proofErr w:type="spellStart"/>
-      <w:r>
-        <w:t>varchar</w:t>
-      </w:r>
-      <w:proofErr w:type="spellEnd"/>
-      <w:r>
-        <w:t>(255))</w:t>
-      </w:r>
-    </w:p>
-    <w:p>
-      <w:pPr>
-        <w:ind w:left="708"/>
-      </w:pPr>
-      <w:r>
-        <w:t>-</w:t>
-      </w:r>
-      <w:r>
-        <w:tab/>
-      </w:r>
-      <w:proofErr w:type="spellStart"/>
-      <w:r>
-        <w:t>description</w:t>
-      </w:r>
-      <w:proofErr w:type="spellEnd"/>
-      <w:r>
-        <w:t>: Az esemény leírása (</w:t>
-      </w:r>
-      <w:proofErr w:type="spellStart"/>
-      <w:r>
-        <w:t>MediumText</w:t>
-      </w:r>
-      <w:proofErr w:type="spellEnd"/>
-      <w:r>
-        <w:t>)</w:t>
-      </w:r>
-    </w:p>
-    <w:p>
-      <w:pPr>
-        <w:ind w:left="708"/>
-      </w:pPr>
-      <w:r>
-        <w:t>-</w:t>
-      </w:r>
-      <w:r>
-        <w:tab/>
-      </w:r>
-      <w:proofErr w:type="spellStart"/>
-      <w:r>
-        <w:t>location</w:t>
-      </w:r>
-      <w:proofErr w:type="spellEnd"/>
-      <w:r>
-        <w:t>: Az esemény helyszíne (</w:t>
-      </w:r>
-      <w:proofErr w:type="spellStart"/>
-      <w:r>
-        <w:t>varchar</w:t>
-      </w:r>
-      <w:proofErr w:type="spellEnd"/>
-      <w:r>
-        <w:t>(255))</w:t>
-      </w:r>
-    </w:p>
-    <w:p>
-      <w:pPr>
-        <w:ind w:left="708"/>
-      </w:pPr>
-      <w:r>
-        <w:t>-</w:t>
-      </w:r>
-      <w:r>
-        <w:tab/>
-      </w:r>
-      <w:proofErr w:type="spellStart"/>
-      <w:r>
-        <w:t>pictures</w:t>
-      </w:r>
-      <w:proofErr w:type="spellEnd"/>
-      <w:r>
-        <w:t>: Képek a helyszínről és az eseményről (</w:t>
-      </w:r>
-      <w:proofErr w:type="spellStart"/>
-      <w:r>
-        <w:t>Set</w:t>
-      </w:r>
-      <w:proofErr w:type="spellEnd"/>
-      <w:r>
-        <w:t>)</w:t>
-      </w:r>
-    </w:p>
-    <w:p>
-      <w:pPr>
-        <w:ind w:left="708"/>
-      </w:pPr>
-      <w:r>
-        <w:t>-</w:t>
-      </w:r>
-      <w:r>
-        <w:tab/>
-      </w:r>
-      <w:proofErr w:type="spellStart"/>
-      <w:r>
-        <w:t>event_date_start</w:t>
-      </w:r>
-      <w:proofErr w:type="spellEnd"/>
-      <w:r>
-        <w:t>: Az esemény kezdete (</w:t>
-      </w:r>
-      <w:proofErr w:type="spellStart"/>
-      <w:r>
-        <w:t>DateTime</w:t>
-      </w:r>
-      <w:proofErr w:type="spellEnd"/>
-      <w:r>
-        <w:t>)</w:t>
-      </w:r>
-    </w:p>
-    <w:p>
-      <w:pPr>
-        <w:ind w:left="708"/>
-      </w:pPr>
-      <w:r>
-        <w:t>-</w:t>
-      </w:r>
-      <w:r>
-        <w:tab/>
-      </w:r>
-      <w:proofErr w:type="spellStart"/>
-      <w:r>
-        <w:t>event_date_finsih</w:t>
-      </w:r>
-      <w:proofErr w:type="spellEnd"/>
-      <w:r>
-        <w:t>: Az esemény vége (</w:t>
-      </w:r>
-      <w:proofErr w:type="spellStart"/>
-      <w:r>
-        <w:t>DateTime</w:t>
-      </w:r>
-      <w:proofErr w:type="spellEnd"/>
-      <w:r>
-        <w:t>)</w:t>
-      </w:r>
-    </w:p>
-    <w:p>
-      <w:pPr>
-        <w:ind w:left="708"/>
-      </w:pPr>
-      <w:r>
-        <w:t>-</w:t>
-      </w:r>
-      <w:r>
-        <w:tab/>
-      </w:r>
-      <w:proofErr w:type="spellStart"/>
-      <w:r>
-        <w:t>city_id</w:t>
-      </w:r>
-      <w:proofErr w:type="spellEnd"/>
-      <w:r>
-        <w:t xml:space="preserve"> (</w:t>
-      </w:r>
-      <w:proofErr w:type="spellStart"/>
-      <w:r>
-        <w:t>Foreign</w:t>
-      </w:r>
-      <w:proofErr w:type="spellEnd"/>
-      <w:r>
-        <w:t xml:space="preserve"> Key): A város azonosítója hozzáköti a „cities.id” táblából (</w:t>
-      </w:r>
-      <w:proofErr w:type="spellStart"/>
-      <w:r>
-        <w:t>bigInt</w:t>
-      </w:r>
-      <w:proofErr w:type="spellEnd"/>
-      <w:r>
-        <w:t>)</w:t>
-      </w:r>
-    </w:p>
-    <w:p>
-      <w:pPr>
-        <w:ind w:left="708"/>
-      </w:pPr>
-      <w:r>
-        <w:t>-</w:t>
-      </w:r>
-      <w:r>
-        <w:tab/>
-      </w:r>
-      <w:proofErr w:type="spellStart"/>
-      <w:r>
-        <w:t>age_restricted</w:t>
-      </w:r>
-      <w:proofErr w:type="spellEnd"/>
-      <w:r>
-        <w:t>: A születési idő alapján eldönti, hogy az illető részt vehet-e az eseményen (Boolean)</w:t>
-      </w:r>
-    </w:p>
-    <w:p>
-      <w:pPr>
-        <w:ind w:left="708"/>
-      </w:pPr>
-    </w:p>
-    <w:p>
-      <w:pPr>
-        <w:pStyle w:val="Cmsor2"/>
-      </w:pPr>
-      <w:r>
-        <w:t xml:space="preserve"> </w:t>
-      </w:r>
-      <w:r>
-        <w:t>favorites</w:t>
-      </w:r>
-    </w:p>
-    <w:p>
-      <w:pPr>
-        <w:ind w:left="708"/>
-      </w:pPr>
-      <w:r>
-        <w:t>-</w:t>
-      </w:r>
-      <w:r>
-        <w:tab/>
-      </w:r>
-      <w:proofErr w:type="spellStart"/>
-      <w:r>
-        <w:t>id</w:t>
-      </w:r>
-      <w:proofErr w:type="spellEnd"/>
-      <w:r>
-        <w:t xml:space="preserve"> (</w:t>
-      </w:r>
-      <w:proofErr w:type="spellStart"/>
-      <w:r>
-        <w:t>Primary</w:t>
-      </w:r>
-      <w:proofErr w:type="spellEnd"/>
-      <w:r>
-        <w:t xml:space="preserve"> Key): A kedvencek generált azonosítója (</w:t>
-      </w:r>
-      <w:proofErr w:type="spellStart"/>
-      <w:r>
-        <w:t>BigInt</w:t>
-      </w:r>
-      <w:proofErr w:type="spellEnd"/>
-      <w:r>
-        <w:t>)</w:t>
-      </w:r>
-    </w:p>
-    <w:p>
-      <w:pPr>
-        <w:ind w:left="708"/>
-      </w:pPr>
-      <w:r>
-        <w:t>-</w:t>
-      </w:r>
-      <w:r>
-        <w:tab/>
-      </w:r>
-      <w:proofErr w:type="spellStart"/>
-      <w:r>
-        <w:t>event_id</w:t>
-      </w:r>
-      <w:proofErr w:type="spellEnd"/>
-      <w:r>
-        <w:t xml:space="preserve"> (</w:t>
-      </w:r>
-      <w:proofErr w:type="spellStart"/>
-      <w:r>
-        <w:t>Foreign</w:t>
-      </w:r>
-      <w:proofErr w:type="spellEnd"/>
-      <w:r>
-        <w:t xml:space="preserve"> Key): A táblát hozzáköti az „events.id” táblához (</w:t>
-      </w:r>
-      <w:proofErr w:type="spellStart"/>
-      <w:r>
-        <w:t>BigInt</w:t>
-      </w:r>
-      <w:proofErr w:type="spellEnd"/>
-      <w:r>
-        <w:t>)</w:t>
-      </w:r>
-    </w:p>
-    <w:p>
-      <w:pPr>
-        <w:ind w:left="708"/>
-      </w:pPr>
-      <w:r>
-        <w:t>-</w:t>
-      </w:r>
-      <w:r>
-        <w:tab/>
-      </w:r>
-      <w:proofErr w:type="spellStart"/>
-      <w:r>
-        <w:t>eser_id</w:t>
-      </w:r>
-      <w:proofErr w:type="spellEnd"/>
-      <w:r>
-        <w:t xml:space="preserve"> (</w:t>
-      </w:r>
-      <w:proofErr w:type="spellStart"/>
-      <w:r>
-        <w:t>Foreign</w:t>
-      </w:r>
-      <w:proofErr w:type="spellEnd"/>
-      <w:r>
-        <w:t xml:space="preserve"> Key): A táblát hozzáköti a „user.id” táblához (</w:t>
-      </w:r>
-      <w:proofErr w:type="spellStart"/>
-      <w:r>
-        <w:t>BigInt</w:t>
-      </w:r>
-      <w:proofErr w:type="spellEnd"/>
-      <w:r>
-        <w:t>)</w:t>
-      </w:r>
-    </w:p>
-    <w:p>
-      <w:pPr>
-        <w:pStyle w:val="Cmsor2"/>
-      </w:pPr>
-      <w:r>
-        <w:lastRenderedPageBreak/>
-        <w:t xml:space="preserve"> </w:t>
-      </w:r>
-      <w:r>
-        <w:t>publisher</w:t>
-      </w:r>
-    </w:p>
-    <w:p>
-      <w:pPr>
-        <w:ind w:left="708"/>
-      </w:pPr>
-      <w:r>
-        <w:t>-</w:t>
-      </w:r>
-      <w:r>
-        <w:tab/>
-      </w:r>
-      <w:proofErr w:type="spellStart"/>
-      <w:r>
-        <w:t>id</w:t>
-      </w:r>
-      <w:proofErr w:type="spellEnd"/>
-      <w:r>
-        <w:t xml:space="preserve"> (</w:t>
-      </w:r>
-      <w:proofErr w:type="spellStart"/>
-      <w:r>
-        <w:t>Primary</w:t>
-      </w:r>
-      <w:proofErr w:type="spellEnd"/>
-      <w:r>
-        <w:t xml:space="preserve"> Key): A feltöltő generált azonosítója (</w:t>
-      </w:r>
-      <w:proofErr w:type="spellStart"/>
-      <w:r>
-        <w:t>BigInt</w:t>
-      </w:r>
-      <w:proofErr w:type="spellEnd"/>
-      <w:r>
-        <w:t>)</w:t>
-      </w:r>
-    </w:p>
-    <w:p>
-      <w:pPr>
-        <w:ind w:left="708"/>
-      </w:pPr>
-      <w:r>
-        <w:t>-</w:t>
-      </w:r>
-      <w:r>
-        <w:tab/>
-      </w:r>
-      <w:proofErr w:type="spellStart"/>
-      <w:r>
-        <w:t>event_id</w:t>
-      </w:r>
-      <w:proofErr w:type="spellEnd"/>
-      <w:r>
-        <w:t xml:space="preserve"> (</w:t>
-      </w:r>
-      <w:proofErr w:type="spellStart"/>
-      <w:r>
-        <w:t>Foreign</w:t>
-      </w:r>
-      <w:proofErr w:type="spellEnd"/>
-      <w:r>
-        <w:t xml:space="preserve"> Key): A táblát hozzáköti az „events.id” táblához (</w:t>
-      </w:r>
-      <w:proofErr w:type="spellStart"/>
-      <w:r>
-        <w:t>BigInt</w:t>
-      </w:r>
-      <w:proofErr w:type="spellEnd"/>
-      <w:r>
-        <w:t>)</w:t>
-      </w:r>
-    </w:p>
-    <w:p>
-      <w:pPr>
-        <w:ind w:left="708"/>
-      </w:pPr>
-      <w:r>
-        <w:t>-</w:t>
-      </w:r>
-      <w:r>
-        <w:tab/>
-      </w:r>
-      <w:proofErr w:type="spellStart"/>
-      <w:r>
-        <w:t>user_id</w:t>
-      </w:r>
-      <w:proofErr w:type="spellEnd"/>
-      <w:r>
-        <w:t xml:space="preserve"> (</w:t>
-      </w:r>
-      <w:proofErr w:type="spellStart"/>
-      <w:r>
-        <w:t>Foreign</w:t>
-      </w:r>
-      <w:proofErr w:type="spellEnd"/>
-      <w:r>
-        <w:t xml:space="preserve"> Key): A táblát hozzáköti a „user.id” táblához (</w:t>
-      </w:r>
-      <w:proofErr w:type="spellStart"/>
-      <w:r>
-        <w:t>BigInt</w:t>
-      </w:r>
-      <w:proofErr w:type="spellEnd"/>
-      <w:r>
-        <w:t>)</w:t>
-      </w:r>
-    </w:p>
-    <w:p>
-      <w:pPr>
-        <w:pStyle w:val="Cmsor2"/>
-      </w:pPr>
-      <w:r>
-        <w:t xml:space="preserve"> </w:t>
-      </w:r>
-      <w:r>
-        <w:t>application</w:t>
-      </w:r>
-    </w:p>
-    <w:p>
-      <w:pPr>
-        <w:ind w:left="708"/>
-      </w:pPr>
-      <w:r>
-        <w:t>-</w:t>
-      </w:r>
-      <w:r>
-        <w:tab/>
-      </w:r>
-      <w:proofErr w:type="spellStart"/>
-      <w:r>
-        <w:t>id</w:t>
-      </w:r>
-      <w:proofErr w:type="spellEnd"/>
-      <w:r>
-        <w:t xml:space="preserve"> (</w:t>
-      </w:r>
-      <w:proofErr w:type="spellStart"/>
-      <w:r>
-        <w:t>Primary</w:t>
-      </w:r>
-      <w:proofErr w:type="spellEnd"/>
-      <w:r>
-        <w:t xml:space="preserve"> Key): A jelentkezés generált azonosítója (</w:t>
-      </w:r>
-      <w:proofErr w:type="spellStart"/>
-      <w:r>
-        <w:t>BigInt</w:t>
-      </w:r>
-      <w:proofErr w:type="spellEnd"/>
-      <w:r>
-        <w:t>)</w:t>
-      </w:r>
-    </w:p>
-    <w:p>
-      <w:pPr>
-        <w:ind w:left="708"/>
-      </w:pPr>
-      <w:r>
-        <w:t>-</w:t>
-      </w:r>
-      <w:r>
-        <w:tab/>
-      </w:r>
-      <w:proofErr w:type="spellStart"/>
-      <w:r>
-        <w:t>event_id</w:t>
-      </w:r>
-      <w:proofErr w:type="spellEnd"/>
-      <w:r>
-        <w:t xml:space="preserve"> (</w:t>
-      </w:r>
-      <w:proofErr w:type="spellStart"/>
-      <w:r>
-        <w:t>Foreign</w:t>
-      </w:r>
-      <w:proofErr w:type="spellEnd"/>
-      <w:r>
-        <w:t xml:space="preserve"> Key): A táblát hozzáköti az „events.id” táblához (</w:t>
-      </w:r>
-      <w:proofErr w:type="spellStart"/>
-      <w:r>
-        <w:t>BigInt</w:t>
-      </w:r>
-      <w:proofErr w:type="spellEnd"/>
-      <w:r>
-        <w:t>)</w:t>
-      </w:r>
-    </w:p>
-    <w:p>
-      <w:pPr>
-        <w:ind w:left="708"/>
-      </w:pPr>
-      <w:r>
-        <w:t>-</w:t>
-      </w:r>
-      <w:r>
-        <w:tab/>
-      </w:r>
-      <w:proofErr w:type="spellStart"/>
-      <w:r>
-        <w:t>user_id</w:t>
-      </w:r>
-      <w:proofErr w:type="spellEnd"/>
-      <w:r>
-        <w:t xml:space="preserve"> (</w:t>
-      </w:r>
-      <w:proofErr w:type="spellStart"/>
-      <w:r>
-        <w:t>Foreign</w:t>
-      </w:r>
-      <w:proofErr w:type="spellEnd"/>
-      <w:r>
-        <w:t xml:space="preserve"> Key): A táblát hozzáköti a „user.id” táblához (</w:t>
-      </w:r>
-      <w:proofErr w:type="spellStart"/>
-      <w:r>
-        <w:t>BigInt</w:t>
-      </w:r>
-      <w:proofErr w:type="spellEnd"/>
-      <w:r>
-        <w:t>)</w:t>
-      </w:r>
-    </w:p>
-    <w:p>
-      <w:pPr>
-        <w:pStyle w:val="Cmsor2"/>
-      </w:pPr>
-      <w:r>
-        <w:t xml:space="preserve"> </w:t>
-      </w:r>
-      <w:r>
-        <w:t>cities</w:t>
-      </w:r>
-    </w:p>
-    <w:p>
-      <w:pPr>
-        <w:ind w:left="708"/>
-      </w:pPr>
-      <w:r>
-        <w:t>-</w:t>
-      </w:r>
-      <w:r>
-        <w:tab/>
-      </w:r>
-      <w:proofErr w:type="spellStart"/>
-      <w:r>
-        <w:t>id</w:t>
-      </w:r>
-      <w:proofErr w:type="spellEnd"/>
-      <w:r>
-        <w:t xml:space="preserve"> (</w:t>
-      </w:r>
-      <w:proofErr w:type="spellStart"/>
-      <w:r>
-        <w:t>Primary</w:t>
-      </w:r>
-      <w:proofErr w:type="spellEnd"/>
-      <w:r>
-        <w:t xml:space="preserve"> Key): A város generált azonosítója (Int)</w:t>
-      </w:r>
-    </w:p>
-    <w:p>
-      <w:pPr>
-        <w:ind w:left="708"/>
-      </w:pPr>
-      <w:r>
-        <w:t>-</w:t>
-      </w:r>
-      <w:r>
-        <w:tab/>
-      </w:r>
-      <w:proofErr w:type="spellStart"/>
-      <w:r>
-        <w:t>names</w:t>
-      </w:r>
-      <w:proofErr w:type="spellEnd"/>
-      <w:r>
-        <w:t>: A város neve (</w:t>
-      </w:r>
-      <w:proofErr w:type="spellStart"/>
-      <w:r>
-        <w:t>varchar</w:t>
-      </w:r>
-      <w:proofErr w:type="spellEnd"/>
-      <w:r>
-        <w:t>(255))</w:t>
-      </w:r>
-    </w:p>
-    <w:p>
-      <w:pPr>
-        <w:ind w:left="708"/>
-      </w:pPr>
-      <w:r>
-        <w:t>-</w:t>
-      </w:r>
-      <w:r>
-        <w:tab/>
-      </w:r>
-      <w:proofErr w:type="spellStart"/>
-      <w:r>
-        <w:t>postcode</w:t>
-      </w:r>
-      <w:proofErr w:type="spellEnd"/>
-      <w:r>
-        <w:t>: A város irányítószáma (Int)</w:t>
-      </w:r>
-    </w:p>
-    <w:p>
-      <w:pPr>
-        <w:pStyle w:val="Cmsor2"/>
-      </w:pPr>
-      <w:r>
-        <w:t xml:space="preserve"> </w:t>
-      </w:r>
-      <w:r>
-        <w:t>categories</w:t>
-      </w:r>
-    </w:p>
-    <w:p>
-      <w:pPr>
-        <w:ind w:left="708"/>
-      </w:pPr>
-      <w:r>
-        <w:t>-</w:t>
-      </w:r>
-      <w:r>
-        <w:tab/>
-      </w:r>
-      <w:proofErr w:type="spellStart"/>
-      <w:r>
-        <w:t>id</w:t>
-      </w:r>
-      <w:proofErr w:type="spellEnd"/>
-      <w:r>
-        <w:t xml:space="preserve"> (</w:t>
-      </w:r>
-      <w:proofErr w:type="spellStart"/>
-      <w:r>
-        <w:t>Primary</w:t>
-      </w:r>
-      <w:proofErr w:type="spellEnd"/>
-      <w:r>
-        <w:t xml:space="preserve"> Key): A kategória generált azonosítója (</w:t>
-      </w:r>
-      <w:proofErr w:type="spellStart"/>
-      <w:r>
-        <w:t>BigInt</w:t>
-      </w:r>
-      <w:proofErr w:type="spellEnd"/>
-      <w:r>
-        <w:t>)</w:t>
-      </w:r>
-    </w:p>
-    <w:p>
-      <w:pPr>
-        <w:ind w:left="708"/>
-      </w:pPr>
-      <w:r>
-        <w:t>-</w:t>
-      </w:r>
-      <w:r>
-        <w:tab/>
-      </w:r>
-      <w:proofErr w:type="spellStart"/>
-      <w:r>
-        <w:t>name</w:t>
-      </w:r>
-      <w:proofErr w:type="spellEnd"/>
-      <w:r>
-        <w:t>: A kategória neve (</w:t>
-      </w:r>
-      <w:proofErr w:type="spellStart"/>
-      <w:r>
-        <w:t>varchar</w:t>
-      </w:r>
-      <w:proofErr w:type="spellEnd"/>
-      <w:r>
-        <w:t>(255))</w:t>
-      </w:r>
-    </w:p>
-    <w:p>
-      <w:pPr>
-        <w:pStyle w:val="Cmsor2"/>
-      </w:pPr>
-      <w:r>
-        <w:t xml:space="preserve"> </w:t>
-      </w:r>
-      <w:r>
-        <w:t>mcategory</w:t>
-      </w:r>
-    </w:p>
-    <w:p>
-      <w:pPr>
-        <w:ind w:left="708"/>
-      </w:pPr>
-      <w:r>
-        <w:t>(A „</w:t>
-      </w:r>
-      <w:proofErr w:type="spellStart"/>
-      <w:r>
-        <w:t>categories</w:t>
-      </w:r>
-      <w:proofErr w:type="spellEnd"/>
-      <w:r>
-        <w:t>” táblát hozzáköti az „</w:t>
-      </w:r>
-      <w:proofErr w:type="spellStart"/>
-      <w:r>
-        <w:t>events</w:t>
-      </w:r>
-      <w:proofErr w:type="spellEnd"/>
-      <w:r>
-        <w:t>” táblához ezáltal lehetővé teszi a kategóriás szűrést az oldalon)</w:t>
-      </w:r>
-    </w:p>
-    <w:p>
-      <w:pPr>
-        <w:ind w:left="708"/>
-      </w:pPr>
-      <w:r>
-        <w:t>-</w:t>
-      </w:r>
-      <w:r>
-        <w:tab/>
-      </w:r>
-      <w:proofErr w:type="spellStart"/>
-      <w:r>
-        <w:t>id</w:t>
-      </w:r>
-      <w:proofErr w:type="spellEnd"/>
-      <w:r>
-        <w:t xml:space="preserve"> (</w:t>
-      </w:r>
-      <w:proofErr w:type="spellStart"/>
-      <w:r>
-        <w:t>Primary</w:t>
-      </w:r>
-      <w:proofErr w:type="spellEnd"/>
-      <w:r>
-        <w:t xml:space="preserve"> Key): A kategória generált azonosítója (</w:t>
-      </w:r>
-      <w:proofErr w:type="spellStart"/>
-      <w:r>
-        <w:t>Bigint</w:t>
-      </w:r>
-      <w:proofErr w:type="spellEnd"/>
-      <w:r>
-        <w:t>)</w:t>
-      </w:r>
-    </w:p>
-    <w:p>
-      <w:pPr>
-        <w:ind w:left="708"/>
-      </w:pPr>
-      <w:r>
-        <w:t>-</w:t>
-      </w:r>
-      <w:r>
-        <w:tab/>
-      </w:r>
-      <w:proofErr w:type="spellStart"/>
-      <w:r>
-        <w:t>category_id</w:t>
-      </w:r>
-      <w:proofErr w:type="spellEnd"/>
-      <w:r>
-        <w:t>(</w:t>
-      </w:r>
-      <w:proofErr w:type="spellStart"/>
-      <w:r>
-        <w:t>Foreign</w:t>
-      </w:r>
-      <w:proofErr w:type="spellEnd"/>
-      <w:r>
-        <w:t xml:space="preserve"> Key): A táblát </w:t>
-      </w:r>
-      <w:proofErr w:type="spellStart"/>
-      <w:r>
-        <w:t>hottáköti</w:t>
-      </w:r>
-      <w:proofErr w:type="spellEnd"/>
-      <w:r>
-        <w:t xml:space="preserve"> az „events.id” táblához (</w:t>
-      </w:r>
-      <w:proofErr w:type="spellStart"/>
-      <w:r>
-        <w:t>BigInt</w:t>
-      </w:r>
-      <w:proofErr w:type="spellEnd"/>
-      <w:r>
-        <w:t>)</w:t>
-      </w:r>
-    </w:p>
-    <w:p>
-      <w:pPr>
-        <w:ind w:left="708"/>
-      </w:pPr>
-      <w:r>
-        <w:t>-</w:t>
-      </w:r>
-      <w:r>
-        <w:tab/>
-      </w:r>
-      <w:proofErr w:type="spellStart"/>
-      <w:r>
-        <w:t>user_id</w:t>
-      </w:r>
-      <w:proofErr w:type="spellEnd"/>
-      <w:r>
-        <w:t xml:space="preserve"> (</w:t>
-      </w:r>
-      <w:proofErr w:type="spellStart"/>
-      <w:r>
-        <w:t>Foreign</w:t>
-      </w:r>
-      <w:proofErr w:type="spellEnd"/>
-      <w:r>
-        <w:t xml:space="preserve"> Key): A táblát hozzáköti a „user.id” táblához (</w:t>
-      </w:r>
-      <w:proofErr w:type="spellStart"/>
-      <w:r>
-        <w:t>BigInt</w:t>
-      </w:r>
-      <w:proofErr w:type="spellEnd"/>
-      <w:r>
-        <w:t>)</w:t>
-      </w:r>
-    </w:p>
-    <w:p>
-      <w:pPr>
-        <w:pStyle w:val="Cmsor1"/>
-      </w:pPr>
-      <w:r>
-        <w:lastRenderedPageBreak/>
-        <w:t>Táblák közötti kapcsolatok</w:t>
-      </w:r>
-    </w:p>
-    <w:p>
-      <w:pPr>
-        <w:pStyle w:val="Listaszerbekezds"/>
-        <w:keepNext/>
-        <w:keepLines/>
-        <w:numPr>
-          <w:ilvl w:val="0"/>
-          <w:numId w:val="18"/>
-        </w:numPr>
-        <w:spacing w:before="240" w:after="240"/>
-        <w:outlineLvl w:val="1"/>
-        <w:rPr>
-          <w:vanish/>
-          <w:color w:val="70A960"/>
-          <w:sz w:val="32"/>
-          <w:szCs w:val="32"/>
-        </w:rPr>
-      </w:pPr>
-    </w:p>
-    <w:p>
-      <w:pPr>
-        <w:pStyle w:val="Cmsor2"/>
-      </w:pPr>
-      <w:r>
-        <w:t xml:space="preserve"> </w:t>
-      </w:r>
-      <w:r>
-        <w:t>user</w:t>
-      </w:r>
-    </w:p>
-    <w:p>
-      <w:pPr>
-        <w:ind w:left="708"/>
-      </w:pPr>
-      <w:proofErr w:type="spellStart"/>
-      <w:r>
-        <w:t>id</w:t>
-      </w:r>
-      <w:proofErr w:type="spellEnd"/>
-      <w:r>
-        <w:t>: Elsődleges kulcs</w:t>
-      </w:r>
-    </w:p>
-    <w:p>
-      <w:pPr>
-        <w:ind w:left="708"/>
-      </w:pPr>
-      <w:r>
-        <w:t>Kapcsolatok:</w:t>
-      </w:r>
-    </w:p>
-    <w:p>
-      <w:pPr>
-        <w:pStyle w:val="Listaszerbekezds"/>
-        <w:numPr>
-          <w:ilvl w:val="0"/>
-          <w:numId w:val="24"/>
-        </w:numPr>
-      </w:pPr>
     </w:p>
     <w:p>
       <w:pPr>
@@ -2456,8 +1111,2130 @@
           <w:ilvl w:val="0"/>
           <w:numId w:val="0"/>
         </w:numPr>
-      </w:pPr>
-    </w:p>
+        <w:ind w:left="1191" w:hanging="482"/>
+      </w:pPr>
+      <w:r>
+        <w:t>1.1</w:t>
+      </w:r>
+      <w:r>
+        <w:tab/>
+      </w:r>
+      <w:r>
+        <w:t>user</w:t>
+      </w:r>
+    </w:p>
+    <w:p>
+      <w:pPr>
+        <w:ind w:left="708"/>
+      </w:pPr>
+      <w:r>
+        <w:t>-</w:t>
+      </w:r>
+      <w:r>
+        <w:tab/>
+      </w:r>
+      <w:proofErr w:type="spellStart"/>
+      <w:r>
+        <w:t>id</w:t>
+      </w:r>
+      <w:proofErr w:type="spellEnd"/>
+      <w:r>
+        <w:t xml:space="preserve"> (</w:t>
+      </w:r>
+      <w:proofErr w:type="spellStart"/>
+      <w:r>
+        <w:t>Primary</w:t>
+      </w:r>
+      <w:proofErr w:type="spellEnd"/>
+      <w:r>
+        <w:t xml:space="preserve"> Key): A felhasználónak generált szám (</w:t>
+      </w:r>
+      <w:proofErr w:type="spellStart"/>
+      <w:r>
+        <w:t>BigInt</w:t>
+      </w:r>
+      <w:proofErr w:type="spellEnd"/>
+      <w:r>
+        <w:t>)</w:t>
+      </w:r>
+    </w:p>
+    <w:p>
+      <w:pPr>
+        <w:ind w:left="708"/>
+      </w:pPr>
+      <w:r>
+        <w:t>-</w:t>
+      </w:r>
+      <w:r>
+        <w:tab/>
+      </w:r>
+      <w:proofErr w:type="spellStart"/>
+      <w:r>
+        <w:t>username</w:t>
+      </w:r>
+      <w:proofErr w:type="spellEnd"/>
+      <w:r>
+        <w:t>: A felhasználó kitalált neve (</w:t>
+      </w:r>
+      <w:proofErr w:type="spellStart"/>
+      <w:r>
+        <w:t>varchar</w:t>
+      </w:r>
+      <w:proofErr w:type="spellEnd"/>
+      <w:r>
+        <w:t>(255))</w:t>
+      </w:r>
+    </w:p>
+    <w:p>
+      <w:pPr>
+        <w:ind w:left="708"/>
+      </w:pPr>
+      <w:r>
+        <w:t>-</w:t>
+      </w:r>
+      <w:r>
+        <w:tab/>
+      </w:r>
+      <w:proofErr w:type="spellStart"/>
+      <w:r>
+        <w:t>name</w:t>
+      </w:r>
+      <w:proofErr w:type="spellEnd"/>
+      <w:r>
+        <w:t>: A felhasználó neve (</w:t>
+      </w:r>
+      <w:proofErr w:type="spellStart"/>
+      <w:r>
+        <w:t>varchar</w:t>
+      </w:r>
+      <w:proofErr w:type="spellEnd"/>
+      <w:r>
+        <w:t>(255)) (Nem lehet benne szám)</w:t>
+      </w:r>
+    </w:p>
+    <w:p>
+      <w:pPr>
+        <w:ind w:left="708"/>
+      </w:pPr>
+      <w:r>
+        <w:t>-</w:t>
+      </w:r>
+      <w:r>
+        <w:tab/>
+      </w:r>
+      <w:proofErr w:type="spellStart"/>
+      <w:r>
+        <w:t>password</w:t>
+      </w:r>
+      <w:proofErr w:type="spellEnd"/>
+      <w:r>
+        <w:t xml:space="preserve">: A felhasználó </w:t>
+      </w:r>
+      <w:proofErr w:type="spellStart"/>
+      <w:r>
+        <w:t>jelszava</w:t>
+      </w:r>
+      <w:proofErr w:type="spellEnd"/>
+      <w:r>
+        <w:t xml:space="preserve"> (</w:t>
+      </w:r>
+      <w:proofErr w:type="spellStart"/>
+      <w:r>
+        <w:t>varchar</w:t>
+      </w:r>
+      <w:proofErr w:type="spellEnd"/>
+      <w:r>
+        <w:t>(255)) (Titkosított)</w:t>
+      </w:r>
+    </w:p>
+    <w:p>
+      <w:pPr>
+        <w:ind w:left="708"/>
+      </w:pPr>
+      <w:r>
+        <w:t>-</w:t>
+      </w:r>
+      <w:r>
+        <w:tab/>
+        <w:t>email: A felhasználó e-mail címe (</w:t>
+      </w:r>
+      <w:proofErr w:type="spellStart"/>
+      <w:r>
+        <w:t>varchar</w:t>
+      </w:r>
+      <w:proofErr w:type="spellEnd"/>
+      <w:r>
+        <w:t>(255)) („@” karakter kötelező bele)</w:t>
+      </w:r>
+    </w:p>
+    <w:p>
+      <w:pPr>
+        <w:ind w:left="708"/>
+      </w:pPr>
+      <w:r>
+        <w:t>-</w:t>
+      </w:r>
+      <w:r>
+        <w:tab/>
+      </w:r>
+      <w:proofErr w:type="spellStart"/>
+      <w:r>
+        <w:t>phone</w:t>
+      </w:r>
+      <w:proofErr w:type="spellEnd"/>
+      <w:r>
+        <w:t>: A felhasználó telefonszáma (</w:t>
+      </w:r>
+      <w:proofErr w:type="spellStart"/>
+      <w:r>
+        <w:t>BigInt</w:t>
+      </w:r>
+      <w:proofErr w:type="spellEnd"/>
+      <w:r>
+        <w:t xml:space="preserve">) </w:t>
+      </w:r>
+    </w:p>
+    <w:p>
+      <w:pPr>
+        <w:ind w:left="708"/>
+      </w:pPr>
+      <w:r>
+        <w:t>-</w:t>
+      </w:r>
+      <w:r>
+        <w:tab/>
+      </w:r>
+      <w:proofErr w:type="spellStart"/>
+      <w:r>
+        <w:t>birth_date</w:t>
+      </w:r>
+      <w:proofErr w:type="spellEnd"/>
+      <w:r>
+        <w:t>: A felhasználó születési ideje (</w:t>
+      </w:r>
+      <w:proofErr w:type="spellStart"/>
+      <w:r>
+        <w:t>DateTime</w:t>
+      </w:r>
+      <w:proofErr w:type="spellEnd"/>
+      <w:r>
+        <w:t>)</w:t>
+      </w:r>
+    </w:p>
+    <w:p>
+      <w:pPr>
+        <w:pStyle w:val="Cmsor2"/>
+        <w:numPr>
+          <w:ilvl w:val="0"/>
+          <w:numId w:val="0"/>
+        </w:numPr>
+        <w:ind w:left="1191" w:hanging="482"/>
+      </w:pPr>
+      <w:r>
+        <w:t>1.2</w:t>
+      </w:r>
+      <w:r>
+        <w:tab/>
+      </w:r>
+      <w:r>
+        <w:t>event</w:t>
+      </w:r>
+      <w:r>
+        <w:t>s</w:t>
+      </w:r>
+    </w:p>
+    <w:p>
+      <w:pPr>
+        <w:ind w:left="708"/>
+      </w:pPr>
+      <w:proofErr w:type="spellStart"/>
+      <w:r>
+        <w:t>id</w:t>
+      </w:r>
+      <w:proofErr w:type="spellEnd"/>
+      <w:r>
+        <w:t xml:space="preserve"> (</w:t>
+      </w:r>
+      <w:proofErr w:type="spellStart"/>
+      <w:r>
+        <w:t>Primary</w:t>
+      </w:r>
+      <w:proofErr w:type="spellEnd"/>
+      <w:r>
+        <w:t xml:space="preserve"> Key): Az esemény  generált azonosítója (</w:t>
+      </w:r>
+      <w:proofErr w:type="spellStart"/>
+      <w:r>
+        <w:t>BigInt</w:t>
+      </w:r>
+      <w:proofErr w:type="spellEnd"/>
+      <w:r>
+        <w:t>)</w:t>
+      </w:r>
+    </w:p>
+    <w:p>
+      <w:pPr>
+        <w:ind w:left="708"/>
+      </w:pPr>
+      <w:r>
+        <w:t>-</w:t>
+      </w:r>
+      <w:r>
+        <w:tab/>
+      </w:r>
+      <w:proofErr w:type="spellStart"/>
+      <w:r>
+        <w:t>name</w:t>
+      </w:r>
+      <w:proofErr w:type="spellEnd"/>
+      <w:r>
+        <w:t>: Az esemény neve (</w:t>
+      </w:r>
+      <w:proofErr w:type="spellStart"/>
+      <w:r>
+        <w:t>varchar</w:t>
+      </w:r>
+      <w:proofErr w:type="spellEnd"/>
+      <w:r>
+        <w:t>(255))</w:t>
+      </w:r>
+    </w:p>
+    <w:p>
+      <w:pPr>
+        <w:ind w:left="708"/>
+      </w:pPr>
+      <w:r>
+        <w:t>-</w:t>
+      </w:r>
+      <w:r>
+        <w:tab/>
+      </w:r>
+      <w:proofErr w:type="spellStart"/>
+      <w:r>
+        <w:t>description</w:t>
+      </w:r>
+      <w:proofErr w:type="spellEnd"/>
+      <w:r>
+        <w:t>: Az esemény leírása (</w:t>
+      </w:r>
+      <w:proofErr w:type="spellStart"/>
+      <w:r>
+        <w:t>MediumText</w:t>
+      </w:r>
+      <w:proofErr w:type="spellEnd"/>
+      <w:r>
+        <w:t>)</w:t>
+      </w:r>
+    </w:p>
+    <w:p>
+      <w:pPr>
+        <w:ind w:left="708"/>
+      </w:pPr>
+      <w:r>
+        <w:t>-</w:t>
+      </w:r>
+      <w:r>
+        <w:tab/>
+      </w:r>
+      <w:proofErr w:type="spellStart"/>
+      <w:r>
+        <w:t>location</w:t>
+      </w:r>
+      <w:proofErr w:type="spellEnd"/>
+      <w:r>
+        <w:t>: Az esemény helyszíne (</w:t>
+      </w:r>
+      <w:proofErr w:type="spellStart"/>
+      <w:r>
+        <w:t>varchar</w:t>
+      </w:r>
+      <w:proofErr w:type="spellEnd"/>
+      <w:r>
+        <w:t>(255))</w:t>
+      </w:r>
+    </w:p>
+    <w:p>
+      <w:pPr>
+        <w:ind w:left="708"/>
+      </w:pPr>
+      <w:r>
+        <w:t>-</w:t>
+      </w:r>
+      <w:r>
+        <w:tab/>
+      </w:r>
+      <w:proofErr w:type="spellStart"/>
+      <w:r>
+        <w:t>pictures</w:t>
+      </w:r>
+      <w:proofErr w:type="spellEnd"/>
+      <w:r>
+        <w:t>: Képek a helyszínről és az eseményről (</w:t>
+      </w:r>
+      <w:proofErr w:type="spellStart"/>
+      <w:r>
+        <w:t>Set</w:t>
+      </w:r>
+      <w:proofErr w:type="spellEnd"/>
+      <w:r>
+        <w:t>)</w:t>
+      </w:r>
+    </w:p>
+    <w:p>
+      <w:pPr>
+        <w:ind w:left="708"/>
+      </w:pPr>
+      <w:r>
+        <w:t>-</w:t>
+      </w:r>
+      <w:r>
+        <w:tab/>
+      </w:r>
+      <w:proofErr w:type="spellStart"/>
+      <w:r>
+        <w:t>event_date_start</w:t>
+      </w:r>
+      <w:proofErr w:type="spellEnd"/>
+      <w:r>
+        <w:t>: Az esemény kezdete (</w:t>
+      </w:r>
+      <w:proofErr w:type="spellStart"/>
+      <w:r>
+        <w:t>DateTime</w:t>
+      </w:r>
+      <w:proofErr w:type="spellEnd"/>
+      <w:r>
+        <w:t>)</w:t>
+      </w:r>
+    </w:p>
+    <w:p>
+      <w:pPr>
+        <w:ind w:left="708"/>
+      </w:pPr>
+      <w:r>
+        <w:t>-</w:t>
+      </w:r>
+      <w:r>
+        <w:tab/>
+      </w:r>
+      <w:proofErr w:type="spellStart"/>
+      <w:r>
+        <w:t>event_date_finsih</w:t>
+      </w:r>
+      <w:proofErr w:type="spellEnd"/>
+      <w:r>
+        <w:t>: Az esemény vége (</w:t>
+      </w:r>
+      <w:proofErr w:type="spellStart"/>
+      <w:r>
+        <w:t>DateTime</w:t>
+      </w:r>
+      <w:proofErr w:type="spellEnd"/>
+      <w:r>
+        <w:t>)</w:t>
+      </w:r>
+    </w:p>
+    <w:p>
+      <w:pPr>
+        <w:ind w:left="708"/>
+      </w:pPr>
+      <w:r>
+        <w:t>-</w:t>
+      </w:r>
+      <w:r>
+        <w:tab/>
+      </w:r>
+      <w:proofErr w:type="spellStart"/>
+      <w:r>
+        <w:t>city_id</w:t>
+      </w:r>
+      <w:proofErr w:type="spellEnd"/>
+      <w:r>
+        <w:t xml:space="preserve"> (</w:t>
+      </w:r>
+      <w:proofErr w:type="spellStart"/>
+      <w:r>
+        <w:t>Foreign</w:t>
+      </w:r>
+      <w:proofErr w:type="spellEnd"/>
+      <w:r>
+        <w:t xml:space="preserve"> Key): A város azonosítója hozzáköti a „cities.id” táblából (</w:t>
+      </w:r>
+      <w:proofErr w:type="spellStart"/>
+      <w:r>
+        <w:t>bigInt</w:t>
+      </w:r>
+      <w:proofErr w:type="spellEnd"/>
+      <w:r>
+        <w:t>)</w:t>
+      </w:r>
+    </w:p>
+    <w:p>
+      <w:pPr>
+        <w:ind w:left="708"/>
+      </w:pPr>
+      <w:r>
+        <w:t>-</w:t>
+      </w:r>
+      <w:r>
+        <w:tab/>
+      </w:r>
+      <w:proofErr w:type="spellStart"/>
+      <w:r>
+        <w:t>age_restricted</w:t>
+      </w:r>
+      <w:proofErr w:type="spellEnd"/>
+      <w:r>
+        <w:t>: A születési idő alapján eldönti, hogy az illető részt vehet-e az eseményen (Boolean)</w:t>
+      </w:r>
+    </w:p>
+    <w:p>
+      <w:pPr>
+        <w:ind w:left="708"/>
+      </w:pPr>
+    </w:p>
+    <w:p>
+      <w:pPr>
+        <w:pStyle w:val="Cmsor2"/>
+        <w:numPr>
+          <w:ilvl w:val="0"/>
+          <w:numId w:val="0"/>
+        </w:numPr>
+        <w:ind w:left="1191" w:hanging="482"/>
+      </w:pPr>
+      <w:r>
+        <w:t>1.3</w:t>
+      </w:r>
+      <w:r>
+        <w:tab/>
+      </w:r>
+      <w:r>
+        <w:t>favorites</w:t>
+      </w:r>
+    </w:p>
+    <w:p>
+      <w:pPr>
+        <w:ind w:left="708"/>
+      </w:pPr>
+      <w:r>
+        <w:t>-</w:t>
+      </w:r>
+      <w:r>
+        <w:tab/>
+      </w:r>
+      <w:proofErr w:type="spellStart"/>
+      <w:r>
+        <w:t>id</w:t>
+      </w:r>
+      <w:proofErr w:type="spellEnd"/>
+      <w:r>
+        <w:t xml:space="preserve"> (</w:t>
+      </w:r>
+      <w:proofErr w:type="spellStart"/>
+      <w:r>
+        <w:t>Primary</w:t>
+      </w:r>
+      <w:proofErr w:type="spellEnd"/>
+      <w:r>
+        <w:t xml:space="preserve"> Key): A kedvencek generált azonosítója (</w:t>
+      </w:r>
+      <w:proofErr w:type="spellStart"/>
+      <w:r>
+        <w:t>BigInt</w:t>
+      </w:r>
+      <w:proofErr w:type="spellEnd"/>
+      <w:r>
+        <w:t>)</w:t>
+      </w:r>
+    </w:p>
+    <w:p>
+      <w:pPr>
+        <w:ind w:left="708"/>
+      </w:pPr>
+      <w:r>
+        <w:t>-</w:t>
+      </w:r>
+      <w:r>
+        <w:tab/>
+      </w:r>
+      <w:proofErr w:type="spellStart"/>
+      <w:r>
+        <w:t>event_id</w:t>
+      </w:r>
+      <w:proofErr w:type="spellEnd"/>
+      <w:r>
+        <w:t xml:space="preserve"> (</w:t>
+      </w:r>
+      <w:proofErr w:type="spellStart"/>
+      <w:r>
+        <w:t>Foreign</w:t>
+      </w:r>
+      <w:proofErr w:type="spellEnd"/>
+      <w:r>
+        <w:t xml:space="preserve"> Key): A táblát hozzáköti az „events.id” táblához (</w:t>
+      </w:r>
+      <w:proofErr w:type="spellStart"/>
+      <w:r>
+        <w:t>BigInt</w:t>
+      </w:r>
+      <w:proofErr w:type="spellEnd"/>
+      <w:r>
+        <w:t>)</w:t>
+      </w:r>
+    </w:p>
+    <w:p>
+      <w:pPr>
+        <w:ind w:left="708"/>
+      </w:pPr>
+      <w:r>
+        <w:t>-</w:t>
+      </w:r>
+      <w:r>
+        <w:tab/>
+      </w:r>
+      <w:proofErr w:type="spellStart"/>
+      <w:r>
+        <w:t>eser_id</w:t>
+      </w:r>
+      <w:proofErr w:type="spellEnd"/>
+      <w:r>
+        <w:t xml:space="preserve"> (</w:t>
+      </w:r>
+      <w:proofErr w:type="spellStart"/>
+      <w:r>
+        <w:t>Foreign</w:t>
+      </w:r>
+      <w:proofErr w:type="spellEnd"/>
+      <w:r>
+        <w:t xml:space="preserve"> Key): A táblát hozzáköti a „user.id” táblához (</w:t>
+      </w:r>
+      <w:proofErr w:type="spellStart"/>
+      <w:r>
+        <w:t>BigInt</w:t>
+      </w:r>
+      <w:proofErr w:type="spellEnd"/>
+      <w:r>
+        <w:t>)</w:t>
+      </w:r>
+    </w:p>
+    <w:p>
+      <w:pPr>
+        <w:pStyle w:val="Cmsor2"/>
+        <w:numPr>
+          <w:ilvl w:val="1"/>
+          <w:numId w:val="26"/>
+        </w:numPr>
+        <w:tabs>
+          <w:tab w:val="left" w:pos="1276"/>
+        </w:tabs>
+      </w:pPr>
+      <w:r>
+        <w:lastRenderedPageBreak/>
+        <w:t>publisher</w:t>
+      </w:r>
+    </w:p>
+    <w:p>
+      <w:pPr>
+        <w:ind w:left="708"/>
+      </w:pPr>
+      <w:r>
+        <w:t>-</w:t>
+      </w:r>
+      <w:r>
+        <w:tab/>
+      </w:r>
+      <w:proofErr w:type="spellStart"/>
+      <w:r>
+        <w:t>id</w:t>
+      </w:r>
+      <w:proofErr w:type="spellEnd"/>
+      <w:r>
+        <w:t xml:space="preserve"> (</w:t>
+      </w:r>
+      <w:proofErr w:type="spellStart"/>
+      <w:r>
+        <w:t>Primary</w:t>
+      </w:r>
+      <w:proofErr w:type="spellEnd"/>
+      <w:r>
+        <w:t xml:space="preserve"> Key): A feltöltő generált azonosítója (</w:t>
+      </w:r>
+      <w:proofErr w:type="spellStart"/>
+      <w:r>
+        <w:t>BigInt</w:t>
+      </w:r>
+      <w:proofErr w:type="spellEnd"/>
+      <w:r>
+        <w:t>)</w:t>
+      </w:r>
+    </w:p>
+    <w:p>
+      <w:pPr>
+        <w:ind w:left="708"/>
+      </w:pPr>
+      <w:r>
+        <w:t>-</w:t>
+      </w:r>
+      <w:r>
+        <w:tab/>
+      </w:r>
+      <w:proofErr w:type="spellStart"/>
+      <w:r>
+        <w:t>event_id</w:t>
+      </w:r>
+      <w:proofErr w:type="spellEnd"/>
+      <w:r>
+        <w:t xml:space="preserve"> (</w:t>
+      </w:r>
+      <w:proofErr w:type="spellStart"/>
+      <w:r>
+        <w:t>Foreign</w:t>
+      </w:r>
+      <w:proofErr w:type="spellEnd"/>
+      <w:r>
+        <w:t xml:space="preserve"> Key): A táblát hozzáköti az „events.id” táblához (</w:t>
+      </w:r>
+      <w:proofErr w:type="spellStart"/>
+      <w:r>
+        <w:t>BigInt</w:t>
+      </w:r>
+      <w:proofErr w:type="spellEnd"/>
+      <w:r>
+        <w:t>)</w:t>
+      </w:r>
+    </w:p>
+    <w:p>
+      <w:pPr>
+        <w:ind w:left="708"/>
+      </w:pPr>
+      <w:r>
+        <w:t>-</w:t>
+      </w:r>
+      <w:r>
+        <w:tab/>
+      </w:r>
+      <w:proofErr w:type="spellStart"/>
+      <w:r>
+        <w:t>user_id</w:t>
+      </w:r>
+      <w:proofErr w:type="spellEnd"/>
+      <w:r>
+        <w:t xml:space="preserve"> (</w:t>
+      </w:r>
+      <w:proofErr w:type="spellStart"/>
+      <w:r>
+        <w:t>Foreign</w:t>
+      </w:r>
+      <w:proofErr w:type="spellEnd"/>
+      <w:r>
+        <w:t xml:space="preserve"> Key): A táblát hozzáköti a „user.id” táblához (</w:t>
+      </w:r>
+      <w:proofErr w:type="spellStart"/>
+      <w:r>
+        <w:t>BigInt</w:t>
+      </w:r>
+      <w:proofErr w:type="spellEnd"/>
+      <w:r>
+        <w:t>)</w:t>
+      </w:r>
+    </w:p>
+    <w:p>
+      <w:pPr>
+        <w:pStyle w:val="Cmsor2"/>
+        <w:numPr>
+          <w:ilvl w:val="1"/>
+          <w:numId w:val="26"/>
+        </w:numPr>
+        <w:tabs>
+          <w:tab w:val="left" w:pos="1276"/>
+        </w:tabs>
+      </w:pPr>
+      <w:r>
+        <w:t xml:space="preserve"> </w:t>
+      </w:r>
+      <w:r>
+        <w:t>application</w:t>
+      </w:r>
+    </w:p>
+    <w:p>
+      <w:pPr>
+        <w:ind w:left="708"/>
+      </w:pPr>
+      <w:r>
+        <w:t>-</w:t>
+      </w:r>
+      <w:r>
+        <w:tab/>
+      </w:r>
+      <w:proofErr w:type="spellStart"/>
+      <w:r>
+        <w:t>id</w:t>
+      </w:r>
+      <w:proofErr w:type="spellEnd"/>
+      <w:r>
+        <w:t xml:space="preserve"> (</w:t>
+      </w:r>
+      <w:proofErr w:type="spellStart"/>
+      <w:r>
+        <w:t>Primary</w:t>
+      </w:r>
+      <w:proofErr w:type="spellEnd"/>
+      <w:r>
+        <w:t xml:space="preserve"> Key): A jelentkezés generált azonosítója (</w:t>
+      </w:r>
+      <w:proofErr w:type="spellStart"/>
+      <w:r>
+        <w:t>BigInt</w:t>
+      </w:r>
+      <w:proofErr w:type="spellEnd"/>
+      <w:r>
+        <w:t>)</w:t>
+      </w:r>
+    </w:p>
+    <w:p>
+      <w:pPr>
+        <w:ind w:left="708"/>
+      </w:pPr>
+      <w:r>
+        <w:t>-</w:t>
+      </w:r>
+      <w:r>
+        <w:tab/>
+      </w:r>
+      <w:proofErr w:type="spellStart"/>
+      <w:r>
+        <w:t>event_id</w:t>
+      </w:r>
+      <w:proofErr w:type="spellEnd"/>
+      <w:r>
+        <w:t xml:space="preserve"> (</w:t>
+      </w:r>
+      <w:proofErr w:type="spellStart"/>
+      <w:r>
+        <w:t>Foreign</w:t>
+      </w:r>
+      <w:proofErr w:type="spellEnd"/>
+      <w:r>
+        <w:t xml:space="preserve"> Key): A táblát hozzáköti az „events.id” táblához (</w:t>
+      </w:r>
+      <w:proofErr w:type="spellStart"/>
+      <w:r>
+        <w:t>BigInt</w:t>
+      </w:r>
+      <w:proofErr w:type="spellEnd"/>
+      <w:r>
+        <w:t>)</w:t>
+      </w:r>
+    </w:p>
+    <w:p>
+      <w:pPr>
+        <w:ind w:left="708"/>
+      </w:pPr>
+      <w:r>
+        <w:t>-</w:t>
+      </w:r>
+      <w:r>
+        <w:tab/>
+      </w:r>
+      <w:proofErr w:type="spellStart"/>
+      <w:r>
+        <w:t>user_id</w:t>
+      </w:r>
+      <w:proofErr w:type="spellEnd"/>
+      <w:r>
+        <w:t xml:space="preserve"> (</w:t>
+      </w:r>
+      <w:proofErr w:type="spellStart"/>
+      <w:r>
+        <w:t>Foreign</w:t>
+      </w:r>
+      <w:proofErr w:type="spellEnd"/>
+      <w:r>
+        <w:t xml:space="preserve"> Key): A táblát hozzáköti a „user.id” táblához (</w:t>
+      </w:r>
+      <w:proofErr w:type="spellStart"/>
+      <w:r>
+        <w:t>BigInt</w:t>
+      </w:r>
+      <w:proofErr w:type="spellEnd"/>
+      <w:r>
+        <w:t>)</w:t>
+      </w:r>
+    </w:p>
+    <w:p>
+      <w:pPr>
+        <w:pStyle w:val="Cmsor2"/>
+        <w:numPr>
+          <w:ilvl w:val="1"/>
+          <w:numId w:val="26"/>
+        </w:numPr>
+        <w:tabs>
+          <w:tab w:val="left" w:pos="1276"/>
+        </w:tabs>
+      </w:pPr>
+      <w:r>
+        <w:t xml:space="preserve"> </w:t>
+      </w:r>
+      <w:r>
+        <w:t>cities</w:t>
+      </w:r>
+    </w:p>
+    <w:p>
+      <w:pPr>
+        <w:ind w:left="708"/>
+      </w:pPr>
+      <w:r>
+        <w:t>-</w:t>
+      </w:r>
+      <w:r>
+        <w:tab/>
+      </w:r>
+      <w:proofErr w:type="spellStart"/>
+      <w:r>
+        <w:t>id</w:t>
+      </w:r>
+      <w:proofErr w:type="spellEnd"/>
+      <w:r>
+        <w:t xml:space="preserve"> (</w:t>
+      </w:r>
+      <w:proofErr w:type="spellStart"/>
+      <w:r>
+        <w:t>Primary</w:t>
+      </w:r>
+      <w:proofErr w:type="spellEnd"/>
+      <w:r>
+        <w:t xml:space="preserve"> Key): A város generált azonosítója (Int)</w:t>
+      </w:r>
+    </w:p>
+    <w:p>
+      <w:pPr>
+        <w:ind w:left="708"/>
+      </w:pPr>
+      <w:r>
+        <w:t>-</w:t>
+      </w:r>
+      <w:r>
+        <w:tab/>
+      </w:r>
+      <w:proofErr w:type="spellStart"/>
+      <w:r>
+        <w:t>names</w:t>
+      </w:r>
+      <w:proofErr w:type="spellEnd"/>
+      <w:r>
+        <w:t>: A város neve (</w:t>
+      </w:r>
+      <w:proofErr w:type="spellStart"/>
+      <w:r>
+        <w:t>varchar</w:t>
+      </w:r>
+      <w:proofErr w:type="spellEnd"/>
+      <w:r>
+        <w:t>(255))</w:t>
+      </w:r>
+    </w:p>
+    <w:p>
+      <w:pPr>
+        <w:ind w:left="708"/>
+      </w:pPr>
+      <w:r>
+        <w:t>-</w:t>
+      </w:r>
+      <w:r>
+        <w:tab/>
+      </w:r>
+      <w:proofErr w:type="spellStart"/>
+      <w:r>
+        <w:t>postcode</w:t>
+      </w:r>
+      <w:proofErr w:type="spellEnd"/>
+      <w:r>
+        <w:t>: A város irányítószáma (Int)</w:t>
+      </w:r>
+    </w:p>
+    <w:p>
+      <w:pPr>
+        <w:pStyle w:val="Cmsor2"/>
+        <w:numPr>
+          <w:ilvl w:val="1"/>
+          <w:numId w:val="26"/>
+        </w:numPr>
+        <w:tabs>
+          <w:tab w:val="left" w:pos="1276"/>
+        </w:tabs>
+      </w:pPr>
+      <w:r>
+        <w:t xml:space="preserve"> </w:t>
+      </w:r>
+      <w:r>
+        <w:t>categories</w:t>
+      </w:r>
+    </w:p>
+    <w:p>
+      <w:pPr>
+        <w:ind w:left="708"/>
+      </w:pPr>
+      <w:r>
+        <w:t>-</w:t>
+      </w:r>
+      <w:r>
+        <w:tab/>
+      </w:r>
+      <w:proofErr w:type="spellStart"/>
+      <w:r>
+        <w:t>id</w:t>
+      </w:r>
+      <w:proofErr w:type="spellEnd"/>
+      <w:r>
+        <w:t xml:space="preserve"> (</w:t>
+      </w:r>
+      <w:proofErr w:type="spellStart"/>
+      <w:r>
+        <w:t>Primary</w:t>
+      </w:r>
+      <w:proofErr w:type="spellEnd"/>
+      <w:r>
+        <w:t xml:space="preserve"> Key): A kategória generált azonosítója (</w:t>
+      </w:r>
+      <w:proofErr w:type="spellStart"/>
+      <w:r>
+        <w:t>BigInt</w:t>
+      </w:r>
+      <w:proofErr w:type="spellEnd"/>
+      <w:r>
+        <w:t>)</w:t>
+      </w:r>
+    </w:p>
+    <w:p>
+      <w:pPr>
+        <w:ind w:left="708"/>
+      </w:pPr>
+      <w:r>
+        <w:t>-</w:t>
+      </w:r>
+      <w:r>
+        <w:tab/>
+      </w:r>
+      <w:proofErr w:type="spellStart"/>
+      <w:r>
+        <w:t>name</w:t>
+      </w:r>
+      <w:proofErr w:type="spellEnd"/>
+      <w:r>
+        <w:t>: A kategória neve (</w:t>
+      </w:r>
+      <w:proofErr w:type="spellStart"/>
+      <w:r>
+        <w:t>varchar</w:t>
+      </w:r>
+      <w:proofErr w:type="spellEnd"/>
+      <w:r>
+        <w:t>(255))</w:t>
+      </w:r>
+    </w:p>
+    <w:p>
+      <w:pPr>
+        <w:pStyle w:val="Cmsor2"/>
+        <w:numPr>
+          <w:ilvl w:val="1"/>
+          <w:numId w:val="26"/>
+        </w:numPr>
+        <w:tabs>
+          <w:tab w:val="left" w:pos="1276"/>
+        </w:tabs>
+      </w:pPr>
+      <w:r>
+        <w:t xml:space="preserve"> </w:t>
+      </w:r>
+      <w:r>
+        <w:t>mcategory</w:t>
+      </w:r>
+    </w:p>
+    <w:p>
+      <w:pPr>
+        <w:ind w:left="708"/>
+      </w:pPr>
+      <w:r>
+        <w:t>(A „</w:t>
+      </w:r>
+      <w:proofErr w:type="spellStart"/>
+      <w:r>
+        <w:t>categories</w:t>
+      </w:r>
+      <w:proofErr w:type="spellEnd"/>
+      <w:r>
+        <w:t>” táblát hozzáköti az „</w:t>
+      </w:r>
+      <w:proofErr w:type="spellStart"/>
+      <w:r>
+        <w:t>events</w:t>
+      </w:r>
+      <w:proofErr w:type="spellEnd"/>
+      <w:r>
+        <w:t>” táblához ezáltal lehetővé teszi a kategóriás szűrést az oldalon)</w:t>
+      </w:r>
+    </w:p>
+    <w:p>
+      <w:pPr>
+        <w:ind w:left="708"/>
+      </w:pPr>
+      <w:r>
+        <w:t>-</w:t>
+      </w:r>
+      <w:r>
+        <w:tab/>
+      </w:r>
+      <w:proofErr w:type="spellStart"/>
+      <w:r>
+        <w:t>id</w:t>
+      </w:r>
+      <w:proofErr w:type="spellEnd"/>
+      <w:r>
+        <w:t xml:space="preserve"> (</w:t>
+      </w:r>
+      <w:proofErr w:type="spellStart"/>
+      <w:r>
+        <w:t>Primary</w:t>
+      </w:r>
+      <w:proofErr w:type="spellEnd"/>
+      <w:r>
+        <w:t xml:space="preserve"> Key): A kategória generált azonosítója (</w:t>
+      </w:r>
+      <w:proofErr w:type="spellStart"/>
+      <w:r>
+        <w:t>Bigint</w:t>
+      </w:r>
+      <w:proofErr w:type="spellEnd"/>
+      <w:r>
+        <w:t>)</w:t>
+      </w:r>
+    </w:p>
+    <w:p>
+      <w:pPr>
+        <w:ind w:left="708"/>
+      </w:pPr>
+      <w:r>
+        <w:t>-</w:t>
+      </w:r>
+      <w:r>
+        <w:tab/>
+      </w:r>
+      <w:proofErr w:type="spellStart"/>
+      <w:r>
+        <w:t>category_id</w:t>
+      </w:r>
+      <w:proofErr w:type="spellEnd"/>
+      <w:r>
+        <w:t>(</w:t>
+      </w:r>
+      <w:proofErr w:type="spellStart"/>
+      <w:r>
+        <w:t>Foreign</w:t>
+      </w:r>
+      <w:proofErr w:type="spellEnd"/>
+      <w:r>
+        <w:t xml:space="preserve"> Key): A táblát </w:t>
+      </w:r>
+      <w:proofErr w:type="spellStart"/>
+      <w:r>
+        <w:t>hottáköti</w:t>
+      </w:r>
+      <w:proofErr w:type="spellEnd"/>
+      <w:r>
+        <w:t xml:space="preserve"> az „events.id” táblához (</w:t>
+      </w:r>
+      <w:proofErr w:type="spellStart"/>
+      <w:r>
+        <w:t>BigInt</w:t>
+      </w:r>
+      <w:proofErr w:type="spellEnd"/>
+      <w:r>
+        <w:t>)</w:t>
+      </w:r>
+    </w:p>
+    <w:p>
+      <w:pPr>
+        <w:ind w:left="708"/>
+      </w:pPr>
+      <w:r>
+        <w:t>-</w:t>
+      </w:r>
+      <w:r>
+        <w:tab/>
+      </w:r>
+      <w:proofErr w:type="spellStart"/>
+      <w:r>
+        <w:t>user_id</w:t>
+      </w:r>
+      <w:proofErr w:type="spellEnd"/>
+      <w:r>
+        <w:t xml:space="preserve"> (</w:t>
+      </w:r>
+      <w:proofErr w:type="spellStart"/>
+      <w:r>
+        <w:t>Foreign</w:t>
+      </w:r>
+      <w:proofErr w:type="spellEnd"/>
+      <w:r>
+        <w:t xml:space="preserve"> Key): A táblát hozzáköti a „user.id” táblához (</w:t>
+      </w:r>
+      <w:proofErr w:type="spellStart"/>
+      <w:r>
+        <w:t>BigInt</w:t>
+      </w:r>
+      <w:proofErr w:type="spellEnd"/>
+      <w:r>
+        <w:t>)</w:t>
+      </w:r>
+    </w:p>
+    <w:p>
+      <w:pPr>
+        <w:pStyle w:val="Cmsor1"/>
+      </w:pPr>
+      <w:r>
+        <w:lastRenderedPageBreak/>
+        <w:t>Táblák közötti kapcsolatok</w:t>
+      </w:r>
+    </w:p>
+    <w:p>
+      <w:pPr>
+        <w:pStyle w:val="Cmsor2"/>
+        <w:numPr>
+          <w:ilvl w:val="0"/>
+          <w:numId w:val="0"/>
+        </w:numPr>
+        <w:ind w:left="1191" w:hanging="482"/>
+      </w:pPr>
+      <w:r>
+        <w:t>2.1</w:t>
+      </w:r>
+      <w:r>
+        <w:tab/>
+      </w:r>
+      <w:r>
+        <w:t>user</w:t>
+      </w:r>
+    </w:p>
+    <w:p>
+      <w:pPr>
+        <w:ind w:left="708"/>
+      </w:pPr>
+      <w:proofErr w:type="spellStart"/>
+      <w:r>
+        <w:t>id</w:t>
+      </w:r>
+      <w:proofErr w:type="spellEnd"/>
+      <w:r>
+        <w:t>: Elsődleges kulcs</w:t>
+      </w:r>
+    </w:p>
+    <w:p>
+      <w:pPr>
+        <w:ind w:left="708"/>
+      </w:pPr>
+      <w:r>
+        <w:t>Kapcsolatok:</w:t>
+      </w:r>
+    </w:p>
+    <w:p>
+      <w:pPr>
+        <w:pStyle w:val="Listaszerbekezds"/>
+        <w:numPr>
+          <w:ilvl w:val="0"/>
+          <w:numId w:val="35"/>
+        </w:numPr>
+      </w:pPr>
+      <w:r>
+        <w:t xml:space="preserve">user.id </w:t>
+      </w:r>
+      <w:r>
+        <w:sym w:font="Wingdings" w:char="F0E0"/>
+      </w:r>
+      <w:r>
+        <w:t xml:space="preserve"> </w:t>
+      </w:r>
+      <w:r>
+        <w:t>application.user_id</w:t>
+      </w:r>
+      <w:r>
+        <w:t xml:space="preserve"> (1:N)</w:t>
+      </w:r>
+    </w:p>
+    <w:p>
+      <w:pPr>
+        <w:pStyle w:val="Listaszerbekezds"/>
+        <w:numPr>
+          <w:ilvl w:val="0"/>
+          <w:numId w:val="35"/>
+        </w:numPr>
+      </w:pPr>
+      <w:r>
+        <w:t xml:space="preserve">user.id </w:t>
+      </w:r>
+      <w:r>
+        <w:sym w:font="Wingdings" w:char="F0E0"/>
+      </w:r>
+      <w:r>
+        <w:t xml:space="preserve"> </w:t>
+      </w:r>
+      <w:r>
+        <w:t>favorites.user_id</w:t>
+      </w:r>
+      <w:r>
+        <w:t xml:space="preserve"> </w:t>
+      </w:r>
+      <w:r>
+        <w:t>(1:N)</w:t>
+      </w:r>
+    </w:p>
+    <w:p>
+      <w:pPr>
+        <w:pStyle w:val="Listaszerbekezds"/>
+        <w:numPr>
+          <w:ilvl w:val="0"/>
+          <w:numId w:val="35"/>
+        </w:numPr>
+      </w:pPr>
+      <w:r>
+        <w:t xml:space="preserve">user.id </w:t>
+      </w:r>
+      <w:r>
+        <w:sym w:font="Wingdings" w:char="F0E0"/>
+      </w:r>
+      <w:r>
+        <w:t xml:space="preserve"> </w:t>
+      </w:r>
+      <w:r>
+        <w:t>publisher.user_id</w:t>
+      </w:r>
+      <w:r>
+        <w:t xml:space="preserve"> </w:t>
+      </w:r>
+      <w:r>
+        <w:t>(1:N)</w:t>
+      </w:r>
+    </w:p>
+    <w:p>
+      <w:pPr>
+        <w:pStyle w:val="Cmsor2"/>
+        <w:numPr>
+          <w:ilvl w:val="0"/>
+          <w:numId w:val="0"/>
+        </w:numPr>
+        <w:ind w:left="1191" w:hanging="482"/>
+      </w:pPr>
+      <w:r>
+        <w:t>2.</w:t>
+      </w:r>
+      <w:r>
+        <w:t>2</w:t>
+      </w:r>
+      <w:r>
+        <w:tab/>
+      </w:r>
+      <w:r>
+        <w:t>events</w:t>
+      </w:r>
+    </w:p>
+    <w:p>
+      <w:pPr>
+        <w:ind w:left="708"/>
+      </w:pPr>
+      <w:proofErr w:type="spellStart"/>
+      <w:r>
+        <w:t>id</w:t>
+      </w:r>
+      <w:proofErr w:type="spellEnd"/>
+      <w:r>
+        <w:t>: Elsődleges kulcs</w:t>
+      </w:r>
+    </w:p>
+    <w:p>
+      <w:pPr>
+        <w:ind w:left="708"/>
+      </w:pPr>
+      <w:r>
+        <w:t>Kapcsolatok:</w:t>
+      </w:r>
+    </w:p>
+    <w:p>
+      <w:pPr>
+        <w:pStyle w:val="Listaszerbekezds"/>
+        <w:numPr>
+          <w:ilvl w:val="0"/>
+          <w:numId w:val="35"/>
+        </w:numPr>
+      </w:pPr>
+      <w:r>
+        <w:t>events</w:t>
+      </w:r>
+      <w:r>
+        <w:t xml:space="preserve">.id </w:t>
+      </w:r>
+      <w:r>
+        <w:sym w:font="Wingdings" w:char="F0E0"/>
+      </w:r>
+      <w:r>
+        <w:t xml:space="preserve"> </w:t>
+      </w:r>
+      <w:r>
+        <w:t>application.</w:t>
+      </w:r>
+      <w:r>
+        <w:t>event</w:t>
+      </w:r>
+      <w:r>
+        <w:t>_id</w:t>
+      </w:r>
+      <w:r>
+        <w:t xml:space="preserve"> </w:t>
+      </w:r>
+      <w:r>
+        <w:t>(1:N)</w:t>
+      </w:r>
+    </w:p>
+    <w:p>
+      <w:pPr>
+        <w:pStyle w:val="Listaszerbekezds"/>
+        <w:numPr>
+          <w:ilvl w:val="0"/>
+          <w:numId w:val="35"/>
+        </w:numPr>
+      </w:pPr>
+      <w:r>
+        <w:t>events</w:t>
+      </w:r>
+      <w:r>
+        <w:t xml:space="preserve">.id </w:t>
+      </w:r>
+      <w:r>
+        <w:sym w:font="Wingdings" w:char="F0E0"/>
+      </w:r>
+      <w:r>
+        <w:t xml:space="preserve"> </w:t>
+      </w:r>
+      <w:r>
+        <w:t>favorites.</w:t>
+      </w:r>
+      <w:r>
+        <w:t>event</w:t>
+      </w:r>
+      <w:r>
+        <w:t>_id</w:t>
+      </w:r>
+      <w:r>
+        <w:t xml:space="preserve"> </w:t>
+      </w:r>
+      <w:r>
+        <w:t>(1:N)</w:t>
+      </w:r>
+    </w:p>
+    <w:p>
+      <w:pPr>
+        <w:pStyle w:val="Listaszerbekezds"/>
+        <w:numPr>
+          <w:ilvl w:val="0"/>
+          <w:numId w:val="35"/>
+        </w:numPr>
+      </w:pPr>
+      <w:r>
+        <w:t>events</w:t>
+      </w:r>
+      <w:r>
+        <w:t xml:space="preserve">.id </w:t>
+      </w:r>
+      <w:r>
+        <w:sym w:font="Wingdings" w:char="F0E0"/>
+      </w:r>
+      <w:r>
+        <w:t xml:space="preserve"> </w:t>
+      </w:r>
+      <w:r>
+        <w:t>publisher.</w:t>
+      </w:r>
+      <w:r>
+        <w:t>event</w:t>
+      </w:r>
+      <w:r>
+        <w:t>_id</w:t>
+      </w:r>
+      <w:r>
+        <w:t xml:space="preserve"> </w:t>
+      </w:r>
+      <w:r>
+        <w:t>(1:N)</w:t>
+      </w:r>
+    </w:p>
+    <w:p>
+      <w:pPr>
+        <w:pStyle w:val="Listaszerbekezds"/>
+        <w:numPr>
+          <w:ilvl w:val="0"/>
+          <w:numId w:val="35"/>
+        </w:numPr>
+      </w:pPr>
+      <w:r>
+        <w:t xml:space="preserve">events.id </w:t>
+      </w:r>
+      <w:r>
+        <w:sym w:font="Wingdings" w:char="F0E0"/>
+      </w:r>
+      <w:r>
+        <w:t xml:space="preserve"> mcategories.event_id</w:t>
+      </w:r>
+      <w:r>
+        <w:t xml:space="preserve"> </w:t>
+      </w:r>
+      <w:r>
+        <w:t>(1:N)</w:t>
+      </w:r>
+    </w:p>
+    <w:p>
+      <w:pPr>
+        <w:pStyle w:val="Listaszerbekezds"/>
+        <w:numPr>
+          <w:ilvl w:val="0"/>
+          <w:numId w:val="35"/>
+        </w:numPr>
+      </w:pPr>
+      <w:r>
+        <w:t xml:space="preserve">events.city_id </w:t>
+      </w:r>
+      <w:r>
+        <w:sym w:font="Wingdings" w:char="F0E0"/>
+      </w:r>
+      <w:r>
+        <w:t xml:space="preserve"> cities.id</w:t>
+      </w:r>
+      <w:r>
+        <w:t xml:space="preserve"> (N:1)</w:t>
+      </w:r>
+    </w:p>
+    <w:p>
+      <w:pPr>
+        <w:pStyle w:val="Cmsor2"/>
+        <w:numPr>
+          <w:ilvl w:val="0"/>
+          <w:numId w:val="0"/>
+        </w:numPr>
+        <w:ind w:left="1191" w:hanging="482"/>
+      </w:pPr>
+      <w:r>
+        <w:t>2.</w:t>
+      </w:r>
+      <w:r>
+        <w:t>3</w:t>
+      </w:r>
+      <w:r>
+        <w:tab/>
+      </w:r>
+      <w:r>
+        <w:t>favorites</w:t>
+      </w:r>
+    </w:p>
+    <w:p>
+      <w:pPr>
+        <w:ind w:left="708"/>
+      </w:pPr>
+      <w:proofErr w:type="spellStart"/>
+      <w:r>
+        <w:t>id</w:t>
+      </w:r>
+      <w:proofErr w:type="spellEnd"/>
+      <w:r>
+        <w:t>: Elsődleges kulcs</w:t>
+      </w:r>
+    </w:p>
+    <w:p>
+      <w:pPr>
+        <w:ind w:left="708"/>
+      </w:pPr>
+      <w:r>
+        <w:t>Kapcsolatok:</w:t>
+      </w:r>
+    </w:p>
+    <w:p>
+      <w:pPr>
+        <w:pStyle w:val="Listaszerbekezds"/>
+        <w:numPr>
+          <w:ilvl w:val="0"/>
+          <w:numId w:val="35"/>
+        </w:numPr>
+      </w:pPr>
+      <w:r>
+        <w:t>favorites.</w:t>
+      </w:r>
+      <w:r>
+        <w:t>event</w:t>
+      </w:r>
+      <w:r>
+        <w:t>_id</w:t>
+      </w:r>
+      <w:r>
+        <w:t xml:space="preserve"> </w:t>
+      </w:r>
+      <w:r>
+        <w:sym w:font="Wingdings" w:char="F0E0"/>
+      </w:r>
+      <w:r>
+        <w:t xml:space="preserve"> event</w:t>
+      </w:r>
+      <w:r>
+        <w:t xml:space="preserve">.id </w:t>
+      </w:r>
+      <w:r>
+        <w:t xml:space="preserve"> (N:1)</w:t>
+      </w:r>
+    </w:p>
+    <w:p>
+      <w:pPr>
+        <w:pStyle w:val="Listaszerbekezds"/>
+        <w:numPr>
+          <w:ilvl w:val="0"/>
+          <w:numId w:val="35"/>
+        </w:numPr>
+      </w:pPr>
+      <w:r>
+        <w:t xml:space="preserve">favorites.user_id </w:t>
+      </w:r>
+      <w:r>
+        <w:sym w:font="Wingdings" w:char="F0E0"/>
+      </w:r>
+      <w:r>
+        <w:t xml:space="preserve"> user.id</w:t>
+      </w:r>
+      <w:r>
+        <w:t xml:space="preserve"> </w:t>
+      </w:r>
+      <w:r>
+        <w:t xml:space="preserve"> (N:1)</w:t>
+      </w:r>
+    </w:p>
+    <w:p>
+      <w:pPr>
+        <w:pStyle w:val="Cmsor2"/>
+        <w:numPr>
+          <w:ilvl w:val="0"/>
+          <w:numId w:val="0"/>
+        </w:numPr>
+        <w:ind w:left="1191" w:hanging="482"/>
+      </w:pPr>
+      <w:r>
+        <w:t>2.</w:t>
+      </w:r>
+      <w:r>
+        <w:t>4</w:t>
+      </w:r>
+      <w:r>
+        <w:tab/>
+      </w:r>
+      <w:r>
+        <w:t>publisher</w:t>
+      </w:r>
+    </w:p>
+    <w:p>
+      <w:pPr>
+        <w:ind w:left="708"/>
+      </w:pPr>
+      <w:proofErr w:type="spellStart"/>
+      <w:r>
+        <w:t>id</w:t>
+      </w:r>
+      <w:proofErr w:type="spellEnd"/>
+      <w:r>
+        <w:t>: Elsődleges kulcs</w:t>
+      </w:r>
+    </w:p>
+    <w:p>
+      <w:pPr>
+        <w:ind w:left="708"/>
+      </w:pPr>
+      <w:r>
+        <w:t>Kapcsolatok:</w:t>
+      </w:r>
+    </w:p>
+    <w:p>
+      <w:pPr>
+        <w:pStyle w:val="Listaszerbekezds"/>
+        <w:numPr>
+          <w:ilvl w:val="0"/>
+          <w:numId w:val="35"/>
+        </w:numPr>
+      </w:pPr>
+      <w:r>
+        <w:t>publisher</w:t>
+      </w:r>
+      <w:r>
+        <w:t xml:space="preserve">.event_id </w:t>
+      </w:r>
+      <w:r>
+        <w:sym w:font="Wingdings" w:char="F0E0"/>
+      </w:r>
+      <w:r>
+        <w:t xml:space="preserve"> event.id</w:t>
+      </w:r>
+      <w:r>
+        <w:t xml:space="preserve"> (N:1)</w:t>
+      </w:r>
+    </w:p>
+    <w:p>
+      <w:pPr>
+        <w:pStyle w:val="Listaszerbekezds"/>
+        <w:numPr>
+          <w:ilvl w:val="0"/>
+          <w:numId w:val="35"/>
+        </w:numPr>
+      </w:pPr>
+      <w:r>
+        <w:t>publisher</w:t>
+      </w:r>
+      <w:r>
+        <w:t xml:space="preserve">.user_id </w:t>
+      </w:r>
+      <w:r>
+        <w:sym w:font="Wingdings" w:char="F0E0"/>
+      </w:r>
+      <w:r>
+        <w:t xml:space="preserve"> user.id</w:t>
+      </w:r>
+      <w:r>
+        <w:t xml:space="preserve"> (N:1)</w:t>
+      </w:r>
+    </w:p>
+    <w:p>
+      <w:pPr>
+        <w:jc w:val="left"/>
+        <w:rPr>
+          <w:noProof/>
+        </w:rPr>
+      </w:pPr>
+      <w:r>
+        <w:br w:type="page"/>
+      </w:r>
+    </w:p>
+    <w:p>
+      <w:pPr>
+        <w:pStyle w:val="Cmsor2"/>
+        <w:numPr>
+          <w:ilvl w:val="0"/>
+          <w:numId w:val="0"/>
+        </w:numPr>
+        <w:ind w:left="1191" w:hanging="482"/>
+      </w:pPr>
+      <w:r>
+        <w:lastRenderedPageBreak/>
+        <w:t>2.</w:t>
+      </w:r>
+      <w:r>
+        <w:t>5</w:t>
+      </w:r>
+      <w:r>
+        <w:tab/>
+      </w:r>
+      <w:r>
+        <w:t>application</w:t>
+      </w:r>
+    </w:p>
+    <w:p>
+      <w:pPr>
+        <w:ind w:left="708"/>
+      </w:pPr>
+      <w:proofErr w:type="spellStart"/>
+      <w:r>
+        <w:t>id</w:t>
+      </w:r>
+      <w:proofErr w:type="spellEnd"/>
+      <w:r>
+        <w:t>: Elsődleges kulcs</w:t>
+      </w:r>
+    </w:p>
+    <w:p>
+      <w:pPr>
+        <w:ind w:left="708"/>
+      </w:pPr>
+      <w:r>
+        <w:t>Kapcsolatok:</w:t>
+      </w:r>
+    </w:p>
+    <w:p>
+      <w:pPr>
+        <w:pStyle w:val="Listaszerbekezds"/>
+        <w:numPr>
+          <w:ilvl w:val="0"/>
+          <w:numId w:val="35"/>
+        </w:numPr>
+      </w:pPr>
+      <w:r>
+        <w:t>application</w:t>
+      </w:r>
+      <w:r>
+        <w:t xml:space="preserve">.event_id </w:t>
+      </w:r>
+      <w:r>
+        <w:sym w:font="Wingdings" w:char="F0E0"/>
+      </w:r>
+      <w:r>
+        <w:t xml:space="preserve"> event.id</w:t>
+      </w:r>
+      <w:r>
+        <w:t xml:space="preserve"> (N:1)</w:t>
+      </w:r>
+    </w:p>
+    <w:p>
+      <w:pPr>
+        <w:pStyle w:val="Listaszerbekezds"/>
+        <w:numPr>
+          <w:ilvl w:val="0"/>
+          <w:numId w:val="35"/>
+        </w:numPr>
+      </w:pPr>
+      <w:r>
+        <w:t>application</w:t>
+      </w:r>
+      <w:r>
+        <w:t xml:space="preserve">.user_id </w:t>
+      </w:r>
+      <w:r>
+        <w:sym w:font="Wingdings" w:char="F0E0"/>
+      </w:r>
+      <w:r>
+        <w:t xml:space="preserve"> user.id</w:t>
+      </w:r>
+      <w:r>
+        <w:t xml:space="preserve"> (N:1)</w:t>
+      </w:r>
+    </w:p>
+    <w:p>
+      <w:pPr>
+        <w:pStyle w:val="Cmsor2"/>
+        <w:numPr>
+          <w:ilvl w:val="0"/>
+          <w:numId w:val="0"/>
+        </w:numPr>
+        <w:ind w:left="1191" w:hanging="482"/>
+      </w:pPr>
+      <w:r>
+        <w:t>2.</w:t>
+      </w:r>
+      <w:r>
+        <w:t>6</w:t>
+      </w:r>
+      <w:r>
+        <w:tab/>
+      </w:r>
+      <w:r>
+        <w:t>cities</w:t>
+      </w:r>
+    </w:p>
+    <w:p>
+      <w:pPr>
+        <w:ind w:left="708"/>
+      </w:pPr>
+      <w:proofErr w:type="spellStart"/>
+      <w:r>
+        <w:t>id</w:t>
+      </w:r>
+      <w:proofErr w:type="spellEnd"/>
+      <w:r>
+        <w:t>: Elsődleges kulcs</w:t>
+      </w:r>
+    </w:p>
+    <w:p>
+      <w:pPr>
+        <w:ind w:left="708"/>
+      </w:pPr>
+      <w:r>
+        <w:t>Kapcsolatok:</w:t>
+      </w:r>
+    </w:p>
+    <w:p>
+      <w:pPr>
+        <w:pStyle w:val="Listaszerbekezds"/>
+        <w:numPr>
+          <w:ilvl w:val="0"/>
+          <w:numId w:val="35"/>
+        </w:numPr>
+      </w:pPr>
+      <w:r>
+        <w:t>cities.id</w:t>
+      </w:r>
+      <w:r>
+        <w:sym w:font="Wingdings" w:char="F0E0"/>
+      </w:r>
+      <w:r>
+        <w:t xml:space="preserve"> event.</w:t>
+      </w:r>
+      <w:r>
+        <w:t>city_</w:t>
+      </w:r>
+      <w:r>
+        <w:t>id</w:t>
+      </w:r>
+      <w:r>
+        <w:t xml:space="preserve"> </w:t>
+      </w:r>
+      <w:r>
+        <w:t>(1:N)</w:t>
+      </w:r>
+    </w:p>
+    <w:p>
+      <w:pPr>
+        <w:pStyle w:val="Cmsor2"/>
+        <w:numPr>
+          <w:ilvl w:val="0"/>
+          <w:numId w:val="0"/>
+        </w:numPr>
+        <w:ind w:left="1191" w:hanging="482"/>
+      </w:pPr>
+      <w:r>
+        <w:t>2.</w:t>
+      </w:r>
+      <w:r>
+        <w:t>7</w:t>
+      </w:r>
+      <w:r>
+        <w:tab/>
+      </w:r>
+      <w:r>
+        <w:t>categories</w:t>
+      </w:r>
+    </w:p>
+    <w:p>
+      <w:pPr>
+        <w:ind w:left="708"/>
+      </w:pPr>
+      <w:proofErr w:type="spellStart"/>
+      <w:r>
+        <w:t>id</w:t>
+      </w:r>
+      <w:proofErr w:type="spellEnd"/>
+      <w:r>
+        <w:t>: Elsődleges kulcs</w:t>
+      </w:r>
+    </w:p>
+    <w:p>
+      <w:pPr>
+        <w:ind w:left="708"/>
+      </w:pPr>
+      <w:r>
+        <w:t>Kapcsolatok:</w:t>
+      </w:r>
+    </w:p>
+    <w:p>
+      <w:pPr>
+        <w:pStyle w:val="Listaszerbekezds"/>
+        <w:numPr>
+          <w:ilvl w:val="0"/>
+          <w:numId w:val="35"/>
+        </w:numPr>
+      </w:pPr>
+      <w:r>
+        <w:t>categories.</w:t>
+      </w:r>
+      <w:r>
+        <w:t xml:space="preserve">id </w:t>
+      </w:r>
+      <w:r>
+        <w:sym w:font="Wingdings" w:char="F0E0"/>
+      </w:r>
+      <w:r>
+        <w:t xml:space="preserve"> </w:t>
+      </w:r>
+      <w:r>
+        <w:t>mcategories</w:t>
+      </w:r>
+      <w:r>
+        <w:t>.</w:t>
+      </w:r>
+      <w:r>
+        <w:t>category_</w:t>
+      </w:r>
+      <w:r>
+        <w:t>id</w:t>
+      </w:r>
+      <w:r>
+        <w:t xml:space="preserve"> </w:t>
+      </w:r>
+      <w:r>
+        <w:t>(1:N)</w:t>
+      </w:r>
+    </w:p>
+    <w:p>
+      <w:pPr>
+        <w:pStyle w:val="Cmsor2"/>
+        <w:numPr>
+          <w:ilvl w:val="0"/>
+          <w:numId w:val="0"/>
+        </w:numPr>
+        <w:ind w:left="1191" w:hanging="482"/>
+      </w:pPr>
+      <w:r>
+        <w:t>2.</w:t>
+      </w:r>
+      <w:r>
+        <w:t>8</w:t>
+      </w:r>
+      <w:r>
+        <w:tab/>
+      </w:r>
+      <w:r>
+        <w:t>mcategories</w:t>
+      </w:r>
+    </w:p>
+    <w:p>
+      <w:pPr>
+        <w:ind w:left="708"/>
+      </w:pPr>
+      <w:proofErr w:type="spellStart"/>
+      <w:r>
+        <w:t>id</w:t>
+      </w:r>
+      <w:proofErr w:type="spellEnd"/>
+      <w:r>
+        <w:t>: Elsődleges kulcs</w:t>
+      </w:r>
+    </w:p>
+    <w:p>
+      <w:pPr>
+        <w:ind w:left="708"/>
+      </w:pPr>
+      <w:r>
+        <w:t>Kapcsolatok:</w:t>
+      </w:r>
+    </w:p>
+    <w:p>
+      <w:pPr>
+        <w:pStyle w:val="Listaszerbekezds"/>
+        <w:numPr>
+          <w:ilvl w:val="0"/>
+          <w:numId w:val="35"/>
+        </w:numPr>
+      </w:pPr>
+      <w:r>
+        <w:t>mcategories</w:t>
+      </w:r>
+      <w:r>
+        <w:t xml:space="preserve">.event_id </w:t>
+      </w:r>
+      <w:r>
+        <w:sym w:font="Wingdings" w:char="F0E0"/>
+      </w:r>
+      <w:r>
+        <w:t xml:space="preserve"> event.id</w:t>
+      </w:r>
+      <w:r>
+        <w:t xml:space="preserve"> (N:1)</w:t>
+      </w:r>
+    </w:p>
+    <w:p>
+      <w:pPr>
+        <w:pStyle w:val="Listaszerbekezds"/>
+        <w:numPr>
+          <w:ilvl w:val="0"/>
+          <w:numId w:val="35"/>
+        </w:numPr>
+      </w:pPr>
+      <w:r>
+        <w:t>mcategories</w:t>
+      </w:r>
+      <w:r>
+        <w:t>.</w:t>
+      </w:r>
+      <w:r>
+        <w:t>category_</w:t>
+      </w:r>
+      <w:r>
+        <w:t xml:space="preserve">id </w:t>
+      </w:r>
+      <w:r>
+        <w:sym w:font="Wingdings" w:char="F0E0"/>
+      </w:r>
+      <w:r>
+        <w:t>categories</w:t>
+      </w:r>
+      <w:r>
+        <w:t>.id</w:t>
+      </w:r>
+      <w:r>
+        <w:t xml:space="preserve"> (N:1)</w:t>
+      </w:r>
+    </w:p>
+    <w:p>
+      <w:pPr>
+        <w:pStyle w:val="Cmsor1"/>
+      </w:pPr>
+      <w:r>
+        <w:lastRenderedPageBreak/>
+        <w:drawing>
+          <wp:anchor distT="0" distB="0" distL="114300" distR="114300" simplePos="0" relativeHeight="251659264" behindDoc="0" locked="0" layoutInCell="1" allowOverlap="1" wp14:anchorId="343C9080" wp14:editId="7F9D15C8">
+            <wp:simplePos x="0" y="0"/>
+            <wp:positionH relativeFrom="margin">
+              <wp:align>right</wp:align>
+            </wp:positionH>
+            <wp:positionV relativeFrom="paragraph">
+              <wp:posOffset>396240</wp:posOffset>
+            </wp:positionV>
+            <wp:extent cx="5943600" cy="7353300"/>
+            <wp:effectExtent l="0" t="0" r="0" b="0"/>
+            <wp:wrapThrough wrapText="bothSides">
+              <wp:wrapPolygon edited="0">
+                <wp:start x="0" y="0"/>
+                <wp:lineTo x="0" y="21544"/>
+                <wp:lineTo x="21531" y="21544"/>
+                <wp:lineTo x="21531" y="0"/>
+                <wp:lineTo x="0" y="0"/>
+              </wp:wrapPolygon>
+            </wp:wrapThrough>
+            <wp:docPr id="8" name="Kép 8"/>
+            <wp:cNvGraphicFramePr>
+              <a:graphicFrameLocks xmlns:a="http://schemas.openxmlformats.org/drawingml/2006/main" noChangeAspect="1"/>
+            </wp:cNvGraphicFramePr>
+            <a:graphic xmlns:a="http://schemas.openxmlformats.org/drawingml/2006/main">
+              <a:graphicData uri="http://schemas.openxmlformats.org/drawingml/2006/picture">
+                <pic:pic xmlns:pic="http://schemas.openxmlformats.org/drawingml/2006/picture">
+                  <pic:nvPicPr>
+                    <pic:cNvPr id="0" name="Picture 1"/>
+                    <pic:cNvPicPr>
+                      <a:picLocks noChangeAspect="1" noChangeArrowheads="1"/>
+                    </pic:cNvPicPr>
+                  </pic:nvPicPr>
+                  <pic:blipFill>
+                    <a:blip r:embed="rId11" cstate="print">
+                      <a:extLst>
+                        <a:ext uri="{28A0092B-C50C-407E-A947-70E740481C1C}">
+                          <a14:useLocalDpi xmlns:a14="http://schemas.microsoft.com/office/drawing/2010/main" val="0"/>
+                        </a:ext>
+                      </a:extLst>
+                    </a:blip>
+                    <a:srcRect/>
+                    <a:stretch>
+                      <a:fillRect/>
+                    </a:stretch>
+                  </pic:blipFill>
+                  <pic:spPr bwMode="auto">
+                    <a:xfrm>
+                      <a:off x="0" y="0"/>
+                      <a:ext cx="5943600" cy="7353300"/>
+                    </a:xfrm>
+                    <a:prstGeom prst="rect">
+                      <a:avLst/>
+                    </a:prstGeom>
+                    <a:noFill/>
+                    <a:ln>
+                      <a:noFill/>
+                    </a:ln>
+                  </pic:spPr>
+                </pic:pic>
+              </a:graphicData>
+            </a:graphic>
+          </wp:anchor>
+        </w:drawing>
+      </w:r>
+      <w:r>
+        <w:t>ER diagramm:</w:t>
+      </w:r>
+    </w:p>
+    <w:p/>
     <w:sectPr>
       <w:pgSz w:w="11906" w:h="16838"/>
       <w:pgMar w:top="1736" w:right="1274" w:bottom="1134" w:left="1276" w:header="709" w:footer="709" w:gutter="0"/>
@@ -2541,7 +3318,13 @@
               <w:fldChar w:fldCharType="end"/>
             </w:r>
             <w:r>
-              <w:t xml:space="preserve"> / 6. </w:t>
+              <w:t xml:space="preserve"> / </w:t>
+            </w:r>
+            <w:r>
+              <w:t>5</w:t>
+            </w:r>
+            <w:r>
+              <w:t xml:space="preserve">. </w:t>
             </w:r>
             <w:r>
               <w:t>oldal</w:t>
@@ -2554,7 +3337,7 @@
   <w:p>
     <w:pPr>
       <w:pStyle w:val="llb"/>
-      <w:jc w:val="center"/>
+      <w:jc w:val="right"/>
     </w:pPr>
   </w:p>
 </w:ftr>
@@ -2615,7 +3398,7 @@
           <wp:extent cx="609600" cy="560070"/>
           <wp:effectExtent l="0" t="0" r="0" b="0"/>
           <wp:wrapNone/>
-          <wp:docPr id="2" name="Kép 2"/>
+          <wp:docPr id="5" name="Kép 5"/>
           <wp:cNvGraphicFramePr>
             <a:graphicFrameLocks xmlns:a="http://schemas.openxmlformats.org/drawingml/2006/main" noChangeAspect="1"/>
           </wp:cNvGraphicFramePr>
@@ -2790,6 +3573,119 @@
     </w:lvl>
   </w:abstractNum>
   <w:abstractNum w:abstractNumId="1" w15:restartNumberingAfterBreak="0">
+    <w:nsid w:val="08E85B44"/>
+    <w:multiLevelType w:val="hybridMultilevel"/>
+    <w:tmpl w:val="FD8A4900"/>
+    <w:lvl w:ilvl="0" w:tplc="040E0001">
+      <w:start w:val="1"/>
+      <w:numFmt w:val="bullet"/>
+      <w:lvlText w:val=""/>
+      <w:lvlJc w:val="left"/>
+      <w:pPr>
+        <w:ind w:left="1428" w:hanging="360"/>
+      </w:pPr>
+      <w:rPr>
+        <w:rFonts w:ascii="Symbol" w:hAnsi="Symbol" w:hint="default"/>
+      </w:rPr>
+    </w:lvl>
+    <w:lvl w:ilvl="1" w:tplc="040E0003" w:tentative="1">
+      <w:start w:val="1"/>
+      <w:numFmt w:val="bullet"/>
+      <w:lvlText w:val="o"/>
+      <w:lvlJc w:val="left"/>
+      <w:pPr>
+        <w:ind w:left="2148" w:hanging="360"/>
+      </w:pPr>
+      <w:rPr>
+        <w:rFonts w:ascii="Courier New" w:hAnsi="Courier New" w:cs="Courier New" w:hint="default"/>
+      </w:rPr>
+    </w:lvl>
+    <w:lvl w:ilvl="2" w:tplc="040E0005" w:tentative="1">
+      <w:start w:val="1"/>
+      <w:numFmt w:val="bullet"/>
+      <w:lvlText w:val=""/>
+      <w:lvlJc w:val="left"/>
+      <w:pPr>
+        <w:ind w:left="2868" w:hanging="360"/>
+      </w:pPr>
+      <w:rPr>
+        <w:rFonts w:ascii="Wingdings" w:hAnsi="Wingdings" w:hint="default"/>
+      </w:rPr>
+    </w:lvl>
+    <w:lvl w:ilvl="3" w:tplc="040E0001" w:tentative="1">
+      <w:start w:val="1"/>
+      <w:numFmt w:val="bullet"/>
+      <w:lvlText w:val=""/>
+      <w:lvlJc w:val="left"/>
+      <w:pPr>
+        <w:ind w:left="3588" w:hanging="360"/>
+      </w:pPr>
+      <w:rPr>
+        <w:rFonts w:ascii="Symbol" w:hAnsi="Symbol" w:hint="default"/>
+      </w:rPr>
+    </w:lvl>
+    <w:lvl w:ilvl="4" w:tplc="040E0003" w:tentative="1">
+      <w:start w:val="1"/>
+      <w:numFmt w:val="bullet"/>
+      <w:lvlText w:val="o"/>
+      <w:lvlJc w:val="left"/>
+      <w:pPr>
+        <w:ind w:left="4308" w:hanging="360"/>
+      </w:pPr>
+      <w:rPr>
+        <w:rFonts w:ascii="Courier New" w:hAnsi="Courier New" w:cs="Courier New" w:hint="default"/>
+      </w:rPr>
+    </w:lvl>
+    <w:lvl w:ilvl="5" w:tplc="040E0005" w:tentative="1">
+      <w:start w:val="1"/>
+      <w:numFmt w:val="bullet"/>
+      <w:lvlText w:val=""/>
+      <w:lvlJc w:val="left"/>
+      <w:pPr>
+        <w:ind w:left="5028" w:hanging="360"/>
+      </w:pPr>
+      <w:rPr>
+        <w:rFonts w:ascii="Wingdings" w:hAnsi="Wingdings" w:hint="default"/>
+      </w:rPr>
+    </w:lvl>
+    <w:lvl w:ilvl="6" w:tplc="040E0001" w:tentative="1">
+      <w:start w:val="1"/>
+      <w:numFmt w:val="bullet"/>
+      <w:lvlText w:val=""/>
+      <w:lvlJc w:val="left"/>
+      <w:pPr>
+        <w:ind w:left="5748" w:hanging="360"/>
+      </w:pPr>
+      <w:rPr>
+        <w:rFonts w:ascii="Symbol" w:hAnsi="Symbol" w:hint="default"/>
+      </w:rPr>
+    </w:lvl>
+    <w:lvl w:ilvl="7" w:tplc="040E0003" w:tentative="1">
+      <w:start w:val="1"/>
+      <w:numFmt w:val="bullet"/>
+      <w:lvlText w:val="o"/>
+      <w:lvlJc w:val="left"/>
+      <w:pPr>
+        <w:ind w:left="6468" w:hanging="360"/>
+      </w:pPr>
+      <w:rPr>
+        <w:rFonts w:ascii="Courier New" w:hAnsi="Courier New" w:cs="Courier New" w:hint="default"/>
+      </w:rPr>
+    </w:lvl>
+    <w:lvl w:ilvl="8" w:tplc="040E0005" w:tentative="1">
+      <w:start w:val="1"/>
+      <w:numFmt w:val="bullet"/>
+      <w:lvlText w:val=""/>
+      <w:lvlJc w:val="left"/>
+      <w:pPr>
+        <w:ind w:left="7188" w:hanging="360"/>
+      </w:pPr>
+      <w:rPr>
+        <w:rFonts w:ascii="Wingdings" w:hAnsi="Wingdings" w:hint="default"/>
+      </w:rPr>
+    </w:lvl>
+  </w:abstractNum>
+  <w:abstractNum w:abstractNumId="2" w15:restartNumberingAfterBreak="0">
     <w:nsid w:val="0A3014F6"/>
     <w:multiLevelType w:val="multilevel"/>
     <w:tmpl w:val="040E001F"/>
@@ -2875,10 +3771,10 @@
       </w:pPr>
     </w:lvl>
   </w:abstractNum>
-  <w:abstractNum w:abstractNumId="2" w15:restartNumberingAfterBreak="0">
+  <w:abstractNum w:abstractNumId="3" w15:restartNumberingAfterBreak="0">
     <w:nsid w:val="0BC11545"/>
     <w:multiLevelType w:val="multilevel"/>
-    <w:tmpl w:val="880A6858"/>
+    <w:tmpl w:val="9E047FD8"/>
     <w:lvl w:ilvl="0">
       <w:start w:val="1"/>
       <w:numFmt w:val="decimal"/>
@@ -2894,7 +3790,6 @@
     <w:lvl w:ilvl="1">
       <w:start w:val="1"/>
       <w:numFmt w:val="decimal"/>
-      <w:pStyle w:val="Cmsor2"/>
       <w:lvlText w:val="%1.%2."/>
       <w:lvlJc w:val="left"/>
       <w:pPr>
@@ -3043,7 +3938,7 @@
       </w:rPr>
     </w:lvl>
   </w:abstractNum>
-  <w:abstractNum w:abstractNumId="3" w15:restartNumberingAfterBreak="0">
+  <w:abstractNum w:abstractNumId="4" w15:restartNumberingAfterBreak="0">
     <w:nsid w:val="11732477"/>
     <w:multiLevelType w:val="multilevel"/>
     <w:tmpl w:val="040E001F"/>
@@ -3129,7 +4024,7 @@
       </w:pPr>
     </w:lvl>
   </w:abstractNum>
-  <w:abstractNum w:abstractNumId="4" w15:restartNumberingAfterBreak="0">
+  <w:abstractNum w:abstractNumId="5" w15:restartNumberingAfterBreak="0">
     <w:nsid w:val="140C32BF"/>
     <w:multiLevelType w:val="multilevel"/>
     <w:tmpl w:val="040E001F"/>
@@ -3215,7 +4110,7 @@
       </w:pPr>
     </w:lvl>
   </w:abstractNum>
-  <w:abstractNum w:abstractNumId="5" w15:restartNumberingAfterBreak="0">
+  <w:abstractNum w:abstractNumId="6" w15:restartNumberingAfterBreak="0">
     <w:nsid w:val="1D312138"/>
     <w:multiLevelType w:val="multilevel"/>
     <w:tmpl w:val="EDFEDC4C"/>
@@ -3382,7 +4277,7 @@
       </w:rPr>
     </w:lvl>
   </w:abstractNum>
-  <w:abstractNum w:abstractNumId="6" w15:restartNumberingAfterBreak="0">
+  <w:abstractNum w:abstractNumId="7" w15:restartNumberingAfterBreak="0">
     <w:nsid w:val="280D2EED"/>
     <w:multiLevelType w:val="multilevel"/>
     <w:tmpl w:val="E586017C"/>
@@ -3520,7 +4415,7 @@
       </w:rPr>
     </w:lvl>
   </w:abstractNum>
-  <w:abstractNum w:abstractNumId="7" w15:restartNumberingAfterBreak="0">
+  <w:abstractNum w:abstractNumId="8" w15:restartNumberingAfterBreak="0">
     <w:nsid w:val="2A153203"/>
     <w:multiLevelType w:val="hybridMultilevel"/>
     <w:tmpl w:val="DB141546"/>
@@ -3633,7 +4528,7 @@
       </w:rPr>
     </w:lvl>
   </w:abstractNum>
-  <w:abstractNum w:abstractNumId="8" w15:restartNumberingAfterBreak="0">
+  <w:abstractNum w:abstractNumId="9" w15:restartNumberingAfterBreak="0">
     <w:nsid w:val="2C7F3E5F"/>
     <w:multiLevelType w:val="hybridMultilevel"/>
     <w:tmpl w:val="992CBF76"/>
@@ -3745,7 +4640,7 @@
       </w:rPr>
     </w:lvl>
   </w:abstractNum>
-  <w:abstractNum w:abstractNumId="9" w15:restartNumberingAfterBreak="0">
+  <w:abstractNum w:abstractNumId="10" w15:restartNumberingAfterBreak="0">
     <w:nsid w:val="31D31BE3"/>
     <w:multiLevelType w:val="hybridMultilevel"/>
     <w:tmpl w:val="A89AB47E"/>
@@ -3858,7 +4753,7 @@
       </w:rPr>
     </w:lvl>
   </w:abstractNum>
-  <w:abstractNum w:abstractNumId="10" w15:restartNumberingAfterBreak="0">
+  <w:abstractNum w:abstractNumId="11" w15:restartNumberingAfterBreak="0">
     <w:nsid w:val="3A5632FE"/>
     <w:multiLevelType w:val="hybridMultilevel"/>
     <w:tmpl w:val="064A8054"/>
@@ -3972,7 +4867,7 @@
       </w:rPr>
     </w:lvl>
   </w:abstractNum>
-  <w:abstractNum w:abstractNumId="11" w15:restartNumberingAfterBreak="0">
+  <w:abstractNum w:abstractNumId="12" w15:restartNumberingAfterBreak="0">
     <w:nsid w:val="3A9A6473"/>
     <w:multiLevelType w:val="multilevel"/>
     <w:tmpl w:val="DCF2DDC2"/>
@@ -4085,7 +4980,233 @@
       </w:rPr>
     </w:lvl>
   </w:abstractNum>
-  <w:abstractNum w:abstractNumId="12" w15:restartNumberingAfterBreak="0">
+  <w:abstractNum w:abstractNumId="13" w15:restartNumberingAfterBreak="0">
+    <w:nsid w:val="406B0344"/>
+    <w:multiLevelType w:val="multilevel"/>
+    <w:tmpl w:val="0F1CE0B2"/>
+    <w:lvl w:ilvl="0">
+      <w:start w:val="1"/>
+      <w:numFmt w:val="decimal"/>
+      <w:lvlText w:val="%1"/>
+      <w:lvlJc w:val="left"/>
+      <w:pPr>
+        <w:ind w:left="405" w:hanging="405"/>
+      </w:pPr>
+      <w:rPr>
+        <w:rFonts w:hint="default"/>
+      </w:rPr>
+    </w:lvl>
+    <w:lvl w:ilvl="1">
+      <w:start w:val="4"/>
+      <w:numFmt w:val="decimal"/>
+      <w:lvlText w:val="%1.%2"/>
+      <w:lvlJc w:val="left"/>
+      <w:pPr>
+        <w:ind w:left="1429" w:hanging="720"/>
+      </w:pPr>
+      <w:rPr>
+        <w:rFonts w:hint="default"/>
+      </w:rPr>
+    </w:lvl>
+    <w:lvl w:ilvl="2">
+      <w:start w:val="1"/>
+      <w:numFmt w:val="decimal"/>
+      <w:lvlText w:val="%1.%2.%3"/>
+      <w:lvlJc w:val="left"/>
+      <w:pPr>
+        <w:ind w:left="2138" w:hanging="720"/>
+      </w:pPr>
+      <w:rPr>
+        <w:rFonts w:hint="default"/>
+      </w:rPr>
+    </w:lvl>
+    <w:lvl w:ilvl="3">
+      <w:start w:val="1"/>
+      <w:numFmt w:val="decimal"/>
+      <w:lvlText w:val="%1.%2.%3.%4"/>
+      <w:lvlJc w:val="left"/>
+      <w:pPr>
+        <w:ind w:left="3207" w:hanging="1080"/>
+      </w:pPr>
+      <w:rPr>
+        <w:rFonts w:hint="default"/>
+      </w:rPr>
+    </w:lvl>
+    <w:lvl w:ilvl="4">
+      <w:start w:val="1"/>
+      <w:numFmt w:val="decimal"/>
+      <w:lvlText w:val="%1.%2.%3.%4.%5"/>
+      <w:lvlJc w:val="left"/>
+      <w:pPr>
+        <w:ind w:left="4276" w:hanging="1440"/>
+      </w:pPr>
+      <w:rPr>
+        <w:rFonts w:hint="default"/>
+      </w:rPr>
+    </w:lvl>
+    <w:lvl w:ilvl="5">
+      <w:start w:val="1"/>
+      <w:numFmt w:val="decimal"/>
+      <w:lvlText w:val="%1.%2.%3.%4.%5.%6"/>
+      <w:lvlJc w:val="left"/>
+      <w:pPr>
+        <w:ind w:left="4985" w:hanging="1440"/>
+      </w:pPr>
+      <w:rPr>
+        <w:rFonts w:hint="default"/>
+      </w:rPr>
+    </w:lvl>
+    <w:lvl w:ilvl="6">
+      <w:start w:val="1"/>
+      <w:numFmt w:val="decimal"/>
+      <w:lvlText w:val="%1.%2.%3.%4.%5.%6.%7"/>
+      <w:lvlJc w:val="left"/>
+      <w:pPr>
+        <w:ind w:left="6054" w:hanging="1800"/>
+      </w:pPr>
+      <w:rPr>
+        <w:rFonts w:hint="default"/>
+      </w:rPr>
+    </w:lvl>
+    <w:lvl w:ilvl="7">
+      <w:start w:val="1"/>
+      <w:numFmt w:val="decimal"/>
+      <w:lvlText w:val="%1.%2.%3.%4.%5.%6.%7.%8"/>
+      <w:lvlJc w:val="left"/>
+      <w:pPr>
+        <w:ind w:left="7123" w:hanging="2160"/>
+      </w:pPr>
+      <w:rPr>
+        <w:rFonts w:hint="default"/>
+      </w:rPr>
+    </w:lvl>
+    <w:lvl w:ilvl="8">
+      <w:start w:val="1"/>
+      <w:numFmt w:val="decimal"/>
+      <w:lvlText w:val="%1.%2.%3.%4.%5.%6.%7.%8.%9"/>
+      <w:lvlJc w:val="left"/>
+      <w:pPr>
+        <w:ind w:left="7832" w:hanging="2160"/>
+      </w:pPr>
+      <w:rPr>
+        <w:rFonts w:hint="default"/>
+      </w:rPr>
+    </w:lvl>
+  </w:abstractNum>
+  <w:abstractNum w:abstractNumId="14" w15:restartNumberingAfterBreak="0">
+    <w:nsid w:val="41324EE0"/>
+    <w:multiLevelType w:val="multilevel"/>
+    <w:tmpl w:val="5A444772"/>
+    <w:lvl w:ilvl="0">
+      <w:start w:val="1"/>
+      <w:numFmt w:val="decimal"/>
+      <w:lvlText w:val="%1"/>
+      <w:lvlJc w:val="left"/>
+      <w:pPr>
+        <w:ind w:left="405" w:hanging="405"/>
+      </w:pPr>
+      <w:rPr>
+        <w:rFonts w:hint="default"/>
+      </w:rPr>
+    </w:lvl>
+    <w:lvl w:ilvl="1">
+      <w:start w:val="4"/>
+      <w:numFmt w:val="decimal"/>
+      <w:lvlText w:val="%1.%2"/>
+      <w:lvlJc w:val="left"/>
+      <w:pPr>
+        <w:ind w:left="1429" w:hanging="720"/>
+      </w:pPr>
+      <w:rPr>
+        <w:rFonts w:hint="default"/>
+      </w:rPr>
+    </w:lvl>
+    <w:lvl w:ilvl="2">
+      <w:start w:val="1"/>
+      <w:numFmt w:val="decimal"/>
+      <w:lvlText w:val="%1.%2.%3"/>
+      <w:lvlJc w:val="left"/>
+      <w:pPr>
+        <w:ind w:left="2138" w:hanging="720"/>
+      </w:pPr>
+      <w:rPr>
+        <w:rFonts w:hint="default"/>
+      </w:rPr>
+    </w:lvl>
+    <w:lvl w:ilvl="3">
+      <w:start w:val="1"/>
+      <w:numFmt w:val="decimal"/>
+      <w:lvlText w:val="%1.%2.%3.%4"/>
+      <w:lvlJc w:val="left"/>
+      <w:pPr>
+        <w:ind w:left="3207" w:hanging="1080"/>
+      </w:pPr>
+      <w:rPr>
+        <w:rFonts w:hint="default"/>
+      </w:rPr>
+    </w:lvl>
+    <w:lvl w:ilvl="4">
+      <w:start w:val="1"/>
+      <w:numFmt w:val="decimal"/>
+      <w:lvlText w:val="%1.%2.%3.%4.%5"/>
+      <w:lvlJc w:val="left"/>
+      <w:pPr>
+        <w:ind w:left="4276" w:hanging="1440"/>
+      </w:pPr>
+      <w:rPr>
+        <w:rFonts w:hint="default"/>
+      </w:rPr>
+    </w:lvl>
+    <w:lvl w:ilvl="5">
+      <w:start w:val="1"/>
+      <w:numFmt w:val="decimal"/>
+      <w:lvlText w:val="%1.%2.%3.%4.%5.%6"/>
+      <w:lvlJc w:val="left"/>
+      <w:pPr>
+        <w:ind w:left="4985" w:hanging="1440"/>
+      </w:pPr>
+      <w:rPr>
+        <w:rFonts w:hint="default"/>
+      </w:rPr>
+    </w:lvl>
+    <w:lvl w:ilvl="6">
+      <w:start w:val="1"/>
+      <w:numFmt w:val="decimal"/>
+      <w:lvlText w:val="%1.%2.%3.%4.%5.%6.%7"/>
+      <w:lvlJc w:val="left"/>
+      <w:pPr>
+        <w:ind w:left="6054" w:hanging="1800"/>
+      </w:pPr>
+      <w:rPr>
+        <w:rFonts w:hint="default"/>
+      </w:rPr>
+    </w:lvl>
+    <w:lvl w:ilvl="7">
+      <w:start w:val="1"/>
+      <w:numFmt w:val="decimal"/>
+      <w:lvlText w:val="%1.%2.%3.%4.%5.%6.%7.%8"/>
+      <w:lvlJc w:val="left"/>
+      <w:pPr>
+        <w:ind w:left="7123" w:hanging="2160"/>
+      </w:pPr>
+      <w:rPr>
+        <w:rFonts w:hint="default"/>
+      </w:rPr>
+    </w:lvl>
+    <w:lvl w:ilvl="8">
+      <w:start w:val="1"/>
+      <w:numFmt w:val="decimal"/>
+      <w:lvlText w:val="%1.%2.%3.%4.%5.%6.%7.%8.%9"/>
+      <w:lvlJc w:val="left"/>
+      <w:pPr>
+        <w:ind w:left="7832" w:hanging="2160"/>
+      </w:pPr>
+      <w:rPr>
+        <w:rFonts w:hint="default"/>
+      </w:rPr>
+    </w:lvl>
+  </w:abstractNum>
+  <w:abstractNum w:abstractNumId="15" w15:restartNumberingAfterBreak="0">
     <w:nsid w:val="4A100EDD"/>
     <w:multiLevelType w:val="hybridMultilevel"/>
     <w:tmpl w:val="F4EA3DD2"/>
@@ -4198,7 +5319,7 @@
       </w:rPr>
     </w:lvl>
   </w:abstractNum>
-  <w:abstractNum w:abstractNumId="13" w15:restartNumberingAfterBreak="0">
+  <w:abstractNum w:abstractNumId="16" w15:restartNumberingAfterBreak="0">
     <w:nsid w:val="4E7C33A8"/>
     <w:multiLevelType w:val="multilevel"/>
     <w:tmpl w:val="040E001F"/>
@@ -4284,7 +5405,7 @@
       </w:pPr>
     </w:lvl>
   </w:abstractNum>
-  <w:abstractNum w:abstractNumId="14" w15:restartNumberingAfterBreak="0">
+  <w:abstractNum w:abstractNumId="17" w15:restartNumberingAfterBreak="0">
     <w:nsid w:val="579A67A4"/>
     <w:multiLevelType w:val="multilevel"/>
     <w:tmpl w:val="8B9C6614"/>
@@ -4397,7 +5518,7 @@
       </w:rPr>
     </w:lvl>
   </w:abstractNum>
-  <w:abstractNum w:abstractNumId="15" w15:restartNumberingAfterBreak="0">
+  <w:abstractNum w:abstractNumId="18" w15:restartNumberingAfterBreak="0">
     <w:nsid w:val="590136D7"/>
     <w:multiLevelType w:val="multilevel"/>
     <w:tmpl w:val="0F8A8F7C"/>
@@ -4510,7 +5631,7 @@
       </w:rPr>
     </w:lvl>
   </w:abstractNum>
-  <w:abstractNum w:abstractNumId="16" w15:restartNumberingAfterBreak="0">
+  <w:abstractNum w:abstractNumId="19" w15:restartNumberingAfterBreak="0">
     <w:nsid w:val="5D961E72"/>
     <w:multiLevelType w:val="multilevel"/>
     <w:tmpl w:val="2E6A1DE8"/>
@@ -4677,7 +5798,7 @@
       </w:rPr>
     </w:lvl>
   </w:abstractNum>
-  <w:abstractNum w:abstractNumId="17" w15:restartNumberingAfterBreak="0">
+  <w:abstractNum w:abstractNumId="20" w15:restartNumberingAfterBreak="0">
     <w:nsid w:val="72D82A01"/>
     <w:multiLevelType w:val="multilevel"/>
     <w:tmpl w:val="040E001F"/>
@@ -4763,7 +5884,97 @@
       </w:pPr>
     </w:lvl>
   </w:abstractNum>
-  <w:abstractNum w:abstractNumId="18" w15:restartNumberingAfterBreak="0">
+  <w:abstractNum w:abstractNumId="21" w15:restartNumberingAfterBreak="0">
+    <w:nsid w:val="75DB3365"/>
+    <w:multiLevelType w:val="hybridMultilevel"/>
+    <w:tmpl w:val="A9885B50"/>
+    <w:lvl w:ilvl="0" w:tplc="CD3C3552">
+      <w:start w:val="1"/>
+      <w:numFmt w:val="decimal"/>
+      <w:pStyle w:val="Cmsor2"/>
+      <w:lvlText w:val="1.%1"/>
+      <w:lvlJc w:val="left"/>
+      <w:pPr>
+        <w:ind w:left="1429" w:hanging="360"/>
+      </w:pPr>
+      <w:rPr>
+        <w:rFonts w:hint="default"/>
+      </w:rPr>
+    </w:lvl>
+    <w:lvl w:ilvl="1" w:tplc="040E0019" w:tentative="1">
+      <w:start w:val="1"/>
+      <w:numFmt w:val="lowerLetter"/>
+      <w:lvlText w:val="%2."/>
+      <w:lvlJc w:val="left"/>
+      <w:pPr>
+        <w:ind w:left="2149" w:hanging="360"/>
+      </w:pPr>
+    </w:lvl>
+    <w:lvl w:ilvl="2" w:tplc="040E001B" w:tentative="1">
+      <w:start w:val="1"/>
+      <w:numFmt w:val="lowerRoman"/>
+      <w:lvlText w:val="%3."/>
+      <w:lvlJc w:val="right"/>
+      <w:pPr>
+        <w:ind w:left="2869" w:hanging="180"/>
+      </w:pPr>
+    </w:lvl>
+    <w:lvl w:ilvl="3" w:tplc="040E000F" w:tentative="1">
+      <w:start w:val="1"/>
+      <w:numFmt w:val="decimal"/>
+      <w:lvlText w:val="%4."/>
+      <w:lvlJc w:val="left"/>
+      <w:pPr>
+        <w:ind w:left="3589" w:hanging="360"/>
+      </w:pPr>
+    </w:lvl>
+    <w:lvl w:ilvl="4" w:tplc="040E0019" w:tentative="1">
+      <w:start w:val="1"/>
+      <w:numFmt w:val="lowerLetter"/>
+      <w:lvlText w:val="%5."/>
+      <w:lvlJc w:val="left"/>
+      <w:pPr>
+        <w:ind w:left="4309" w:hanging="360"/>
+      </w:pPr>
+    </w:lvl>
+    <w:lvl w:ilvl="5" w:tplc="040E001B" w:tentative="1">
+      <w:start w:val="1"/>
+      <w:numFmt w:val="lowerRoman"/>
+      <w:lvlText w:val="%6."/>
+      <w:lvlJc w:val="right"/>
+      <w:pPr>
+        <w:ind w:left="5029" w:hanging="180"/>
+      </w:pPr>
+    </w:lvl>
+    <w:lvl w:ilvl="6" w:tplc="040E000F" w:tentative="1">
+      <w:start w:val="1"/>
+      <w:numFmt w:val="decimal"/>
+      <w:lvlText w:val="%7."/>
+      <w:lvlJc w:val="left"/>
+      <w:pPr>
+        <w:ind w:left="5749" w:hanging="360"/>
+      </w:pPr>
+    </w:lvl>
+    <w:lvl w:ilvl="7" w:tplc="040E0019" w:tentative="1">
+      <w:start w:val="1"/>
+      <w:numFmt w:val="lowerLetter"/>
+      <w:lvlText w:val="%8."/>
+      <w:lvlJc w:val="left"/>
+      <w:pPr>
+        <w:ind w:left="6469" w:hanging="360"/>
+      </w:pPr>
+    </w:lvl>
+    <w:lvl w:ilvl="8" w:tplc="040E001B" w:tentative="1">
+      <w:start w:val="1"/>
+      <w:numFmt w:val="lowerRoman"/>
+      <w:lvlText w:val="%9."/>
+      <w:lvlJc w:val="right"/>
+      <w:pPr>
+        <w:ind w:left="7189" w:hanging="180"/>
+      </w:pPr>
+    </w:lvl>
+  </w:abstractNum>
+  <w:abstractNum w:abstractNumId="22" w15:restartNumberingAfterBreak="0">
     <w:nsid w:val="79021BF2"/>
     <w:multiLevelType w:val="hybridMultilevel"/>
     <w:tmpl w:val="5DF4E48E"/>
@@ -4910,7 +6121,7 @@
       </w:pPr>
     </w:lvl>
   </w:abstractNum>
-  <w:abstractNum w:abstractNumId="19" w15:restartNumberingAfterBreak="0">
+  <w:abstractNum w:abstractNumId="23" w15:restartNumberingAfterBreak="0">
     <w:nsid w:val="7AA558AC"/>
     <w:multiLevelType w:val="multilevel"/>
     <w:tmpl w:val="4AEE0144"/>
@@ -5024,73 +6235,73 @@
     </w:lvl>
   </w:abstractNum>
   <w:num w:numId="1">
-    <w:abstractNumId w:val="19"/>
+    <w:abstractNumId w:val="23"/>
   </w:num>
   <w:num w:numId="2">
-    <w:abstractNumId w:val="3"/>
+    <w:abstractNumId w:val="4"/>
   </w:num>
   <w:num w:numId="3">
-    <w:abstractNumId w:val="19"/>
+    <w:abstractNumId w:val="23"/>
   </w:num>
   <w:num w:numId="4">
+    <w:abstractNumId w:val="11"/>
+  </w:num>
+  <w:num w:numId="5">
+    <w:abstractNumId w:val="9"/>
+  </w:num>
+  <w:num w:numId="6">
     <w:abstractNumId w:val="10"/>
   </w:num>
-  <w:num w:numId="5">
-    <w:abstractNumId w:val="8"/>
-  </w:num>
-  <w:num w:numId="6">
-    <w:abstractNumId w:val="9"/>
-  </w:num>
   <w:num w:numId="7">
-    <w:abstractNumId w:val="10"/>
+    <w:abstractNumId w:val="11"/>
   </w:num>
   <w:num w:numId="8">
     <w:abstractNumId w:val="0"/>
   </w:num>
   <w:num w:numId="9">
+    <w:abstractNumId w:val="22"/>
+  </w:num>
+  <w:num w:numId="10">
+    <w:abstractNumId w:val="2"/>
+  </w:num>
+  <w:num w:numId="11">
+    <w:abstractNumId w:val="20"/>
+  </w:num>
+  <w:num w:numId="12">
+    <w:abstractNumId w:val="12"/>
+  </w:num>
+  <w:num w:numId="13">
+    <w:abstractNumId w:val="17"/>
+  </w:num>
+  <w:num w:numId="14">
     <w:abstractNumId w:val="18"/>
   </w:num>
-  <w:num w:numId="10">
-    <w:abstractNumId w:val="1"/>
-  </w:num>
-  <w:num w:numId="11">
-    <w:abstractNumId w:val="17"/>
-  </w:num>
-  <w:num w:numId="12">
-    <w:abstractNumId w:val="11"/>
-  </w:num>
-  <w:num w:numId="13">
-    <w:abstractNumId w:val="14"/>
-  </w:num>
-  <w:num w:numId="14">
-    <w:abstractNumId w:val="15"/>
-  </w:num>
   <w:num w:numId="15">
-    <w:abstractNumId w:val="18"/>
+    <w:abstractNumId w:val="22"/>
     <w:lvlOverride w:ilvl="0">
       <w:startOverride w:val="1"/>
     </w:lvlOverride>
   </w:num>
   <w:num w:numId="16">
-    <w:abstractNumId w:val="4"/>
+    <w:abstractNumId w:val="5"/>
   </w:num>
   <w:num w:numId="17">
-    <w:abstractNumId w:val="13"/>
+    <w:abstractNumId w:val="16"/>
   </w:num>
   <w:num w:numId="18">
-    <w:abstractNumId w:val="2"/>
+    <w:abstractNumId w:val="3"/>
   </w:num>
   <w:num w:numId="19">
-    <w:abstractNumId w:val="7"/>
+    <w:abstractNumId w:val="8"/>
   </w:num>
   <w:num w:numId="20">
-    <w:abstractNumId w:val="16"/>
+    <w:abstractNumId w:val="19"/>
   </w:num>
   <w:num w:numId="21">
-    <w:abstractNumId w:val="5"/>
+    <w:abstractNumId w:val="6"/>
   </w:num>
   <w:num w:numId="22">
-    <w:abstractNumId w:val="2"/>
+    <w:abstractNumId w:val="3"/>
     <w:lvlOverride w:ilvl="0">
       <w:lvl w:ilvl="0">
         <w:start w:val="1"/>
@@ -5109,7 +6320,6 @@
       <w:lvl w:ilvl="1">
         <w:start w:val="1"/>
         <w:numFmt w:val="none"/>
-        <w:pStyle w:val="Cmsor2"/>
         <w:lvlText w:val="2.1."/>
         <w:lvlJc w:val="left"/>
         <w:pPr>
@@ -5245,10 +6455,55 @@
     </w:lvlOverride>
   </w:num>
   <w:num w:numId="23">
-    <w:abstractNumId w:val="6"/>
+    <w:abstractNumId w:val="7"/>
   </w:num>
   <w:num w:numId="24">
-    <w:abstractNumId w:val="12"/>
+    <w:abstractNumId w:val="15"/>
+  </w:num>
+  <w:num w:numId="25">
+    <w:abstractNumId w:val="13"/>
+  </w:num>
+  <w:num w:numId="26">
+    <w:abstractNumId w:val="14"/>
+  </w:num>
+  <w:num w:numId="27">
+    <w:abstractNumId w:val="21"/>
+  </w:num>
+  <w:num w:numId="28">
+    <w:abstractNumId w:val="21"/>
+  </w:num>
+  <w:num w:numId="29">
+    <w:abstractNumId w:val="21"/>
+  </w:num>
+  <w:num w:numId="30">
+    <w:abstractNumId w:val="21"/>
+  </w:num>
+  <w:num w:numId="31">
+    <w:abstractNumId w:val="21"/>
+  </w:num>
+  <w:num w:numId="32">
+    <w:abstractNumId w:val="21"/>
+  </w:num>
+  <w:num w:numId="33">
+    <w:abstractNumId w:val="22"/>
+  </w:num>
+  <w:num w:numId="34">
+    <w:abstractNumId w:val="22"/>
+  </w:num>
+  <w:num w:numId="35">
+    <w:abstractNumId w:val="1"/>
+  </w:num>
+  <w:num w:numId="36">
+    <w:abstractNumId w:val="21"/>
+  </w:num>
+  <w:num w:numId="37">
+    <w:abstractNumId w:val="22"/>
+    <w:lvlOverride w:ilvl="0">
+      <w:startOverride w:val="1"/>
+    </w:lvlOverride>
+  </w:num>
+  <w:num w:numId="38">
+    <w:abstractNumId w:val="22"/>
   </w:num>
 </w:numbering>
 </file>
@@ -5694,12 +6949,11 @@
     <w:uiPriority w:val="9"/>
     <w:unhideWhenUsed/>
     <w:qFormat/>
-    <w:rsid w:val="0003471D"/>
+    <w:rsid w:val="008247A7"/>
     <w:pPr>
       <w:pageBreakBefore w:val="0"/>
       <w:numPr>
-        <w:ilvl w:val="1"/>
-        <w:numId w:val="18"/>
+        <w:numId w:val="27"/>
       </w:numPr>
       <w:outlineLvl w:val="1"/>
     </w:pPr>
@@ -5843,7 +7097,7 @@
     <w:basedOn w:val="Bekezdsalapbettpusa"/>
     <w:link w:val="Cmsor2"/>
     <w:uiPriority w:val="9"/>
-    <w:rsid w:val="0003471D"/>
+    <w:rsid w:val="008247A7"/>
     <w:rPr>
       <w:rFonts w:ascii="Times New Roman" w:hAnsi="Times New Roman" w:cs="Times New Roman"/>
       <w:noProof/>

--- a/Adatbázis/KalandBörze_Adatbázis.docx
+++ b/Adatbázis/KalandBörze_Adatbázis.docx
@@ -20,7 +20,10 @@
         <w:spacing w:after="1440"/>
       </w:pPr>
       <w:r>
-        <w:t>Adatbázis</w:t>
+        <w:t>Adat</w:t>
+      </w:r>
+      <w:r>
+        <w:t>szerkezet</w:t>
       </w:r>
     </w:p>
     <w:p>
@@ -1908,7 +1911,13 @@
         </w:numPr>
       </w:pPr>
       <w:r>
-        <w:t>name: A felhasználó neve (varchar(255)) (Nem lehet benne szám)</w:t>
+        <w:t>name: A felhasználó neve (varchar(</w:t>
+      </w:r>
+      <w:r>
+        <w:t>50</w:t>
+      </w:r>
+      <w:r>
+        <w:t>)) (Nem lehet benne szám)</w:t>
       </w:r>
     </w:p>
     <w:p>
@@ -2009,21 +2018,8 @@
           <w:numId w:val="7"/>
         </w:numPr>
       </w:pPr>
-      <w:proofErr w:type="spellStart"/>
-      <w:r>
-        <w:t>id</w:t>
-      </w:r>
-      <w:proofErr w:type="spellEnd"/>
-      <w:r>
-        <w:t xml:space="preserve"> (</w:t>
-      </w:r>
-      <w:proofErr w:type="spellStart"/>
-      <w:r>
-        <w:t>Primary</w:t>
-      </w:r>
-      <w:proofErr w:type="spellEnd"/>
-      <w:r>
-        <w:t xml:space="preserve"> Key): Az esemény  </w:t>
+      <w:r>
+        <w:t xml:space="preserve">id (Primary Key): Az esemény  </w:t>
       </w:r>
       <w:r>
         <w:t>automatikusan hozzárendelt</w:t>
@@ -2601,7 +2597,19 @@
         </w:numPr>
       </w:pPr>
       <w:r>
-        <w:t>category_id(Foreign Key): A táblát hottáköti az „events.id” táblához (</w:t>
+        <w:t>category_id(Foreign Key): A táblát ho</w:t>
+      </w:r>
+      <w:r>
+        <w:t>zz</w:t>
+      </w:r>
+      <w:r>
+        <w:t>áköti az „</w:t>
+      </w:r>
+      <w:r>
+        <w:t>categories</w:t>
+      </w:r>
+      <w:r>
+        <w:t>.id” táblához (</w:t>
       </w:r>
       <w:r>
         <w:t>int</w:t>
@@ -2619,7 +2627,16 @@
         </w:numPr>
       </w:pPr>
       <w:r>
-        <w:t>user_id (Foreign Key): A táblát hozzáköti a „user.id” táblához (</w:t>
+        <w:t>events</w:t>
+      </w:r>
+      <w:r>
+        <w:t>_id (Foreign Key): A táblát hozzáköti a „</w:t>
+      </w:r>
+      <w:r>
+        <w:t>events</w:t>
+      </w:r>
+      <w:r>
+        <w:t>.id” táblához (</w:t>
       </w:r>
       <w:r>
         <w:t>int</w:t>

--- a/Adatbázis/KalandBörze_Adatbázis.docx
+++ b/Adatbázis/KalandBörze_Adatbázis.docx
@@ -269,7 +269,7 @@
           <w:r>
             <w:fldChar w:fldCharType="separate"/>
           </w:r>
-          <w:hyperlink w:anchor="_Toc242185723" w:history="1">
+          <w:hyperlink w:anchor="_Toc243384697" w:history="1">
             <w:r>
               <w:rPr>
                 <w:rStyle w:val="Hiperhivatkozs"/>
@@ -314,7 +314,7 @@
                 <w:noProof/>
                 <w:webHidden/>
               </w:rPr>
-              <w:instrText xml:space="preserve"> PAGEREF _Toc242185723 \h </w:instrText>
+              <w:instrText xml:space="preserve"> PAGEREF _Toc243384697 \h </w:instrText>
             </w:r>
             <w:r>
               <w:rPr>
@@ -361,7 +361,7 @@
               <w:lang w:eastAsia="hu-HU"/>
             </w:rPr>
           </w:pPr>
-          <w:hyperlink w:anchor="_Toc242185724" w:history="1">
+          <w:hyperlink w:anchor="_Toc243384698" w:history="1">
             <w:r>
               <w:rPr>
                 <w:rStyle w:val="Hiperhivatkozs"/>
@@ -406,7 +406,7 @@
                 <w:noProof/>
                 <w:webHidden/>
               </w:rPr>
-              <w:instrText xml:space="preserve"> PAGEREF _Toc242185724 \h </w:instrText>
+              <w:instrText xml:space="preserve"> PAGEREF _Toc243384698 \h </w:instrText>
             </w:r>
             <w:r>
               <w:rPr>
@@ -453,7 +453,7 @@
               <w:lang w:eastAsia="hu-HU"/>
             </w:rPr>
           </w:pPr>
-          <w:hyperlink w:anchor="_Toc242185725" w:history="1">
+          <w:hyperlink w:anchor="_Toc243384699" w:history="1">
             <w:r>
               <w:rPr>
                 <w:rStyle w:val="Hiperhivatkozs"/>
@@ -498,7 +498,7 @@
                 <w:noProof/>
                 <w:webHidden/>
               </w:rPr>
-              <w:instrText xml:space="preserve"> PAGEREF _Toc242185725 \h </w:instrText>
+              <w:instrText xml:space="preserve"> PAGEREF _Toc243384699 \h </w:instrText>
             </w:r>
             <w:r>
               <w:rPr>
@@ -545,7 +545,7 @@
               <w:lang w:eastAsia="hu-HU"/>
             </w:rPr>
           </w:pPr>
-          <w:hyperlink w:anchor="_Toc242185726" w:history="1">
+          <w:hyperlink w:anchor="_Toc243384700" w:history="1">
             <w:r>
               <w:rPr>
                 <w:rStyle w:val="Hiperhivatkozs"/>
@@ -590,7 +590,7 @@
                 <w:noProof/>
                 <w:webHidden/>
               </w:rPr>
-              <w:instrText xml:space="preserve"> PAGEREF _Toc242185726 \h </w:instrText>
+              <w:instrText xml:space="preserve"> PAGEREF _Toc243384700 \h </w:instrText>
             </w:r>
             <w:r>
               <w:rPr>
@@ -637,7 +637,7 @@
               <w:lang w:eastAsia="hu-HU"/>
             </w:rPr>
           </w:pPr>
-          <w:hyperlink w:anchor="_Toc242185727" w:history="1">
+          <w:hyperlink w:anchor="_Toc243384701" w:history="1">
             <w:r>
               <w:rPr>
                 <w:rStyle w:val="Hiperhivatkozs"/>
@@ -682,7 +682,7 @@
                 <w:noProof/>
                 <w:webHidden/>
               </w:rPr>
-              <w:instrText xml:space="preserve"> PAGEREF _Toc242185727 \h </w:instrText>
+              <w:instrText xml:space="preserve"> PAGEREF _Toc243384701 \h </w:instrText>
             </w:r>
             <w:r>
               <w:rPr>
@@ -702,7 +702,7 @@
                 <w:noProof/>
                 <w:webHidden/>
               </w:rPr>
-              <w:t>2</w:t>
+              <w:t>3</w:t>
             </w:r>
             <w:r>
               <w:rPr>
@@ -729,7 +729,7 @@
               <w:lang w:eastAsia="hu-HU"/>
             </w:rPr>
           </w:pPr>
-          <w:hyperlink w:anchor="_Toc242185728" w:history="1">
+          <w:hyperlink w:anchor="_Toc243384702" w:history="1">
             <w:r>
               <w:rPr>
                 <w:rStyle w:val="Hiperhivatkozs"/>
@@ -774,7 +774,7 @@
                 <w:noProof/>
                 <w:webHidden/>
               </w:rPr>
-              <w:instrText xml:space="preserve"> PAGEREF _Toc242185728 \h </w:instrText>
+              <w:instrText xml:space="preserve"> PAGEREF _Toc243384702 \h </w:instrText>
             </w:r>
             <w:r>
               <w:rPr>
@@ -821,7 +821,7 @@
               <w:lang w:eastAsia="hu-HU"/>
             </w:rPr>
           </w:pPr>
-          <w:hyperlink w:anchor="_Toc242185729" w:history="1">
+          <w:hyperlink w:anchor="_Toc243384703" w:history="1">
             <w:r>
               <w:rPr>
                 <w:rStyle w:val="Hiperhivatkozs"/>
@@ -866,7 +866,7 @@
                 <w:noProof/>
                 <w:webHidden/>
               </w:rPr>
-              <w:instrText xml:space="preserve"> PAGEREF _Toc242185729 \h </w:instrText>
+              <w:instrText xml:space="preserve"> PAGEREF _Toc243384703 \h </w:instrText>
             </w:r>
             <w:r>
               <w:rPr>
@@ -913,7 +913,7 @@
               <w:lang w:eastAsia="hu-HU"/>
             </w:rPr>
           </w:pPr>
-          <w:hyperlink w:anchor="_Toc242185730" w:history="1">
+          <w:hyperlink w:anchor="_Toc243384704" w:history="1">
             <w:r>
               <w:rPr>
                 <w:rStyle w:val="Hiperhivatkozs"/>
@@ -958,7 +958,7 @@
                 <w:noProof/>
                 <w:webHidden/>
               </w:rPr>
-              <w:instrText xml:space="preserve"> PAGEREF _Toc242185730 \h </w:instrText>
+              <w:instrText xml:space="preserve"> PAGEREF _Toc243384704 \h </w:instrText>
             </w:r>
             <w:r>
               <w:rPr>
@@ -1005,7 +1005,7 @@
               <w:lang w:eastAsia="hu-HU"/>
             </w:rPr>
           </w:pPr>
-          <w:hyperlink w:anchor="_Toc242185731" w:history="1">
+          <w:hyperlink w:anchor="_Toc243384705" w:history="1">
             <w:r>
               <w:rPr>
                 <w:rStyle w:val="Hiperhivatkozs"/>
@@ -1050,7 +1050,7 @@
                 <w:noProof/>
                 <w:webHidden/>
               </w:rPr>
-              <w:instrText xml:space="preserve"> PAGEREF _Toc242185731 \h </w:instrText>
+              <w:instrText xml:space="preserve"> PAGEREF _Toc243384705 \h </w:instrText>
             </w:r>
             <w:r>
               <w:rPr>
@@ -1097,7 +1097,7 @@
               <w:lang w:eastAsia="hu-HU"/>
             </w:rPr>
           </w:pPr>
-          <w:hyperlink w:anchor="_Toc242185732" w:history="1">
+          <w:hyperlink w:anchor="_Toc243384706" w:history="1">
             <w:r>
               <w:rPr>
                 <w:rStyle w:val="Hiperhivatkozs"/>
@@ -1142,7 +1142,7 @@
                 <w:noProof/>
                 <w:webHidden/>
               </w:rPr>
-              <w:instrText xml:space="preserve"> PAGEREF _Toc242185732 \h </w:instrText>
+              <w:instrText xml:space="preserve"> PAGEREF _Toc243384706 \h </w:instrText>
             </w:r>
             <w:r>
               <w:rPr>
@@ -1189,7 +1189,7 @@
               <w:lang w:eastAsia="hu-HU"/>
             </w:rPr>
           </w:pPr>
-          <w:hyperlink w:anchor="_Toc242185733" w:history="1">
+          <w:hyperlink w:anchor="_Toc243384707" w:history="1">
             <w:r>
               <w:rPr>
                 <w:rStyle w:val="Hiperhivatkozs"/>
@@ -1234,7 +1234,7 @@
                 <w:noProof/>
                 <w:webHidden/>
               </w:rPr>
-              <w:instrText xml:space="preserve"> PAGEREF _Toc242185733 \h </w:instrText>
+              <w:instrText xml:space="preserve"> PAGEREF _Toc243384707 \h </w:instrText>
             </w:r>
             <w:r>
               <w:rPr>
@@ -1281,7 +1281,7 @@
               <w:lang w:eastAsia="hu-HU"/>
             </w:rPr>
           </w:pPr>
-          <w:hyperlink w:anchor="_Toc242185734" w:history="1">
+          <w:hyperlink w:anchor="_Toc243384708" w:history="1">
             <w:r>
               <w:rPr>
                 <w:rStyle w:val="Hiperhivatkozs"/>
@@ -1326,7 +1326,7 @@
                 <w:noProof/>
                 <w:webHidden/>
               </w:rPr>
-              <w:instrText xml:space="preserve"> PAGEREF _Toc242185734 \h </w:instrText>
+              <w:instrText xml:space="preserve"> PAGEREF _Toc243384708 \h </w:instrText>
             </w:r>
             <w:r>
               <w:rPr>
@@ -1373,7 +1373,7 @@
               <w:lang w:eastAsia="hu-HU"/>
             </w:rPr>
           </w:pPr>
-          <w:hyperlink w:anchor="_Toc242185735" w:history="1">
+          <w:hyperlink w:anchor="_Toc243384709" w:history="1">
             <w:r>
               <w:rPr>
                 <w:rStyle w:val="Hiperhivatkozs"/>
@@ -1397,7 +1397,7 @@
                 <w:rStyle w:val="Hiperhivatkozs"/>
                 <w:noProof/>
               </w:rPr>
-              <w:t>application</w:t>
+              <w:t>applicant</w:t>
             </w:r>
             <w:r>
               <w:rPr>
@@ -1418,7 +1418,7 @@
                 <w:noProof/>
                 <w:webHidden/>
               </w:rPr>
-              <w:instrText xml:space="preserve"> PAGEREF _Toc242185735 \h </w:instrText>
+              <w:instrText xml:space="preserve"> PAGEREF _Toc243384709 \h </w:instrText>
             </w:r>
             <w:r>
               <w:rPr>
@@ -1465,7 +1465,7 @@
               <w:lang w:eastAsia="hu-HU"/>
             </w:rPr>
           </w:pPr>
-          <w:hyperlink w:anchor="_Toc242185736" w:history="1">
+          <w:hyperlink w:anchor="_Toc243384710" w:history="1">
             <w:r>
               <w:rPr>
                 <w:rStyle w:val="Hiperhivatkozs"/>
@@ -1510,7 +1510,7 @@
                 <w:noProof/>
                 <w:webHidden/>
               </w:rPr>
-              <w:instrText xml:space="preserve"> PAGEREF _Toc242185736 \h </w:instrText>
+              <w:instrText xml:space="preserve"> PAGEREF _Toc243384710 \h </w:instrText>
             </w:r>
             <w:r>
               <w:rPr>
@@ -1557,7 +1557,7 @@
               <w:lang w:eastAsia="hu-HU"/>
             </w:rPr>
           </w:pPr>
-          <w:hyperlink w:anchor="_Toc242185737" w:history="1">
+          <w:hyperlink w:anchor="_Toc243384711" w:history="1">
             <w:r>
               <w:rPr>
                 <w:rStyle w:val="Hiperhivatkozs"/>
@@ -1602,7 +1602,7 @@
                 <w:noProof/>
                 <w:webHidden/>
               </w:rPr>
-              <w:instrText xml:space="preserve"> PAGEREF _Toc242185737 \h </w:instrText>
+              <w:instrText xml:space="preserve"> PAGEREF _Toc243384711 \h </w:instrText>
             </w:r>
             <w:r>
               <w:rPr>
@@ -1649,7 +1649,7 @@
               <w:lang w:eastAsia="hu-HU"/>
             </w:rPr>
           </w:pPr>
-          <w:hyperlink w:anchor="_Toc242185738" w:history="1">
+          <w:hyperlink w:anchor="_Toc243384712" w:history="1">
             <w:r>
               <w:rPr>
                 <w:rStyle w:val="Hiperhivatkozs"/>
@@ -1673,7 +1673,7 @@
                 <w:rStyle w:val="Hiperhivatkozs"/>
                 <w:noProof/>
               </w:rPr>
-              <w:t>mcategories</w:t>
+              <w:t>mcategory</w:t>
             </w:r>
             <w:r>
               <w:rPr>
@@ -1694,7 +1694,7 @@
                 <w:noProof/>
                 <w:webHidden/>
               </w:rPr>
-              <w:instrText xml:space="preserve"> PAGEREF _Toc242185738 \h </w:instrText>
+              <w:instrText xml:space="preserve"> PAGEREF _Toc243384712 \h </w:instrText>
             </w:r>
             <w:r>
               <w:rPr>
@@ -1741,7 +1741,7 @@
               <w:lang w:eastAsia="hu-HU"/>
             </w:rPr>
           </w:pPr>
-          <w:hyperlink w:anchor="_Toc242185739" w:history="1">
+          <w:hyperlink w:anchor="_Toc243384713" w:history="1">
             <w:r>
               <w:rPr>
                 <w:rStyle w:val="Hiperhivatkozs"/>
@@ -1786,7 +1786,7 @@
                 <w:noProof/>
                 <w:webHidden/>
               </w:rPr>
-              <w:instrText xml:space="preserve"> PAGEREF _Toc242185739 \h </w:instrText>
+              <w:instrText xml:space="preserve"> PAGEREF _Toc243384713 \h </w:instrText>
             </w:r>
             <w:r>
               <w:rPr>
@@ -1838,7 +1838,7 @@
       <w:pPr>
         <w:pStyle w:val="Cmsor1"/>
       </w:pPr>
-      <w:bookmarkStart w:id="0" w:name="_Toc242185723"/>
+      <w:bookmarkStart w:id="0" w:name="_Toc243384697"/>
       <w:r>
         <w:lastRenderedPageBreak/>
         <w:t>Táblák</w:t>
@@ -1854,7 +1854,7 @@
         </w:numPr>
         <w:ind w:left="1191" w:hanging="482"/>
       </w:pPr>
-      <w:bookmarkStart w:id="1" w:name="_Toc242185724"/>
+      <w:bookmarkStart w:id="1" w:name="_Toc243384698"/>
       <w:r>
         <w:t>1.1</w:t>
       </w:r>
@@ -1875,13 +1875,28 @@
         </w:numPr>
       </w:pPr>
       <w:r>
-        <w:t xml:space="preserve">id (Primary Key): A felhasználónak </w:t>
+        <w:t>id (Primary Key): A felhasznál</w:t>
+      </w:r>
+      <w:r>
+        <w:t>óhoz</w:t>
+      </w:r>
+      <w:r>
+        <w:t xml:space="preserve"> </w:t>
       </w:r>
       <w:r>
         <w:t>automatikusan hozzárendelt</w:t>
       </w:r>
       <w:r>
-        <w:t xml:space="preserve"> szám (</w:t>
+        <w:t>, egyedi egész</w:t>
+      </w:r>
+      <w:r>
+        <w:t xml:space="preserve"> szám</w:t>
+      </w:r>
+      <w:r>
+        <w:t>, amely automatikusan növekszik</w:t>
+      </w:r>
+      <w:r>
+        <w:t xml:space="preserve"> (</w:t>
       </w:r>
       <w:r>
         <w:t>int</w:t>
@@ -1899,7 +1914,13 @@
         </w:numPr>
       </w:pPr>
       <w:r>
-        <w:t>username: A felhasználó kitalált neve (varchar(255))</w:t>
+        <w:t>username: A felhasználó kitalált neve (varchar(5</w:t>
+      </w:r>
+      <w:r>
+        <w:t>0</w:t>
+      </w:r>
+      <w:r>
+        <w:t>))</w:t>
       </w:r>
     </w:p>
     <w:p>
@@ -1929,7 +1950,13 @@
         </w:numPr>
       </w:pPr>
       <w:r>
-        <w:t>password: A felhasználó jelszava (varchar(255)) (Titkosított)</w:t>
+        <w:t>password: A felhasználó jelszava (varchar(</w:t>
+      </w:r>
+      <w:r>
+        <w:t>70</w:t>
+      </w:r>
+      <w:r>
+        <w:t>)) (Titkosított)</w:t>
       </w:r>
     </w:p>
     <w:p>
@@ -1941,7 +1968,13 @@
         </w:numPr>
       </w:pPr>
       <w:r>
-        <w:t>email: A felhasználó e-mail címe (varchar(255)) („@” karakter kötelező bele)</w:t>
+        <w:t>e</w:t>
+      </w:r>
+      <w:r>
+        <w:t>-</w:t>
+      </w:r>
+      <w:r>
+        <w:t>mail: A felhasználó e-mail címe (varchar(255)) („@” karakter kötelező bele)</w:t>
       </w:r>
     </w:p>
     <w:p>
@@ -1956,7 +1989,13 @@
         <w:t>phone: A felhasználó telefonszáma (</w:t>
       </w:r>
       <w:r>
-        <w:t>varcher(255)</w:t>
+        <w:t>varcher(</w:t>
+      </w:r>
+      <w:r>
+        <w:t>20</w:t>
+      </w:r>
+      <w:r>
+        <w:t>)</w:t>
       </w:r>
       <w:r>
         <w:t xml:space="preserve">) </w:t>
@@ -1995,7 +2034,7 @@
         </w:numPr>
         <w:ind w:left="1191" w:hanging="482"/>
       </w:pPr>
-      <w:bookmarkStart w:id="2" w:name="_Toc242185725"/>
+      <w:bookmarkStart w:id="2" w:name="_Toc243384699"/>
       <w:r>
         <w:t>1.2</w:t>
       </w:r>
@@ -2019,13 +2058,22 @@
         </w:numPr>
       </w:pPr>
       <w:r>
-        <w:t xml:space="preserve">id (Primary Key): Az esemény  </w:t>
-      </w:r>
-      <w:r>
-        <w:t>automatikusan hozzárendelt</w:t>
-      </w:r>
-      <w:r>
-        <w:t xml:space="preserve"> azonosítója (</w:t>
+        <w:t>id (Primary Key): Az esemén</w:t>
+      </w:r>
+      <w:r>
+        <w:t>yhez</w:t>
+      </w:r>
+      <w:r>
+        <w:t xml:space="preserve"> </w:t>
+      </w:r>
+      <w:r>
+        <w:t xml:space="preserve">automatikusan </w:t>
+      </w:r>
+      <w:r>
+        <w:t>hozzárendelt, egyedi egész szám, amely automatikusan növekszik</w:t>
+      </w:r>
+      <w:r>
+        <w:t xml:space="preserve"> (</w:t>
       </w:r>
       <w:r>
         <w:t>int</w:t>
@@ -2043,7 +2091,13 @@
         </w:numPr>
       </w:pPr>
       <w:r>
-        <w:t>name: Az esemény neve (varchar(255))</w:t>
+        <w:t>name: Az esemény neve (varchar(</w:t>
+      </w:r>
+      <w:r>
+        <w:t>100</w:t>
+      </w:r>
+      <w:r>
+        <w:t>))</w:t>
       </w:r>
     </w:p>
     <w:p>
@@ -2079,7 +2133,13 @@
         </w:numPr>
       </w:pPr>
       <w:r>
-        <w:t>location: Az esemény helyszíne (varchar(255))</w:t>
+        <w:t>location: Az esemény helyszíne (varchar(</w:t>
+      </w:r>
+      <w:r>
+        <w:t>60</w:t>
+      </w:r>
+      <w:r>
+        <w:t>))</w:t>
       </w:r>
     </w:p>
     <w:p>
@@ -2091,6 +2151,21 @@
         </w:numPr>
       </w:pPr>
       <w:r>
+        <w:t xml:space="preserve">address: Az esemény </w:t>
+      </w:r>
+      <w:r>
+        <w:t>címe (varchar(100))</w:t>
+      </w:r>
+    </w:p>
+    <w:p>
+      <w:pPr>
+        <w:pStyle w:val="Listaszerbekezds"/>
+        <w:numPr>
+          <w:ilvl w:val="0"/>
+          <w:numId w:val="7"/>
+        </w:numPr>
+      </w:pPr>
+      <w:r>
         <w:t>pictures: Képek a helyszínről és az eseményről (</w:t>
       </w:r>
       <w:r>
@@ -2231,7 +2306,7 @@
         </w:numPr>
         <w:ind w:left="1191" w:hanging="482"/>
       </w:pPr>
-      <w:bookmarkStart w:id="3" w:name="_Toc242185726"/>
+      <w:bookmarkStart w:id="3" w:name="_Toc243384700"/>
       <w:r>
         <w:t>1.3</w:t>
       </w:r>
@@ -2252,13 +2327,22 @@
         </w:numPr>
       </w:pPr>
       <w:r>
-        <w:t xml:space="preserve">id (Primary Key): A kedvencek </w:t>
-      </w:r>
-      <w:r>
-        <w:t>automatikusan hozzárendelt</w:t>
-      </w:r>
-      <w:r>
-        <w:t xml:space="preserve"> azonosítója (</w:t>
+        <w:t>id (Primary Key): A kedvencek</w:t>
+      </w:r>
+      <w:r>
+        <w:t>hez</w:t>
+      </w:r>
+      <w:r>
+        <w:t xml:space="preserve"> </w:t>
+      </w:r>
+      <w:r>
+        <w:t xml:space="preserve">automatikusan </w:t>
+      </w:r>
+      <w:r>
+        <w:t>hozzárendelt, egyedi egész szám, amely automatikusan növekszik</w:t>
+      </w:r>
+      <w:r>
+        <w:t xml:space="preserve"> (</w:t>
       </w:r>
       <w:r>
         <w:t>int</w:t>
@@ -2317,8 +2401,9 @@
           <w:tab w:val="left" w:pos="1276"/>
         </w:tabs>
       </w:pPr>
-      <w:bookmarkStart w:id="4" w:name="_Toc242185727"/>
-      <w:r>
+      <w:bookmarkStart w:id="4" w:name="_Toc243384701"/>
+      <w:r>
+        <w:lastRenderedPageBreak/>
         <w:t>applica</w:t>
       </w:r>
       <w:r>
@@ -2335,13 +2420,22 @@
         </w:numPr>
       </w:pPr>
       <w:r>
-        <w:t xml:space="preserve">id (Primary Key): A jelentkezés </w:t>
-      </w:r>
-      <w:r>
-        <w:t>automatikusan hozzárendelt</w:t>
-      </w:r>
-      <w:r>
-        <w:t xml:space="preserve"> azonosítója (</w:t>
+        <w:t>id (Primary Key): A jelentkezés</w:t>
+      </w:r>
+      <w:r>
+        <w:t>hez</w:t>
+      </w:r>
+      <w:r>
+        <w:t xml:space="preserve"> </w:t>
+      </w:r>
+      <w:r>
+        <w:t xml:space="preserve">automatikusan </w:t>
+      </w:r>
+      <w:r>
+        <w:t>hozzárendelt, egyedi egész szám, amely automatikusan növekszik</w:t>
+      </w:r>
+      <w:r>
+        <w:t xml:space="preserve"> (</w:t>
       </w:r>
       <w:r>
         <w:t>int</w:t>
@@ -2398,10 +2492,9 @@
         </w:tabs>
       </w:pPr>
       <w:r>
-        <w:lastRenderedPageBreak/>
         <w:t xml:space="preserve"> </w:t>
       </w:r>
-      <w:bookmarkStart w:id="5" w:name="_Toc242185728"/>
+      <w:bookmarkStart w:id="5" w:name="_Toc243384702"/>
       <w:r>
         <w:t>cities</w:t>
       </w:r>
@@ -2416,13 +2509,22 @@
         </w:numPr>
       </w:pPr>
       <w:r>
-        <w:t xml:space="preserve">id (Primary Key): A város </w:t>
-      </w:r>
-      <w:r>
-        <w:t>automatikusan hozzárendelt</w:t>
-      </w:r>
-      <w:r>
-        <w:t xml:space="preserve"> azonosítója (</w:t>
+        <w:t>id (Primary Key): A város</w:t>
+      </w:r>
+      <w:r>
+        <w:t>hoz</w:t>
+      </w:r>
+      <w:r>
+        <w:t xml:space="preserve"> </w:t>
+      </w:r>
+      <w:r>
+        <w:t xml:space="preserve">automatikusan </w:t>
+      </w:r>
+      <w:r>
+        <w:t>hozzárendelt, egyedi egész szám, amely automatikusan növekszik</w:t>
+      </w:r>
+      <w:r>
+        <w:t xml:space="preserve"> (</w:t>
       </w:r>
       <w:r>
         <w:t>int</w:t>
@@ -2440,7 +2542,16 @@
         </w:numPr>
       </w:pPr>
       <w:r>
-        <w:t>name: A város neve (varchar(255))</w:t>
+        <w:t>name: A város neve (varchar(</w:t>
+      </w:r>
+      <w:r>
+        <w:t>6</w:t>
+      </w:r>
+      <w:r>
+        <w:t>0</w:t>
+      </w:r>
+      <w:r>
+        <w:t>))</w:t>
       </w:r>
     </w:p>
     <w:p>
@@ -2458,7 +2569,7 @@
         <w:t>code: A város irányítószáma (</w:t>
       </w:r>
       <w:r>
-        <w:t>int</w:t>
+        <w:t>varchar(10)</w:t>
       </w:r>
       <w:r>
         <w:t>)</w:t>
@@ -2478,7 +2589,7 @@
       <w:r>
         <w:t xml:space="preserve"> </w:t>
       </w:r>
-      <w:bookmarkStart w:id="6" w:name="_Toc242185729"/>
+      <w:bookmarkStart w:id="6" w:name="_Toc243384703"/>
       <w:r>
         <w:t>categories</w:t>
       </w:r>
@@ -2493,13 +2604,22 @@
         </w:numPr>
       </w:pPr>
       <w:r>
-        <w:t xml:space="preserve">id (Primary Key): A kategória </w:t>
-      </w:r>
-      <w:r>
-        <w:t>automatikusan hozzárendelt</w:t>
-      </w:r>
-      <w:r>
-        <w:t xml:space="preserve"> azonosítója (</w:t>
+        <w:t>id (Primary Key): A kategóri</w:t>
+      </w:r>
+      <w:r>
+        <w:t>ához</w:t>
+      </w:r>
+      <w:r>
+        <w:t xml:space="preserve"> </w:t>
+      </w:r>
+      <w:r>
+        <w:t xml:space="preserve">automatikusan </w:t>
+      </w:r>
+      <w:r>
+        <w:t>hozzárendelt, egyedi egész szám, amely automatikusan növekszik</w:t>
+      </w:r>
+      <w:r>
+        <w:t xml:space="preserve"> (</w:t>
       </w:r>
       <w:r>
         <w:t>int</w:t>
@@ -2517,7 +2637,13 @@
         </w:numPr>
       </w:pPr>
       <w:r>
-        <w:t>name: A kategória neve (varchar(255))</w:t>
+        <w:t>name: A kategória neve (varchar(</w:t>
+      </w:r>
+      <w:r>
+        <w:t>30</w:t>
+      </w:r>
+      <w:r>
+        <w:t>))</w:t>
       </w:r>
     </w:p>
     <w:p>
@@ -2534,7 +2660,7 @@
       <w:r>
         <w:t xml:space="preserve"> </w:t>
       </w:r>
-      <w:bookmarkStart w:id="7" w:name="_Toc242185730"/>
+      <w:bookmarkStart w:id="7" w:name="_Toc243384704"/>
       <w:r>
         <w:t>mcategory</w:t>
       </w:r>
@@ -2573,13 +2699,22 @@
         </w:numPr>
       </w:pPr>
       <w:r>
-        <w:t xml:space="preserve">id (Primary Key): A kategória </w:t>
-      </w:r>
-      <w:r>
-        <w:t>automatikusan hozzárendelt</w:t>
-      </w:r>
-      <w:r>
-        <w:t xml:space="preserve"> azonosítója (</w:t>
+        <w:t>id (Primary Key): A kategóri</w:t>
+      </w:r>
+      <w:r>
+        <w:t>ákhoz</w:t>
+      </w:r>
+      <w:r>
+        <w:t xml:space="preserve"> </w:t>
+      </w:r>
+      <w:r>
+        <w:t xml:space="preserve">automatikusan </w:t>
+      </w:r>
+      <w:r>
+        <w:t>hozzárendelt, egyedi egész szám, amely automatikusan növekszik</w:t>
+      </w:r>
+      <w:r>
+        <w:t xml:space="preserve"> (</w:t>
       </w:r>
       <w:r>
         <w:t>int</w:t>
@@ -2649,7 +2784,7 @@
       <w:pPr>
         <w:pStyle w:val="Cmsor1"/>
       </w:pPr>
-      <w:bookmarkStart w:id="8" w:name="_Toc242185731"/>
+      <w:bookmarkStart w:id="8" w:name="_Toc243384705"/>
       <w:r>
         <w:lastRenderedPageBreak/>
         <w:t>Táblák közötti kapcsolatok</w:t>
@@ -2665,7 +2800,7 @@
         </w:numPr>
         <w:ind w:left="1191" w:hanging="482"/>
       </w:pPr>
-      <w:bookmarkStart w:id="9" w:name="_Toc242185732"/>
+      <w:bookmarkStart w:id="9" w:name="_Toc243384706"/>
       <w:r>
         <w:t>2.1</w:t>
       </w:r>
@@ -2724,7 +2859,13 @@
         <w:t xml:space="preserve"> </w:t>
       </w:r>
       <w:r>
-        <w:t>application.user_id</w:t>
+        <w:t>applica</w:t>
+      </w:r>
+      <w:r>
+        <w:t>n</w:t>
+      </w:r>
+      <w:r>
+        <w:t>t.user_id</w:t>
       </w:r>
       <w:r>
         <w:t xml:space="preserve"> (1:N)</w:t>
@@ -2805,7 +2946,7 @@
         </w:numPr>
         <w:ind w:left="1191" w:hanging="482"/>
       </w:pPr>
-      <w:bookmarkStart w:id="10" w:name="_Toc242185733"/>
+      <w:bookmarkStart w:id="10" w:name="_Toc243384707"/>
       <w:r>
         <w:t>2.2</w:t>
       </w:r>
@@ -2865,7 +3006,13 @@
         <w:t xml:space="preserve"> </w:t>
       </w:r>
       <w:r>
-        <w:t>application.</w:t>
+        <w:t>applica</w:t>
+      </w:r>
+      <w:r>
+        <w:t>n</w:t>
+      </w:r>
+      <w:r>
+        <w:t>t.</w:t>
       </w:r>
       <w:r>
         <w:t>event</w:t>
@@ -2958,7 +3105,13 @@
         <w:sym w:font="Wingdings" w:char="F0E0"/>
       </w:r>
       <w:r>
-        <w:t xml:space="preserve"> mcategories.event_id</w:t>
+        <w:t xml:space="preserve"> mcategor</w:t>
+      </w:r>
+      <w:r>
+        <w:t>y</w:t>
+      </w:r>
+      <w:r>
+        <w:t>.event_id</w:t>
       </w:r>
       <w:r>
         <w:t xml:space="preserve"> (1:N)</w:t>
@@ -3012,7 +3165,7 @@
         </w:numPr>
         <w:ind w:left="1191" w:hanging="482"/>
       </w:pPr>
-      <w:bookmarkStart w:id="11" w:name="_Toc242185734"/>
+      <w:bookmarkStart w:id="11" w:name="_Toc243384708"/>
       <w:r>
         <w:t>2.3</w:t>
       </w:r>
@@ -3113,7 +3266,7 @@
         </w:numPr>
         <w:ind w:left="1191" w:hanging="482"/>
       </w:pPr>
-      <w:bookmarkStart w:id="12" w:name="_Toc242185735"/>
+      <w:bookmarkStart w:id="12" w:name="_Toc243384709"/>
       <w:r>
         <w:t>2.</w:t>
       </w:r>
@@ -3122,7 +3275,10 @@
       </w:r>
       <w:r>
         <w:tab/>
-        <w:t>application</w:t>
+        <w:t>applica</w:t>
+      </w:r>
+      <w:r>
+        <w:t>nt</w:t>
       </w:r>
       <w:bookmarkEnd w:id="12"/>
     </w:p>
@@ -3156,7 +3312,13 @@
         </w:numPr>
       </w:pPr>
       <w:r>
-        <w:t xml:space="preserve">application.event_id </w:t>
+        <w:t>applica</w:t>
+      </w:r>
+      <w:r>
+        <w:t>nt</w:t>
+      </w:r>
+      <w:r>
+        <w:t xml:space="preserve">.event_id </w:t>
       </w:r>
       <w:r>
         <w:sym w:font="Wingdings" w:char="F0E0"/>
@@ -3177,7 +3339,13 @@
         </w:numPr>
       </w:pPr>
       <w:r>
-        <w:t xml:space="preserve">application.user_id </w:t>
+        <w:t>applica</w:t>
+      </w:r>
+      <w:r>
+        <w:t>n</w:t>
+      </w:r>
+      <w:r>
+        <w:t xml:space="preserve">t.user_id </w:t>
       </w:r>
       <w:r>
         <w:sym w:font="Wingdings" w:char="F0E0"/>
@@ -3209,7 +3377,7 @@
         </w:numPr>
         <w:ind w:left="1191" w:hanging="482"/>
       </w:pPr>
-      <w:bookmarkStart w:id="13" w:name="_Toc242185736"/>
+      <w:bookmarkStart w:id="13" w:name="_Toc243384710"/>
       <w:r>
         <w:lastRenderedPageBreak/>
         <w:t>2.</w:t>
@@ -3282,7 +3450,7 @@
         </w:numPr>
         <w:ind w:left="1191" w:hanging="482"/>
       </w:pPr>
-      <w:bookmarkStart w:id="14" w:name="_Toc242185737"/>
+      <w:bookmarkStart w:id="14" w:name="_Toc243384711"/>
       <w:r>
         <w:t>2.</w:t>
       </w:r>
@@ -3339,7 +3507,13 @@
         <w:sym w:font="Wingdings" w:char="F0E0"/>
       </w:r>
       <w:r>
-        <w:t xml:space="preserve"> mcategories.category_id</w:t>
+        <w:t xml:space="preserve"> mcategor</w:t>
+      </w:r>
+      <w:r>
+        <w:t>y</w:t>
+      </w:r>
+      <w:r>
+        <w:t>.category_id</w:t>
       </w:r>
       <w:r>
         <w:t xml:space="preserve"> (1:N)</w:t>
@@ -3354,7 +3528,7 @@
         </w:numPr>
         <w:ind w:left="1191" w:hanging="482"/>
       </w:pPr>
-      <w:bookmarkStart w:id="15" w:name="_Toc242185738"/>
+      <w:bookmarkStart w:id="15" w:name="_Toc243384712"/>
       <w:r>
         <w:t>2.</w:t>
       </w:r>
@@ -3363,7 +3537,10 @@
       </w:r>
       <w:r>
         <w:tab/>
-        <w:t>mcategories</w:t>
+        <w:t>mcategor</w:t>
+      </w:r>
+      <w:r>
+        <w:t>y</w:t>
       </w:r>
       <w:bookmarkEnd w:id="15"/>
     </w:p>
@@ -3405,7 +3582,13 @@
         </w:numPr>
       </w:pPr>
       <w:r>
-        <w:t xml:space="preserve">mcategories.event_id </w:t>
+        <w:t>mcategor</w:t>
+      </w:r>
+      <w:r>
+        <w:t>y</w:t>
+      </w:r>
+      <w:r>
+        <w:t xml:space="preserve">.event_id </w:t>
       </w:r>
       <w:r>
         <w:sym w:font="Wingdings" w:char="F0E0"/>
@@ -3426,7 +3609,13 @@
         </w:numPr>
       </w:pPr>
       <w:r>
-        <w:t xml:space="preserve">mcategories.category_id </w:t>
+        <w:t>mcategor</w:t>
+      </w:r>
+      <w:r>
+        <w:t>y</w:t>
+      </w:r>
+      <w:r>
+        <w:t xml:space="preserve">.category_id </w:t>
       </w:r>
       <w:r>
         <w:sym w:font="Wingdings" w:char="F0E0"/>
@@ -3442,7 +3631,7 @@
       <w:pPr>
         <w:pStyle w:val="Cmsor1"/>
       </w:pPr>
-      <w:bookmarkStart w:id="16" w:name="_Toc242185739"/>
+      <w:bookmarkStart w:id="16" w:name="_Toc243384713"/>
       <w:r>
         <w:lastRenderedPageBreak/>
         <w:t>ER diagramm:</w:t>
